--- a/02.FINAL_SPACE/ViettelPostLogistics.docx
+++ b/02.FINAL_SPACE/ViettelPostLogistics.docx
@@ -1,6 +1,6 @@
 
 <file path=word/document.xml><?xml version="1.0" encoding="utf-8"?>
-<w:document xmlns:wpc="http://schemas.microsoft.com/office/word/2010/wordprocessingCanvas" xmlns:cx="http://schemas.microsoft.com/office/drawing/2014/chartex" xmlns:cx1="http://schemas.microsoft.com/office/drawing/2015/9/8/chartex" xmlns:cx2="http://schemas.microsoft.com/office/drawing/2015/10/21/chartex" xmlns:cx3="http://schemas.microsoft.com/office/drawing/2016/5/9/chartex" xmlns:cx4="http://schemas.microsoft.com/office/drawing/2016/5/10/chartex" xmlns:cx5="http://schemas.microsoft.com/office/drawing/2016/5/11/chartex" xmlns:cx6="http://schemas.microsoft.com/office/drawing/2016/5/12/chartex" xmlns:cx7="http://schemas.microsoft.com/office/drawing/2016/5/13/chartex" xmlns:cx8="http://schemas.microsoft.com/office/drawing/2016/5/14/chartex" xmlns:mc="http://schemas.openxmlformats.org/markup-compatibility/2006" xmlns:aink="http://schemas.microsoft.com/office/drawing/2016/ink" xmlns:am3d="http://schemas.microsoft.com/office/drawing/2017/model3d" xmlns:o="urn:schemas-microsoft-com:office:office" xmlns:oel="http://schemas.microsoft.com/office/2019/extlst" xmlns:r="http://schemas.openxmlformats.org/officeDocument/2006/relationships" xmlns:m="http://schemas.openxmlformats.org/officeDocument/2006/math" xmlns:v="urn:schemas-microsoft-com:vml" xmlns:wp14="http://schemas.microsoft.com/office/word/2010/wordprocessingDrawing" xmlns:wp="http://schemas.openxmlformats.org/drawingml/2006/wordprocessingDrawing" xmlns:w10="urn:schemas-microsoft-com:office:word" xmlns:w="http://schemas.openxmlformats.org/wordprocessingml/2006/main" xmlns:w14="http://schemas.microsoft.com/office/word/2010/wordml" xmlns:w15="http://schemas.microsoft.com/office/word/2012/wordml" xmlns:w16cex="http://schemas.microsoft.com/office/word/2018/wordml/cex" xmlns:w16cid="http://schemas.microsoft.com/office/word/2016/wordml/cid" xmlns:w16="http://schemas.microsoft.com/office/word/2018/wordml" xmlns:w16du="http://schemas.microsoft.com/office/word/2023/wordml/word16du" xmlns:w16sdtdh="http://schemas.microsoft.com/office/word/2020/wordml/sdtdatahash" xmlns:w16sdtfl="http://schemas.microsoft.com/office/word/2024/wordml/sdtformatlock" xmlns:w16se="http://schemas.microsoft.com/office/word/2015/wordml/symex" xmlns:wpg="http://schemas.microsoft.com/office/word/2010/wordprocessingGroup" xmlns:wpi="http://schemas.microsoft.com/office/word/2010/wordprocessingInk" xmlns:wne="http://schemas.microsoft.com/office/word/2006/wordml" xmlns:wps="http://schemas.microsoft.com/office/word/2010/wordprocessingShape" mc:Ignorable="w14 w15 w16se w16cid w16 w16cex w16sdtdh w16sdtfl w16du wp14">
+<w:document xmlns:wpc="http://schemas.microsoft.com/office/word/2010/wordprocessingCanvas" xmlns:mc="http://schemas.openxmlformats.org/markup-compatibility/2006" xmlns:o="urn:schemas-microsoft-com:office:office" xmlns:r="http://schemas.openxmlformats.org/officeDocument/2006/relationships" xmlns:m="http://schemas.openxmlformats.org/officeDocument/2006/math" xmlns:v="urn:schemas-microsoft-com:vml" xmlns:wp14="http://schemas.microsoft.com/office/word/2010/wordprocessingDrawing" xmlns:wp="http://schemas.openxmlformats.org/drawingml/2006/wordprocessingDrawing" xmlns:w10="urn:schemas-microsoft-com:office:word" xmlns:w="http://schemas.openxmlformats.org/wordprocessingml/2006/main" xmlns:w14="http://schemas.microsoft.com/office/word/2010/wordml" xmlns:w15="http://schemas.microsoft.com/office/word/2012/wordml" xmlns:wpg="http://schemas.microsoft.com/office/word/2010/wordprocessingGroup" xmlns:wpi="http://schemas.microsoft.com/office/word/2010/wordprocessingInk" xmlns:wne="http://schemas.microsoft.com/office/word/2006/wordml" xmlns:wps="http://schemas.microsoft.com/office/word/2010/wordprocessingShape" mc:Ignorable="w14 w15 wp14">
   <w:body>
     <w:p>
       <w:pPr>
@@ -52,6 +52,7 @@
           <w:noProof/>
           <w:sz w:val="26"/>
           <w:szCs w:val="26"/>
+          <w:lang w:val="en-US" w:eastAsia="en-US"/>
         </w:rPr>
         <w:drawing>
           <wp:inline distT="0" distB="0" distL="0" distR="0" wp14:anchorId="50046D8F" wp14:editId="54EBE74E">
@@ -121,13 +122,10 @@
           <w:sz w:val="32"/>
           <w:szCs w:val="32"/>
         </w:rPr>
-        <w:t>ĐỒ ÁN KẾT THÚC MÔN</w:t>
-      </w:r>
-    </w:p>
-    <w:p>
-      <w:pPr>
-        <w:spacing w:after="120" w:line="360" w:lineRule="auto"/>
-        <w:jc w:val="center"/>
+        <w:t xml:space="preserve">ĐỒ </w:t>
+      </w:r>
+      <w:proofErr w:type="gramStart"/>
+      <w:r>
         <w:rPr>
           <w:rFonts w:ascii="Times New Roman" w:eastAsia="Times New Roman" w:hAnsi="Times New Roman" w:cs="Times New Roman"/>
           <w:b/>
@@ -135,7 +133,9 @@
           <w:sz w:val="32"/>
           <w:szCs w:val="32"/>
         </w:rPr>
-      </w:pPr>
+        <w:t>ÁN</w:t>
+      </w:r>
+      <w:proofErr w:type="gramEnd"/>
       <w:r>
         <w:rPr>
           <w:rFonts w:ascii="Times New Roman" w:eastAsia="Times New Roman" w:hAnsi="Times New Roman" w:cs="Times New Roman"/>
@@ -144,6 +144,29 @@
           <w:sz w:val="32"/>
           <w:szCs w:val="32"/>
         </w:rPr>
+        <w:t xml:space="preserve"> KẾT THÚC MÔN</w:t>
+      </w:r>
+    </w:p>
+    <w:p>
+      <w:pPr>
+        <w:spacing w:after="120" w:line="360" w:lineRule="auto"/>
+        <w:jc w:val="center"/>
+        <w:rPr>
+          <w:rFonts w:ascii="Times New Roman" w:eastAsia="Times New Roman" w:hAnsi="Times New Roman" w:cs="Times New Roman"/>
+          <w:b/>
+          <w:bCs/>
+          <w:sz w:val="32"/>
+          <w:szCs w:val="32"/>
+        </w:rPr>
+      </w:pPr>
+      <w:r>
+        <w:rPr>
+          <w:rFonts w:ascii="Times New Roman" w:eastAsia="Times New Roman" w:hAnsi="Times New Roman" w:cs="Times New Roman"/>
+          <w:b/>
+          <w:bCs/>
+          <w:sz w:val="32"/>
+          <w:szCs w:val="32"/>
+        </w:rPr>
         <w:t>VIETTEL POST</w:t>
       </w:r>
     </w:p>
@@ -304,7 +327,15 @@
           <w:sz w:val="28"/>
           <w:szCs w:val="28"/>
         </w:rPr>
-        <w:t>Lớp: LT.K2025.2-CNTT</w:t>
+        <w:t xml:space="preserve">Lớp: </w:t>
+      </w:r>
+      <w:r>
+        <w:rPr>
+          <w:rFonts w:ascii="Times New Roman" w:eastAsia="Times New Roman" w:hAnsi="Times New Roman" w:cs="Times New Roman"/>
+          <w:sz w:val="28"/>
+          <w:szCs w:val="28"/>
+        </w:rPr>
+        <w:t>LT.K2025.2-CNTT</w:t>
       </w:r>
     </w:p>
     <w:p>
@@ -384,6 +415,7 @@
         <w:id w:val="-2042756991"/>
         <w:lock w:val="contentLocked"/>
       </w:sdtPr>
+      <w:sdtEndPr/>
       <w:sdtContent>
         <w:tbl>
           <w:tblPr>
@@ -945,7 +977,15 @@
                     <w:sz w:val="28"/>
                     <w:szCs w:val="28"/>
                   </w:rPr>
-                  <w:t>NGUYỄN THANH HUY</w:t>
+                  <w:t xml:space="preserve">NGUYỄN </w:t>
+                </w:r>
+                <w:r>
+                  <w:rPr>
+                    <w:rFonts w:ascii="Times New Roman" w:eastAsia="Times New Roman" w:hAnsi="Times New Roman" w:cs="Times New Roman"/>
+                    <w:sz w:val="28"/>
+                    <w:szCs w:val="28"/>
+                  </w:rPr>
+                  <w:t>THANH HUY</w:t>
                 </w:r>
               </w:p>
             </w:tc>
@@ -1138,6 +1178,7 @@
           <w:docPartUnique/>
         </w:docPartObj>
       </w:sdtPr>
+      <w:sdtEndPr/>
       <w:sdtContent>
         <w:p>
           <w:pPr>
@@ -1210,7 +1251,18 @@
                 <w:sz w:val="28"/>
                 <w:szCs w:val="28"/>
               </w:rPr>
-              <w:t>1. Who are the actors in this process?</w:t>
+              <w:t xml:space="preserve">1. Who are the actors in this </w:t>
+            </w:r>
+            <w:r>
+              <w:rPr>
+                <w:rFonts w:ascii="Times New Roman" w:eastAsia="Times New Roman" w:hAnsi="Times New Roman" w:cs="Times New Roman"/>
+                <w:b/>
+                <w:bCs/>
+                <w:color w:val="000000"/>
+                <w:sz w:val="28"/>
+                <w:szCs w:val="28"/>
+              </w:rPr>
+              <w:t>process?</w:t>
             </w:r>
             <w:r>
               <w:rPr>
@@ -1869,6 +1921,7 @@
       <w:r>
         <w:rPr>
           <w:noProof/>
+          <w:lang w:val="en-US" w:eastAsia="en-US"/>
         </w:rPr>
         <w:drawing>
           <wp:inline distT="0" distB="0" distL="0" distR="0" wp14:anchorId="65A5CE6A" wp14:editId="00613325">
@@ -2210,13 +2263,7 @@
           </w:tcPr>
           <w:p>
             <w:r>
-              <w:t>V</w:t>
-            </w:r>
-            <w:r>
-              <w:t>B</w:t>
-            </w:r>
-            <w:r>
-              <w:t>A</w:t>
+              <w:t>VBA</w:t>
             </w:r>
           </w:p>
         </w:tc>
@@ -2280,13 +2327,7 @@
           </w:tcPr>
           <w:p>
             <w:r>
-              <w:t>V</w:t>
-            </w:r>
-            <w:r>
-              <w:t>B</w:t>
-            </w:r>
-            <w:r>
-              <w:t>A</w:t>
+              <w:t>VBA</w:t>
             </w:r>
           </w:p>
         </w:tc>
@@ -2400,8 +2441,13 @@
     </w:tbl>
     <w:p>
       <w:r>
-        <w:t>Ghi chú:</w:t>
-      </w:r>
+        <w:t>Ghi chú</w:t>
+      </w:r>
+      <w:proofErr w:type="gramStart"/>
+      <w:r>
+        <w:t>:</w:t>
+      </w:r>
+      <w:proofErr w:type="gramEnd"/>
       <w:r>
         <w:br/>
       </w:r>
@@ -2961,6 +3007,8 @@
             </w:r>
           </w:p>
         </w:tc>
+        <w:bookmarkStart w:id="13" w:name="_GoBack"/>
+        <w:bookmarkEnd w:id="13"/>
       </w:tr>
       <w:tr>
         <w:tc>
@@ -3029,6 +3077,6628 @@
         </w:tc>
       </w:tr>
     </w:tbl>
+    <w:p/>
+    <w:p/>
+    <w:p>
+      <w:pPr>
+        <w:pStyle w:val="Heading2"/>
+        <w:rPr>
+          <w:szCs w:val="26"/>
+        </w:rPr>
+      </w:pPr>
+      <w:r>
+        <w:rPr>
+          <w:szCs w:val="26"/>
+        </w:rPr>
+        <w:t>3.2. Thu gom – Tập kết (Pickup &amp; Consolidation)</w:t>
+      </w:r>
+    </w:p>
+    <w:p>
+      <w:pPr>
+        <w:spacing w:after="273" w:line="246" w:lineRule="auto"/>
+        <w:ind w:left="10" w:right="-15"/>
+        <w:rPr>
+          <w:b/>
+          <w:szCs w:val="26"/>
+        </w:rPr>
+      </w:pPr>
+      <w:r>
+        <w:rPr>
+          <w:noProof/>
+          <w:szCs w:val="26"/>
+        </w:rPr>
+        <w:drawing>
+          <wp:inline distT="0" distB="0" distL="0" distR="0" wp14:anchorId="0FB77599" wp14:editId="0C27231C">
+            <wp:extent cx="5584190" cy="2145665"/>
+            <wp:effectExtent l="0" t="0" r="0" b="6985"/>
+            <wp:docPr id="3" name="Picture 3"/>
+            <wp:cNvGraphicFramePr>
+              <a:graphicFrameLocks xmlns:a="http://schemas.openxmlformats.org/drawingml/2006/main" noChangeAspect="1"/>
+            </wp:cNvGraphicFramePr>
+            <a:graphic xmlns:a="http://schemas.openxmlformats.org/drawingml/2006/main">
+              <a:graphicData uri="http://schemas.openxmlformats.org/drawingml/2006/picture">
+                <pic:pic xmlns:pic="http://schemas.openxmlformats.org/drawingml/2006/picture">
+                  <pic:nvPicPr>
+                    <pic:cNvPr id="1" name=""/>
+                    <pic:cNvPicPr/>
+                  </pic:nvPicPr>
+                  <pic:blipFill>
+                    <a:blip r:embed="rId13"/>
+                    <a:stretch>
+                      <a:fillRect/>
+                    </a:stretch>
+                  </pic:blipFill>
+                  <pic:spPr>
+                    <a:xfrm>
+                      <a:off x="0" y="0"/>
+                      <a:ext cx="5584190" cy="2145665"/>
+                    </a:xfrm>
+                    <a:prstGeom prst="rect">
+                      <a:avLst/>
+                    </a:prstGeom>
+                  </pic:spPr>
+                </pic:pic>
+              </a:graphicData>
+            </a:graphic>
+          </wp:inline>
+        </w:drawing>
+      </w:r>
+    </w:p>
+    <w:p>
+      <w:pPr>
+        <w:pStyle w:val="Heading3"/>
+        <w:rPr>
+          <w:color w:val="auto"/>
+        </w:rPr>
+      </w:pPr>
+      <w:r>
+        <w:lastRenderedPageBreak/>
+        <w:t>3.2.1 Mô tả quy trình</w:t>
+      </w:r>
+    </w:p>
+    <w:p>
+      <w:pPr>
+        <w:rPr>
+          <w:szCs w:val="26"/>
+        </w:rPr>
+      </w:pPr>
+      <w:r>
+        <w:rPr>
+          <w:szCs w:val="26"/>
+        </w:rPr>
+        <w:t xml:space="preserve">Quy trình </w:t>
+      </w:r>
+      <w:r>
+        <w:rPr>
+          <w:rStyle w:val="Strong"/>
+          <w:szCs w:val="26"/>
+        </w:rPr>
+        <w:t>Thu gom – Tập kết (Pickup &amp; Consolidation)</w:t>
+      </w:r>
+      <w:r>
+        <w:rPr>
+          <w:szCs w:val="26"/>
+        </w:rPr>
+        <w:t xml:space="preserve"> là giai đoạn tiếp nhận yêu cầu lấy hàng từ khách hàng, thực hiện thu gom hàng hóa tại địa điểm gửi và vận chuyển về bưu cục hoặc điểm tập kết để chuẩn bị cho quá trình khai thác và vận chuyển. Quy trình này nhằm đảm bảo hàng hóa được tiếp nhận đúng thông tin, đúng quy cách và sẵn sàng chuyển sang giai đoạn phân loại, vận chuyển.</w:t>
+      </w:r>
+    </w:p>
+    <w:p>
+      <w:pPr>
+        <w:pStyle w:val="Heading4"/>
+        <w:rPr>
+          <w:color w:val="auto"/>
+          <w:szCs w:val="26"/>
+        </w:rPr>
+      </w:pPr>
+      <w:r>
+        <w:rPr>
+          <w:szCs w:val="26"/>
+        </w:rPr>
+        <w:t>3.2.1.1. Tạo yêu cầu lấy hàng</w:t>
+      </w:r>
+    </w:p>
+    <w:p>
+      <w:pPr>
+        <w:pStyle w:val="NormalWeb"/>
+        <w:ind w:left="360"/>
+        <w:rPr>
+          <w:sz w:val="26"/>
+          <w:szCs w:val="26"/>
+        </w:rPr>
+      </w:pPr>
+      <w:r>
+        <w:rPr>
+          <w:sz w:val="26"/>
+          <w:szCs w:val="26"/>
+        </w:rPr>
+        <w:t>Khách hàng tạo yêu cầu lấy hàng thông qua ứng dụng, website hoặc các kênh dịch vụ của Viettel Post. Sau khi tạo đơn thành công, khách hàng có thể theo dõi trạng thái lấy hàng trên hệ thống.</w:t>
+      </w:r>
+    </w:p>
+    <w:p>
+      <w:pPr>
+        <w:pStyle w:val="Heading4"/>
+        <w:rPr>
+          <w:color w:val="auto"/>
+          <w:szCs w:val="26"/>
+        </w:rPr>
+      </w:pPr>
+      <w:r>
+        <w:rPr>
+          <w:szCs w:val="26"/>
+        </w:rPr>
+        <w:t>3.2.1.2. Tiếp nhận và kiểm tra thông tin đơn hàng</w:t>
+      </w:r>
+    </w:p>
+    <w:p>
+      <w:pPr>
+        <w:pStyle w:val="NormalWeb"/>
+        <w:ind w:left="180"/>
+        <w:rPr>
+          <w:sz w:val="26"/>
+          <w:szCs w:val="26"/>
+        </w:rPr>
+      </w:pPr>
+      <w:r>
+        <w:rPr>
+          <w:sz w:val="26"/>
+          <w:szCs w:val="26"/>
+        </w:rPr>
+        <w:t>Hệ thống hoặc điều phối viên tiếp nhận yêu cầu lấy hàng và kiểm tra các thông tin của đơn hàng như địa chỉ người gửi, thông tin người nhận, loại hàng hóa, trọng lượng và thời gian lấy hàng.</w:t>
+      </w:r>
+    </w:p>
+    <w:p>
+      <w:pPr>
+        <w:pStyle w:val="NormalWeb"/>
+        <w:ind w:left="180"/>
+        <w:rPr>
+          <w:sz w:val="26"/>
+          <w:szCs w:val="26"/>
+        </w:rPr>
+      </w:pPr>
+      <w:r>
+        <w:rPr>
+          <w:sz w:val="26"/>
+          <w:szCs w:val="26"/>
+        </w:rPr>
+        <w:t>Sau khi kiểm tra, hệ thống đánh giá tính đầy đủ của thông tin:</w:t>
+      </w:r>
+    </w:p>
+    <w:p>
+      <w:pPr>
+        <w:spacing w:before="100" w:beforeAutospacing="1" w:after="100" w:afterAutospacing="1" w:line="240" w:lineRule="auto"/>
+        <w:ind w:left="180"/>
+        <w:rPr>
+          <w:szCs w:val="26"/>
+        </w:rPr>
+      </w:pPr>
+      <w:r>
+        <w:rPr>
+          <w:szCs w:val="26"/>
+        </w:rPr>
+        <w:t xml:space="preserve">Nếu </w:t>
+      </w:r>
+      <w:r>
+        <w:rPr>
+          <w:rStyle w:val="Strong"/>
+          <w:szCs w:val="26"/>
+        </w:rPr>
+        <w:t>thông tin chưa đầy đủ</w:t>
+      </w:r>
+      <w:r>
+        <w:rPr>
+          <w:szCs w:val="26"/>
+        </w:rPr>
+        <w:t xml:space="preserve">, điều phối viên yêu cầu khách hàng bổ sung thông tin và cập nhật lại đơn hàng trước khi tiếp tục xử lý. </w:t>
+      </w:r>
+    </w:p>
+    <w:p>
+      <w:pPr>
+        <w:spacing w:before="100" w:beforeAutospacing="1" w:after="100" w:afterAutospacing="1" w:line="240" w:lineRule="auto"/>
+        <w:ind w:left="180"/>
+        <w:rPr>
+          <w:szCs w:val="26"/>
+        </w:rPr>
+      </w:pPr>
+      <w:r>
+        <w:rPr>
+          <w:szCs w:val="26"/>
+        </w:rPr>
+        <w:t xml:space="preserve">Nếu </w:t>
+      </w:r>
+      <w:r>
+        <w:rPr>
+          <w:rStyle w:val="Strong"/>
+          <w:szCs w:val="26"/>
+        </w:rPr>
+        <w:t>thông tin đầy đủ</w:t>
+      </w:r>
+      <w:r>
+        <w:rPr>
+          <w:szCs w:val="26"/>
+        </w:rPr>
+        <w:t xml:space="preserve">, đơn hàng được chuyển sang bước điều phối nhân viên </w:t>
+      </w:r>
+      <w:proofErr w:type="gramStart"/>
+      <w:r>
+        <w:rPr>
+          <w:szCs w:val="26"/>
+        </w:rPr>
+        <w:t>thu</w:t>
+      </w:r>
+      <w:proofErr w:type="gramEnd"/>
+      <w:r>
+        <w:rPr>
+          <w:szCs w:val="26"/>
+        </w:rPr>
+        <w:t xml:space="preserve"> gom.</w:t>
+      </w:r>
+    </w:p>
+    <w:p>
+      <w:pPr>
+        <w:pStyle w:val="Heading4"/>
+        <w:rPr>
+          <w:color w:val="auto"/>
+          <w:szCs w:val="26"/>
+        </w:rPr>
+      </w:pPr>
+      <w:r>
+        <w:rPr>
+          <w:szCs w:val="26"/>
+        </w:rPr>
+        <w:t xml:space="preserve">3.2.1.3. Điều phối và thực hiện </w:t>
+      </w:r>
+      <w:proofErr w:type="gramStart"/>
+      <w:r>
+        <w:rPr>
+          <w:szCs w:val="26"/>
+        </w:rPr>
+        <w:t>thu</w:t>
+      </w:r>
+      <w:proofErr w:type="gramEnd"/>
+      <w:r>
+        <w:rPr>
+          <w:szCs w:val="26"/>
+        </w:rPr>
+        <w:t xml:space="preserve"> gom</w:t>
+      </w:r>
+    </w:p>
+    <w:p>
+      <w:pPr>
+        <w:pStyle w:val="NormalWeb"/>
+        <w:ind w:left="180"/>
+        <w:rPr>
+          <w:sz w:val="26"/>
+          <w:szCs w:val="26"/>
+        </w:rPr>
+      </w:pPr>
+      <w:r>
+        <w:rPr>
+          <w:sz w:val="26"/>
+          <w:szCs w:val="26"/>
+        </w:rPr>
+        <w:t>Điều phối viên phân công shipper phù hợp dựa trên khu vực, tuyến đường và khối lượng công việc hiện tại.</w:t>
+      </w:r>
+    </w:p>
+    <w:p>
+      <w:pPr>
+        <w:pStyle w:val="NormalWeb"/>
+        <w:ind w:left="180"/>
+        <w:rPr>
+          <w:sz w:val="26"/>
+          <w:szCs w:val="26"/>
+        </w:rPr>
+      </w:pPr>
+      <w:r>
+        <w:rPr>
+          <w:sz w:val="26"/>
+          <w:szCs w:val="26"/>
+        </w:rPr>
+        <w:t>Sau khi nhận nhiệm vụ, shipper di chuyển đến địa điểm gửi hàng để thực hiện thu gom. Tại đây, shipper kiểm tra ngoại quan hàng hóa, cân trọng lượng sơ bộ và đánh giá điều kiện vận chuyển.</w:t>
+      </w:r>
+    </w:p>
+    <w:p>
+      <w:pPr>
+        <w:spacing w:before="100" w:beforeAutospacing="1" w:after="100" w:afterAutospacing="1" w:line="240" w:lineRule="auto"/>
+        <w:ind w:left="180"/>
+        <w:rPr>
+          <w:szCs w:val="26"/>
+        </w:rPr>
+      </w:pPr>
+      <w:r>
+        <w:rPr>
+          <w:szCs w:val="26"/>
+        </w:rPr>
+        <w:t xml:space="preserve">Nếu </w:t>
+      </w:r>
+      <w:r>
+        <w:rPr>
+          <w:rStyle w:val="Strong"/>
+          <w:szCs w:val="26"/>
+        </w:rPr>
+        <w:t>hàng hóa không đạt yêu cầu</w:t>
+      </w:r>
+      <w:r>
+        <w:rPr>
+          <w:szCs w:val="26"/>
+        </w:rPr>
+        <w:t xml:space="preserve"> (đóng gói chưa đúng quy cách, thông tin chưa chính xác hoặc thuộc danh mục không nhận vận chuyển), shipper yêu cầu khách hàng đóng gói lại hoặc từ chối nhận hàng. </w:t>
+      </w:r>
+    </w:p>
+    <w:p>
+      <w:pPr>
+        <w:spacing w:before="100" w:beforeAutospacing="1" w:after="100" w:afterAutospacing="1" w:line="240" w:lineRule="auto"/>
+        <w:ind w:left="180"/>
+        <w:rPr>
+          <w:szCs w:val="26"/>
+        </w:rPr>
+      </w:pPr>
+      <w:r>
+        <w:rPr>
+          <w:szCs w:val="26"/>
+        </w:rPr>
+        <w:t xml:space="preserve">Nếu </w:t>
+      </w:r>
+      <w:r>
+        <w:rPr>
+          <w:rStyle w:val="Strong"/>
+          <w:szCs w:val="26"/>
+        </w:rPr>
+        <w:t>hàng hóa đạt yêu cầu</w:t>
+      </w:r>
+      <w:r>
+        <w:rPr>
+          <w:szCs w:val="26"/>
+        </w:rPr>
+        <w:t xml:space="preserve">, shipper tiến hành cân hàng, in và dán tem vận đơn (nếu cần), sau đó cập nhật trạng thái </w:t>
+      </w:r>
+      <w:r>
+        <w:rPr>
+          <w:rStyle w:val="Strong"/>
+          <w:szCs w:val="26"/>
+        </w:rPr>
+        <w:t>"Đã lấy hàng"</w:t>
+      </w:r>
+      <w:r>
+        <w:rPr>
+          <w:szCs w:val="26"/>
+        </w:rPr>
+        <w:t xml:space="preserve"> trên hệ thống.</w:t>
+      </w:r>
+    </w:p>
+    <w:p>
+      <w:pPr>
+        <w:pStyle w:val="Heading4"/>
+        <w:rPr>
+          <w:color w:val="auto"/>
+          <w:szCs w:val="26"/>
+        </w:rPr>
+      </w:pPr>
+      <w:r>
+        <w:rPr>
+          <w:szCs w:val="26"/>
+        </w:rPr>
+        <w:t>3.2.1.4. Tập kết hàng hóa tại bưu cục</w:t>
+      </w:r>
+    </w:p>
+    <w:p>
+      <w:pPr>
+        <w:pStyle w:val="NormalWeb"/>
+        <w:ind w:left="180"/>
+        <w:rPr>
+          <w:sz w:val="26"/>
+          <w:szCs w:val="26"/>
+        </w:rPr>
+      </w:pPr>
+      <w:r>
+        <w:rPr>
+          <w:sz w:val="26"/>
+          <w:szCs w:val="26"/>
+        </w:rPr>
+        <w:t>Sau khi hoàn thành việc thu gom, shipper vận chuyển hàng hóa về bưu cục hoặc điểm tập kết gần nhất.</w:t>
+      </w:r>
+    </w:p>
+    <w:p>
+      <w:pPr>
+        <w:pStyle w:val="NormalWeb"/>
+        <w:ind w:left="180"/>
+        <w:rPr>
+          <w:sz w:val="26"/>
+          <w:szCs w:val="26"/>
+        </w:rPr>
+      </w:pPr>
+      <w:r>
+        <w:rPr>
+          <w:sz w:val="26"/>
+          <w:szCs w:val="26"/>
+        </w:rPr>
+        <w:lastRenderedPageBreak/>
+        <w:t>Tại bưu cục, nhân viên khai thác tiếp nhận hàng, quét mã vận đơn, cân trọng lượng chính xác và đối chiếu thông tin trên hệ thống. Hàng hóa sau đó được phân loại sơ bộ theo tuyến vận chuyển và sắp xếp chờ chuyển đến trung tâm khai thác để tiếp tục các công đoạn vận chuyển đến nơi nhận.</w:t>
+      </w:r>
+    </w:p>
+    <w:p>
+      <w:pPr>
+        <w:spacing w:after="273" w:line="246" w:lineRule="auto"/>
+        <w:ind w:left="10" w:right="-15"/>
+        <w:rPr>
+          <w:szCs w:val="26"/>
+        </w:rPr>
+      </w:pPr>
+    </w:p>
+    <w:p>
+      <w:pPr>
+        <w:spacing w:after="99" w:line="240" w:lineRule="auto"/>
+        <w:ind w:left="3"/>
+        <w:rPr>
+          <w:szCs w:val="26"/>
+        </w:rPr>
+      </w:pPr>
+      <w:r>
+        <w:rPr>
+          <w:noProof/>
+          <w:szCs w:val="26"/>
+        </w:rPr>
+        <w:drawing>
+          <wp:inline distT="0" distB="0" distL="0" distR="0" wp14:anchorId="547AA94F" wp14:editId="00BE2820">
+            <wp:extent cx="5553062" cy="4210050"/>
+            <wp:effectExtent l="0" t="0" r="0" b="0"/>
+            <wp:docPr id="4" name="Picture 4" descr="C:\Users\Administrator\Downloads\Thu gom tap ket.drawio.png"/>
+            <wp:cNvGraphicFramePr>
+              <a:graphicFrameLocks xmlns:a="http://schemas.openxmlformats.org/drawingml/2006/main" noChangeAspect="1"/>
+            </wp:cNvGraphicFramePr>
+            <a:graphic xmlns:a="http://schemas.openxmlformats.org/drawingml/2006/main">
+              <a:graphicData uri="http://schemas.openxmlformats.org/drawingml/2006/picture">
+                <pic:pic xmlns:pic="http://schemas.openxmlformats.org/drawingml/2006/picture">
+                  <pic:nvPicPr>
+                    <pic:cNvPr id="0" name="Picture 1" descr="C:\Users\Administrator\Downloads\Thu gom tap ket.drawio.png"/>
+                    <pic:cNvPicPr>
+                      <a:picLocks noChangeAspect="1" noChangeArrowheads="1"/>
+                    </pic:cNvPicPr>
+                  </pic:nvPicPr>
+                  <pic:blipFill>
+                    <a:blip r:embed="rId14">
+                      <a:extLst>
+                        <a:ext uri="{28A0092B-C50C-407E-A947-70E740481C1C}">
+                          <a14:useLocalDpi xmlns:a14="http://schemas.microsoft.com/office/drawing/2010/main" val="0"/>
+                        </a:ext>
+                      </a:extLst>
+                    </a:blip>
+                    <a:srcRect/>
+                    <a:stretch>
+                      <a:fillRect/>
+                    </a:stretch>
+                  </pic:blipFill>
+                  <pic:spPr bwMode="auto">
+                    <a:xfrm>
+                      <a:off x="0" y="0"/>
+                      <a:ext cx="5579788" cy="4230312"/>
+                    </a:xfrm>
+                    <a:prstGeom prst="rect">
+                      <a:avLst/>
+                    </a:prstGeom>
+                    <a:noFill/>
+                    <a:ln>
+                      <a:noFill/>
+                    </a:ln>
+                  </pic:spPr>
+                </pic:pic>
+              </a:graphicData>
+            </a:graphic>
+          </wp:inline>
+        </w:drawing>
+      </w:r>
+      <w:r>
+        <w:rPr>
+          <w:noProof/>
+          <w:szCs w:val="26"/>
+        </w:rPr>
+        <w:t xml:space="preserve"> </w:t>
+      </w:r>
+    </w:p>
+    <w:p>
+      <w:pPr>
+        <w:spacing w:line="246" w:lineRule="auto"/>
+        <w:ind w:left="10" w:right="-15"/>
+        <w:jc w:val="center"/>
+        <w:rPr>
+          <w:szCs w:val="26"/>
+        </w:rPr>
+      </w:pPr>
+      <w:r>
+        <w:rPr>
+          <w:szCs w:val="26"/>
+        </w:rPr>
+        <w:t>Hình 3. 2 Mô hình BPMN Thu gom – Tập kết</w:t>
+      </w:r>
+    </w:p>
+    <w:p>
+      <w:pPr>
+        <w:pStyle w:val="Heading3"/>
+      </w:pPr>
+      <w:r>
+        <w:t xml:space="preserve">3.2.2. Phân tích quy trình </w:t>
+      </w:r>
+    </w:p>
+    <w:p>
+      <w:pPr>
+        <w:pStyle w:val="Heading4"/>
+        <w:rPr>
+          <w:szCs w:val="26"/>
+        </w:rPr>
+      </w:pPr>
+      <w:r>
+        <w:rPr>
+          <w:szCs w:val="26"/>
+        </w:rPr>
+        <w:t xml:space="preserve">3.2.2.1. Các tác nhân tham gia quy trình: </w:t>
+      </w:r>
+    </w:p>
+    <w:p>
+      <w:pPr>
+        <w:spacing w:line="240" w:lineRule="auto"/>
+        <w:ind w:left="360"/>
+        <w:rPr>
+          <w:szCs w:val="26"/>
+        </w:rPr>
+      </w:pPr>
+      <w:r>
+        <w:rPr>
+          <w:szCs w:val="26"/>
+        </w:rPr>
+        <w:t>-</w:t>
+      </w:r>
+      <w:r>
+        <w:rPr>
+          <w:szCs w:val="26"/>
+        </w:rPr>
+        <w:t xml:space="preserve">  </w:t>
+      </w:r>
+      <w:r>
+        <w:rPr>
+          <w:rStyle w:val="Strong"/>
+          <w:szCs w:val="26"/>
+        </w:rPr>
+        <w:t>Khách hàng:</w:t>
+      </w:r>
+      <w:r>
+        <w:rPr>
+          <w:szCs w:val="26"/>
+        </w:rPr>
+        <w:t xml:space="preserve"> Tạo yêu cầu lấy hàng, cung cấp thông tin đơn hàng và chuẩn bị hàng hóa để shipper đến </w:t>
+      </w:r>
+      <w:proofErr w:type="gramStart"/>
+      <w:r>
+        <w:rPr>
+          <w:szCs w:val="26"/>
+        </w:rPr>
+        <w:t>thu</w:t>
+      </w:r>
+      <w:proofErr w:type="gramEnd"/>
+      <w:r>
+        <w:rPr>
+          <w:szCs w:val="26"/>
+        </w:rPr>
+        <w:t xml:space="preserve"> gom. </w:t>
+      </w:r>
+    </w:p>
+    <w:p>
+      <w:pPr>
+        <w:ind w:left="360"/>
+        <w:rPr>
+          <w:szCs w:val="26"/>
+        </w:rPr>
+      </w:pPr>
+      <w:r>
+        <w:rPr>
+          <w:szCs w:val="26"/>
+        </w:rPr>
+        <w:t>-</w:t>
+      </w:r>
+      <w:r>
+        <w:rPr>
+          <w:szCs w:val="26"/>
+        </w:rPr>
+        <w:t xml:space="preserve">  </w:t>
+      </w:r>
+      <w:r>
+        <w:rPr>
+          <w:rStyle w:val="Strong"/>
+          <w:szCs w:val="26"/>
+        </w:rPr>
+        <w:t xml:space="preserve">Điều phối viên </w:t>
+      </w:r>
+      <w:proofErr w:type="gramStart"/>
+      <w:r>
+        <w:rPr>
+          <w:rStyle w:val="Strong"/>
+          <w:szCs w:val="26"/>
+        </w:rPr>
+        <w:t>thu</w:t>
+      </w:r>
+      <w:proofErr w:type="gramEnd"/>
+      <w:r>
+        <w:rPr>
+          <w:rStyle w:val="Strong"/>
+          <w:szCs w:val="26"/>
+        </w:rPr>
+        <w:t xml:space="preserve"> gom:</w:t>
+      </w:r>
+      <w:r>
+        <w:rPr>
+          <w:szCs w:val="26"/>
+        </w:rPr>
+        <w:t xml:space="preserve"> Tiếp nhận yêu cầu lấy hàng, kiểm tra thông tin đơn hàng, yêu cầu khách hàng bổ sung thông tin (nếu cần) và điều phối shipper thực hiện thu gom. </w:t>
+      </w:r>
+    </w:p>
+    <w:p>
+      <w:pPr>
+        <w:ind w:left="360"/>
+        <w:rPr>
+          <w:szCs w:val="26"/>
+        </w:rPr>
+      </w:pPr>
+      <w:r>
+        <w:rPr>
+          <w:szCs w:val="26"/>
+        </w:rPr>
+        <w:t>-</w:t>
+      </w:r>
+      <w:r>
+        <w:rPr>
+          <w:szCs w:val="26"/>
+        </w:rPr>
+        <w:t xml:space="preserve">  </w:t>
+      </w:r>
+      <w:r>
+        <w:rPr>
+          <w:rStyle w:val="Strong"/>
+          <w:szCs w:val="26"/>
+        </w:rPr>
+        <w:t xml:space="preserve">Nhân viên </w:t>
+      </w:r>
+      <w:proofErr w:type="gramStart"/>
+      <w:r>
+        <w:rPr>
+          <w:rStyle w:val="Strong"/>
+          <w:szCs w:val="26"/>
+        </w:rPr>
+        <w:t>thu</w:t>
+      </w:r>
+      <w:proofErr w:type="gramEnd"/>
+      <w:r>
+        <w:rPr>
+          <w:rStyle w:val="Strong"/>
+          <w:szCs w:val="26"/>
+        </w:rPr>
+        <w:t xml:space="preserve"> gom (Shipper):</w:t>
+      </w:r>
+      <w:r>
+        <w:rPr>
+          <w:szCs w:val="26"/>
+        </w:rPr>
+        <w:t xml:space="preserve"> Nhận nhiệm vụ lấy hàng, đến địa điểm gửi, kiểm tra hàng hóa, cân sơ bộ, in tem vận đơn (nếu cần), cập nhật trạng thái đơn hàng và vận chuyển hàng hóa về bưu cục. </w:t>
+      </w:r>
+    </w:p>
+    <w:p>
+      <w:pPr>
+        <w:rPr>
+          <w:szCs w:val="26"/>
+        </w:rPr>
+      </w:pPr>
+      <w:r>
+        <w:rPr>
+          <w:szCs w:val="26"/>
+        </w:rPr>
+        <w:t>-</w:t>
+      </w:r>
+      <w:r>
+        <w:rPr>
+          <w:szCs w:val="26"/>
+        </w:rPr>
+        <w:t xml:space="preserve">  </w:t>
+      </w:r>
+      <w:r>
+        <w:rPr>
+          <w:rStyle w:val="Strong"/>
+          <w:szCs w:val="26"/>
+        </w:rPr>
+        <w:t>Nhân viên khai thác bưu cục</w:t>
+      </w:r>
+      <w:r>
+        <w:rPr>
+          <w:rStyle w:val="Strong"/>
+          <w:i/>
+          <w:szCs w:val="26"/>
+        </w:rPr>
+        <w:t>:</w:t>
+      </w:r>
+      <w:r>
+        <w:rPr>
+          <w:szCs w:val="26"/>
+        </w:rPr>
+        <w:t xml:space="preserve"> Tiếp nhận hàng hóa, quét mã vận đơn, cân trọng lượng chính xác, đối chiếu thông tin với hệ thống, phân loại sơ bộ </w:t>
+      </w:r>
+      <w:proofErr w:type="gramStart"/>
+      <w:r>
+        <w:rPr>
+          <w:szCs w:val="26"/>
+        </w:rPr>
+        <w:t>theo</w:t>
+      </w:r>
+      <w:proofErr w:type="gramEnd"/>
+      <w:r>
+        <w:rPr>
+          <w:szCs w:val="26"/>
+        </w:rPr>
+        <w:t xml:space="preserve"> tuyến và sắp xếp hàng hóa chờ chuyển đến trung tâm khai thác.</w:t>
+      </w:r>
+    </w:p>
+    <w:p>
+      <w:pPr>
+        <w:pStyle w:val="Heading4"/>
+        <w:rPr>
+          <w:szCs w:val="26"/>
+        </w:rPr>
+      </w:pPr>
+      <w:r>
+        <w:rPr>
+          <w:szCs w:val="26"/>
+        </w:rPr>
+        <w:lastRenderedPageBreak/>
+        <w:t xml:space="preserve">3.2.2.2. Khách hàng của quy trình này: </w:t>
+      </w:r>
+    </w:p>
+    <w:p>
+      <w:pPr>
+        <w:spacing w:line="240" w:lineRule="auto"/>
+        <w:ind w:left="360"/>
+        <w:rPr>
+          <w:szCs w:val="26"/>
+        </w:rPr>
+      </w:pPr>
+      <w:r>
+        <w:rPr>
+          <w:szCs w:val="26"/>
+        </w:rPr>
+        <w:t>-</w:t>
+      </w:r>
+      <w:r>
+        <w:rPr>
+          <w:szCs w:val="26"/>
+        </w:rPr>
+        <w:t xml:space="preserve">  </w:t>
+      </w:r>
+      <w:r>
+        <w:rPr>
+          <w:b/>
+          <w:bCs/>
+          <w:szCs w:val="26"/>
+        </w:rPr>
+        <w:t>Khách hàng chính:</w:t>
+      </w:r>
+      <w:r>
+        <w:rPr>
+          <w:szCs w:val="26"/>
+        </w:rPr>
+        <w:t xml:space="preserve"> Người gửi hàng (khách hàng tạo yêu cầu lấy hàng). </w:t>
+      </w:r>
+    </w:p>
+    <w:p>
+      <w:pPr>
+        <w:spacing w:line="240" w:lineRule="auto"/>
+        <w:ind w:left="360"/>
+        <w:rPr>
+          <w:szCs w:val="26"/>
+        </w:rPr>
+      </w:pPr>
+      <w:r>
+        <w:rPr>
+          <w:szCs w:val="26"/>
+        </w:rPr>
+        <w:t>-</w:t>
+      </w:r>
+      <w:r>
+        <w:rPr>
+          <w:szCs w:val="26"/>
+        </w:rPr>
+        <w:t xml:space="preserve">  </w:t>
+      </w:r>
+      <w:r>
+        <w:rPr>
+          <w:b/>
+          <w:bCs/>
+          <w:szCs w:val="26"/>
+        </w:rPr>
+        <w:t>Khách hàng thứ cấp:</w:t>
+      </w:r>
+      <w:r>
+        <w:rPr>
+          <w:szCs w:val="26"/>
+        </w:rPr>
+        <w:t xml:space="preserve"> Bộ phận khai thác và bộ phận vận chuyển của Viettel Post tiếp nhận hàng hóa sau khi hoàn thành công đoạn </w:t>
+      </w:r>
+      <w:proofErr w:type="gramStart"/>
+      <w:r>
+        <w:rPr>
+          <w:szCs w:val="26"/>
+        </w:rPr>
+        <w:t>thu</w:t>
+      </w:r>
+      <w:proofErr w:type="gramEnd"/>
+      <w:r>
+        <w:rPr>
+          <w:szCs w:val="26"/>
+        </w:rPr>
+        <w:t xml:space="preserve"> gom – tập kết.</w:t>
+      </w:r>
+    </w:p>
+    <w:p>
+      <w:pPr>
+        <w:spacing w:line="240" w:lineRule="auto"/>
+        <w:ind w:left="360" w:firstLine="345"/>
+        <w:rPr>
+          <w:szCs w:val="26"/>
+        </w:rPr>
+      </w:pPr>
+    </w:p>
+    <w:p>
+      <w:pPr>
+        <w:pStyle w:val="Heading4"/>
+        <w:rPr>
+          <w:szCs w:val="26"/>
+        </w:rPr>
+      </w:pPr>
+      <w:r>
+        <w:rPr>
+          <w:szCs w:val="26"/>
+        </w:rPr>
+        <w:t>3.2.2.3. Giá trị mang lại:</w:t>
+      </w:r>
+    </w:p>
+    <w:p>
+      <w:pPr>
+        <w:spacing w:line="240" w:lineRule="auto"/>
+        <w:ind w:left="360"/>
+        <w:rPr>
+          <w:szCs w:val="26"/>
+        </w:rPr>
+      </w:pPr>
+      <w:r>
+        <w:rPr>
+          <w:szCs w:val="26"/>
+        </w:rPr>
+        <w:t>-</w:t>
+      </w:r>
+      <w:r>
+        <w:rPr>
+          <w:szCs w:val="26"/>
+        </w:rPr>
+        <w:t xml:space="preserve">  Tiếp nhận yêu cầu lấy hàng nhanh chóng và xử lý </w:t>
+      </w:r>
+      <w:proofErr w:type="gramStart"/>
+      <w:r>
+        <w:rPr>
+          <w:szCs w:val="26"/>
+        </w:rPr>
+        <w:t>theo</w:t>
+      </w:r>
+      <w:proofErr w:type="gramEnd"/>
+      <w:r>
+        <w:rPr>
+          <w:szCs w:val="26"/>
+        </w:rPr>
+        <w:t xml:space="preserve"> đúng quy trình. </w:t>
+      </w:r>
+    </w:p>
+    <w:p>
+      <w:pPr>
+        <w:spacing w:line="240" w:lineRule="auto"/>
+        <w:ind w:left="360"/>
+        <w:rPr>
+          <w:szCs w:val="26"/>
+        </w:rPr>
+      </w:pPr>
+      <w:r>
+        <w:rPr>
+          <w:szCs w:val="26"/>
+        </w:rPr>
+        <w:t>-</w:t>
+      </w:r>
+      <w:r>
+        <w:rPr>
+          <w:szCs w:val="26"/>
+        </w:rPr>
+        <w:t xml:space="preserve">  Kiểm tra thông tin đơn hàng trước khi </w:t>
+      </w:r>
+      <w:proofErr w:type="gramStart"/>
+      <w:r>
+        <w:rPr>
+          <w:szCs w:val="26"/>
+        </w:rPr>
+        <w:t>thu</w:t>
+      </w:r>
+      <w:proofErr w:type="gramEnd"/>
+      <w:r>
+        <w:rPr>
+          <w:szCs w:val="26"/>
+        </w:rPr>
+        <w:t xml:space="preserve"> gom nhằm hạn chế sai sót trong quá trình vận chuyển. </w:t>
+      </w:r>
+    </w:p>
+    <w:p>
+      <w:pPr>
+        <w:spacing w:line="240" w:lineRule="auto"/>
+        <w:ind w:left="360"/>
+        <w:rPr>
+          <w:szCs w:val="26"/>
+        </w:rPr>
+      </w:pPr>
+      <w:r>
+        <w:rPr>
+          <w:szCs w:val="26"/>
+        </w:rPr>
+        <w:t>-</w:t>
+      </w:r>
+      <w:r>
+        <w:rPr>
+          <w:szCs w:val="26"/>
+        </w:rPr>
+        <w:t xml:space="preserve">  Điều phối shipper hợp lý, tối ưu tuyến đường và nâng cao hiệu quả </w:t>
+      </w:r>
+      <w:proofErr w:type="gramStart"/>
+      <w:r>
+        <w:rPr>
+          <w:szCs w:val="26"/>
+        </w:rPr>
+        <w:t>thu</w:t>
+      </w:r>
+      <w:proofErr w:type="gramEnd"/>
+      <w:r>
+        <w:rPr>
+          <w:szCs w:val="26"/>
+        </w:rPr>
+        <w:t xml:space="preserve"> gom. </w:t>
+      </w:r>
+    </w:p>
+    <w:p>
+      <w:pPr>
+        <w:spacing w:line="240" w:lineRule="auto"/>
+        <w:ind w:left="360"/>
+        <w:rPr>
+          <w:szCs w:val="26"/>
+        </w:rPr>
+      </w:pPr>
+      <w:r>
+        <w:rPr>
+          <w:szCs w:val="26"/>
+        </w:rPr>
+        <w:t>-</w:t>
+      </w:r>
+      <w:r>
+        <w:rPr>
+          <w:szCs w:val="26"/>
+        </w:rPr>
+        <w:t xml:space="preserve">  Đảm bảo hàng hóa được kiểm tra, cân đo và dán tem vận đơn trước khi đưa vào hệ thống khai thác. </w:t>
+      </w:r>
+    </w:p>
+    <w:p>
+      <w:pPr>
+        <w:spacing w:line="240" w:lineRule="auto"/>
+        <w:ind w:left="360"/>
+        <w:rPr>
+          <w:szCs w:val="26"/>
+        </w:rPr>
+      </w:pPr>
+      <w:r>
+        <w:rPr>
+          <w:szCs w:val="26"/>
+        </w:rPr>
+        <w:t>-</w:t>
+      </w:r>
+      <w:r>
+        <w:rPr>
+          <w:szCs w:val="26"/>
+        </w:rPr>
+        <w:t xml:space="preserve">  Cập nhật trạng thái đơn hàng </w:t>
+      </w:r>
+      <w:proofErr w:type="gramStart"/>
+      <w:r>
+        <w:rPr>
+          <w:szCs w:val="26"/>
+        </w:rPr>
+        <w:t>theo</w:t>
+      </w:r>
+      <w:proofErr w:type="gramEnd"/>
+      <w:r>
+        <w:rPr>
+          <w:szCs w:val="26"/>
+        </w:rPr>
+        <w:t xml:space="preserve"> thời gian thực giúp khách hàng dễ dàng theo dõi. </w:t>
+      </w:r>
+    </w:p>
+    <w:p>
+      <w:pPr>
+        <w:rPr>
+          <w:szCs w:val="26"/>
+        </w:rPr>
+      </w:pPr>
+      <w:r>
+        <w:rPr>
+          <w:szCs w:val="26"/>
+        </w:rPr>
+        <w:t>-</w:t>
+      </w:r>
+      <w:r>
+        <w:rPr>
+          <w:szCs w:val="26"/>
+        </w:rPr>
+        <w:t xml:space="preserve">  Hàng hóa được tập kết đúng bưu cục, phân loại sơ bộ </w:t>
+      </w:r>
+      <w:proofErr w:type="gramStart"/>
+      <w:r>
+        <w:rPr>
+          <w:szCs w:val="26"/>
+        </w:rPr>
+        <w:t>theo</w:t>
+      </w:r>
+      <w:proofErr w:type="gramEnd"/>
+      <w:r>
+        <w:rPr>
+          <w:szCs w:val="26"/>
+        </w:rPr>
+        <w:t xml:space="preserve"> tuyến và sẵn sàng chuyển sang quy trình khai thác – vận chuyển.</w:t>
+      </w:r>
+    </w:p>
+    <w:p>
+      <w:pPr>
+        <w:pStyle w:val="Heading4"/>
+        <w:rPr>
+          <w:szCs w:val="26"/>
+        </w:rPr>
+      </w:pPr>
+      <w:r>
+        <w:rPr>
+          <w:szCs w:val="26"/>
+        </w:rPr>
+        <w:t xml:space="preserve">3.2.2.4. Những kết quả có thể đạt được của quy trình: </w:t>
+      </w:r>
+    </w:p>
+    <w:p>
+      <w:pPr>
+        <w:spacing w:line="240" w:lineRule="auto"/>
+        <w:ind w:left="360"/>
+        <w:rPr>
+          <w:szCs w:val="26"/>
+        </w:rPr>
+      </w:pPr>
+      <w:r>
+        <w:rPr>
+          <w:szCs w:val="26"/>
+        </w:rPr>
+        <w:t>-</w:t>
+      </w:r>
+      <w:r>
+        <w:rPr>
+          <w:szCs w:val="26"/>
+        </w:rPr>
+        <w:t xml:space="preserve">  </w:t>
+      </w:r>
+      <w:r>
+        <w:rPr>
+          <w:bCs/>
+          <w:szCs w:val="26"/>
+        </w:rPr>
+        <w:t>Thông tin đơn hàng đầy đủ</w:t>
+      </w:r>
+      <w:r>
+        <w:rPr>
+          <w:szCs w:val="26"/>
+        </w:rPr>
+        <w:t xml:space="preserve">, hệ thống điều phối shipper thực hiện </w:t>
+      </w:r>
+      <w:proofErr w:type="gramStart"/>
+      <w:r>
+        <w:rPr>
+          <w:szCs w:val="26"/>
+        </w:rPr>
+        <w:t>thu</w:t>
+      </w:r>
+      <w:proofErr w:type="gramEnd"/>
+      <w:r>
+        <w:rPr>
+          <w:szCs w:val="26"/>
+        </w:rPr>
+        <w:t xml:space="preserve"> gom thành công. </w:t>
+      </w:r>
+    </w:p>
+    <w:p>
+      <w:pPr>
+        <w:spacing w:line="240" w:lineRule="auto"/>
+        <w:ind w:left="360"/>
+        <w:rPr>
+          <w:szCs w:val="26"/>
+        </w:rPr>
+      </w:pPr>
+      <w:r>
+        <w:rPr>
+          <w:szCs w:val="26"/>
+        </w:rPr>
+        <w:t>-</w:t>
+      </w:r>
+      <w:r>
+        <w:rPr>
+          <w:szCs w:val="26"/>
+        </w:rPr>
+        <w:t xml:space="preserve">  </w:t>
+      </w:r>
+      <w:r>
+        <w:rPr>
+          <w:bCs/>
+          <w:szCs w:val="26"/>
+        </w:rPr>
+        <w:t>Thông tin đơn hàng chưa đầy đủ</w:t>
+      </w:r>
+      <w:r>
+        <w:rPr>
+          <w:szCs w:val="26"/>
+        </w:rPr>
+        <w:t xml:space="preserve">, khách hàng được yêu cầu bổ sung thông tin trước khi tiếp tục xử lý. </w:t>
+      </w:r>
+    </w:p>
+    <w:p>
+      <w:pPr>
+        <w:spacing w:line="240" w:lineRule="auto"/>
+        <w:ind w:left="360"/>
+        <w:rPr>
+          <w:szCs w:val="26"/>
+        </w:rPr>
+      </w:pPr>
+      <w:r>
+        <w:rPr>
+          <w:szCs w:val="26"/>
+        </w:rPr>
+        <w:t>-</w:t>
+      </w:r>
+      <w:r>
+        <w:rPr>
+          <w:szCs w:val="26"/>
+        </w:rPr>
+        <w:t xml:space="preserve">  </w:t>
+      </w:r>
+      <w:r>
+        <w:rPr>
+          <w:bCs/>
+          <w:szCs w:val="26"/>
+        </w:rPr>
+        <w:t>Hàng hóa đạt yêu cầu vận chuyển</w:t>
+      </w:r>
+      <w:r>
+        <w:rPr>
+          <w:szCs w:val="26"/>
+        </w:rPr>
+        <w:t xml:space="preserve">, shipper thực hiện </w:t>
+      </w:r>
+      <w:proofErr w:type="gramStart"/>
+      <w:r>
+        <w:rPr>
+          <w:szCs w:val="26"/>
+        </w:rPr>
+        <w:t>thu</w:t>
+      </w:r>
+      <w:proofErr w:type="gramEnd"/>
+      <w:r>
+        <w:rPr>
+          <w:szCs w:val="26"/>
+        </w:rPr>
+        <w:t xml:space="preserve"> gom, cập nhật trạng thái và vận chuyển về bưu cục. </w:t>
+      </w:r>
+    </w:p>
+    <w:p>
+      <w:pPr>
+        <w:spacing w:line="240" w:lineRule="auto"/>
+        <w:ind w:left="360"/>
+        <w:rPr>
+          <w:szCs w:val="26"/>
+        </w:rPr>
+      </w:pPr>
+      <w:r>
+        <w:rPr>
+          <w:szCs w:val="26"/>
+        </w:rPr>
+        <w:t>-</w:t>
+      </w:r>
+      <w:r>
+        <w:rPr>
+          <w:szCs w:val="26"/>
+        </w:rPr>
+        <w:t xml:space="preserve">  </w:t>
+      </w:r>
+      <w:r>
+        <w:rPr>
+          <w:bCs/>
+          <w:szCs w:val="26"/>
+        </w:rPr>
+        <w:t>Hàng hóa không đạt yêu cầu</w:t>
+      </w:r>
+      <w:r>
+        <w:rPr>
+          <w:szCs w:val="26"/>
+        </w:rPr>
+        <w:t xml:space="preserve">, shipper yêu cầu khách hàng đóng gói lại hoặc từ chối nhận hàng </w:t>
+      </w:r>
+      <w:proofErr w:type="gramStart"/>
+      <w:r>
+        <w:rPr>
+          <w:szCs w:val="26"/>
+        </w:rPr>
+        <w:t>theo</w:t>
+      </w:r>
+      <w:proofErr w:type="gramEnd"/>
+      <w:r>
+        <w:rPr>
+          <w:szCs w:val="26"/>
+        </w:rPr>
+        <w:t xml:space="preserve"> quy định. </w:t>
+      </w:r>
+    </w:p>
+    <w:p>
+      <w:pPr>
+        <w:ind w:left="360"/>
+        <w:rPr>
+          <w:szCs w:val="26"/>
+        </w:rPr>
+      </w:pPr>
+      <w:r>
+        <w:rPr>
+          <w:szCs w:val="26"/>
+        </w:rPr>
+        <w:t>-</w:t>
+      </w:r>
+      <w:r>
+        <w:rPr>
+          <w:szCs w:val="26"/>
+        </w:rPr>
+        <w:t xml:space="preserve">  Hàng hóa được tiếp nhận tại bưu cục, quét mã, cân trọng lượng, đối chiếu thông tin, phân loại sơ bộ và sắp xếp chờ chuyển đến trung tâm khai thác.</w:t>
+      </w:r>
+    </w:p>
+    <w:p>
+      <w:pPr>
+        <w:pStyle w:val="Heading3"/>
+      </w:pPr>
+      <w:r>
+        <w:t xml:space="preserve">3.2.3. Phân tích định tính </w:t>
+      </w:r>
+    </w:p>
+    <w:p>
+      <w:pPr>
+        <w:pStyle w:val="Heading4"/>
+        <w:rPr>
+          <w:szCs w:val="26"/>
+        </w:rPr>
+      </w:pPr>
+      <w:r>
+        <w:rPr>
+          <w:szCs w:val="26"/>
+        </w:rPr>
+        <w:t xml:space="preserve">3.2.3.1. Phân tích giá trị gia tăng </w:t>
+      </w:r>
+    </w:p>
+    <w:p>
+      <w:pPr>
+        <w:spacing w:line="240" w:lineRule="auto"/>
+        <w:rPr>
+          <w:szCs w:val="26"/>
+        </w:rPr>
+      </w:pPr>
+      <w:r>
+        <w:rPr>
+          <w:szCs w:val="26"/>
+        </w:rPr>
+        <w:t xml:space="preserve"> </w:t>
+      </w:r>
+      <w:r>
+        <w:rPr>
+          <w:szCs w:val="26"/>
+        </w:rPr>
+        <w:tab/>
+      </w:r>
+      <w:r>
+        <w:rPr>
+          <w:b/>
+          <w:szCs w:val="26"/>
+        </w:rPr>
+        <w:t xml:space="preserve"> </w:t>
+      </w:r>
+    </w:p>
+    <w:tbl>
+      <w:tblPr>
+        <w:tblStyle w:val="TableGrid0"/>
+        <w:tblW w:w="8961" w:type="dxa"/>
+        <w:tblInd w:w="-114" w:type="dxa"/>
+        <w:tblCellMar>
+          <w:left w:w="114" w:type="dxa"/>
+          <w:right w:w="115" w:type="dxa"/>
+        </w:tblCellMar>
+        <w:tblLook w:val="04A0" w:firstRow="1" w:lastRow="0" w:firstColumn="1" w:lastColumn="0" w:noHBand="0" w:noVBand="1"/>
+      </w:tblPr>
+      <w:tblGrid>
+        <w:gridCol w:w="4793"/>
+        <w:gridCol w:w="2270"/>
+        <w:gridCol w:w="1898"/>
+      </w:tblGrid>
+      <w:tr>
+        <w:trPr>
+          <w:trHeight w:val="540"/>
+        </w:trPr>
+        <w:tc>
+          <w:tcPr>
+            <w:tcW w:w="4793" w:type="dxa"/>
+            <w:tcBorders>
+              <w:top w:val="single" w:sz="14" w:space="0" w:color="000000"/>
+              <w:left w:val="single" w:sz="14" w:space="0" w:color="000000"/>
+              <w:bottom w:val="single" w:sz="5" w:space="0" w:color="000000"/>
+              <w:right w:val="single" w:sz="5" w:space="0" w:color="000000"/>
+            </w:tcBorders>
+            <w:vAlign w:val="center"/>
+          </w:tcPr>
+          <w:p>
+            <w:pPr>
+              <w:spacing w:line="276" w:lineRule="auto"/>
+              <w:jc w:val="center"/>
+              <w:rPr>
+                <w:szCs w:val="26"/>
+              </w:rPr>
+            </w:pPr>
+            <w:r>
+              <w:rPr>
+                <w:b/>
+                <w:szCs w:val="26"/>
+              </w:rPr>
+              <w:t xml:space="preserve">Hoạt động </w:t>
+            </w:r>
+          </w:p>
+        </w:tc>
+        <w:tc>
+          <w:tcPr>
+            <w:tcW w:w="2270" w:type="dxa"/>
+            <w:tcBorders>
+              <w:top w:val="single" w:sz="14" w:space="0" w:color="000000"/>
+              <w:left w:val="single" w:sz="5" w:space="0" w:color="000000"/>
+              <w:bottom w:val="single" w:sz="5" w:space="0" w:color="000000"/>
+              <w:right w:val="single" w:sz="5" w:space="0" w:color="000000"/>
+            </w:tcBorders>
+            <w:vAlign w:val="center"/>
+          </w:tcPr>
+          <w:p>
+            <w:pPr>
+              <w:spacing w:line="276" w:lineRule="auto"/>
+              <w:ind w:left="108"/>
+              <w:rPr>
+                <w:szCs w:val="26"/>
+              </w:rPr>
+            </w:pPr>
+            <w:r>
+              <w:rPr>
+                <w:b/>
+                <w:szCs w:val="26"/>
+              </w:rPr>
+              <w:t xml:space="preserve">Người thực hiện </w:t>
+            </w:r>
+          </w:p>
+        </w:tc>
+        <w:tc>
+          <w:tcPr>
+            <w:tcW w:w="1898" w:type="dxa"/>
+            <w:tcBorders>
+              <w:top w:val="single" w:sz="14" w:space="0" w:color="000000"/>
+              <w:left w:val="single" w:sz="5" w:space="0" w:color="000000"/>
+              <w:bottom w:val="single" w:sz="5" w:space="0" w:color="000000"/>
+              <w:right w:val="single" w:sz="14" w:space="0" w:color="000000"/>
+            </w:tcBorders>
+            <w:vAlign w:val="center"/>
+          </w:tcPr>
+          <w:p>
+            <w:pPr>
+              <w:spacing w:line="276" w:lineRule="auto"/>
+              <w:jc w:val="center"/>
+              <w:rPr>
+                <w:szCs w:val="26"/>
+              </w:rPr>
+            </w:pPr>
+            <w:r>
+              <w:rPr>
+                <w:b/>
+                <w:szCs w:val="26"/>
+              </w:rPr>
+              <w:t xml:space="preserve">Loại giá trị </w:t>
+            </w:r>
+          </w:p>
+        </w:tc>
+      </w:tr>
+      <w:tr>
+        <w:trPr>
+          <w:trHeight w:val="517"/>
+        </w:trPr>
+        <w:tc>
+          <w:tcPr>
+            <w:tcW w:w="4793" w:type="dxa"/>
+            <w:tcBorders>
+              <w:top w:val="single" w:sz="5" w:space="0" w:color="000000"/>
+              <w:left w:val="single" w:sz="14" w:space="0" w:color="000000"/>
+              <w:bottom w:val="single" w:sz="5" w:space="0" w:color="000000"/>
+              <w:right w:val="single" w:sz="5" w:space="0" w:color="000000"/>
+            </w:tcBorders>
+            <w:vAlign w:val="center"/>
+          </w:tcPr>
+          <w:p>
+            <w:pPr>
+              <w:spacing w:line="276" w:lineRule="auto"/>
+              <w:rPr>
+                <w:szCs w:val="26"/>
+              </w:rPr>
+            </w:pPr>
+            <w:r>
+              <w:rPr>
+                <w:szCs w:val="26"/>
+              </w:rPr>
+              <w:t>1. Tạo yêu cầu lấy hàng</w:t>
+            </w:r>
+          </w:p>
+        </w:tc>
+        <w:tc>
+          <w:tcPr>
+            <w:tcW w:w="2270" w:type="dxa"/>
+            <w:tcBorders>
+              <w:top w:val="single" w:sz="5" w:space="0" w:color="000000"/>
+              <w:left w:val="single" w:sz="5" w:space="0" w:color="000000"/>
+              <w:bottom w:val="single" w:sz="5" w:space="0" w:color="000000"/>
+              <w:right w:val="single" w:sz="5" w:space="0" w:color="000000"/>
+            </w:tcBorders>
+            <w:vAlign w:val="center"/>
+          </w:tcPr>
+          <w:p>
+            <w:pPr>
+              <w:spacing w:line="276" w:lineRule="auto"/>
+              <w:jc w:val="center"/>
+              <w:rPr>
+                <w:szCs w:val="26"/>
+              </w:rPr>
+            </w:pPr>
+            <w:r>
+              <w:rPr>
+                <w:szCs w:val="26"/>
+              </w:rPr>
+              <w:t>Hệ thống/Điều phối viên</w:t>
+            </w:r>
+          </w:p>
+        </w:tc>
+        <w:tc>
+          <w:tcPr>
+            <w:tcW w:w="1898" w:type="dxa"/>
+            <w:tcBorders>
+              <w:top w:val="single" w:sz="5" w:space="0" w:color="000000"/>
+              <w:left w:val="single" w:sz="5" w:space="0" w:color="000000"/>
+              <w:bottom w:val="single" w:sz="5" w:space="0" w:color="000000"/>
+              <w:right w:val="single" w:sz="14" w:space="0" w:color="000000"/>
+            </w:tcBorders>
+            <w:vAlign w:val="center"/>
+          </w:tcPr>
+          <w:p>
+            <w:pPr>
+              <w:spacing w:line="276" w:lineRule="auto"/>
+              <w:jc w:val="center"/>
+              <w:rPr>
+                <w:szCs w:val="26"/>
+              </w:rPr>
+            </w:pPr>
+            <w:r>
+              <w:rPr>
+                <w:szCs w:val="26"/>
+              </w:rPr>
+              <w:t>VA</w:t>
+            </w:r>
+          </w:p>
+        </w:tc>
+      </w:tr>
+      <w:tr>
+        <w:trPr>
+          <w:trHeight w:val="517"/>
+        </w:trPr>
+        <w:tc>
+          <w:tcPr>
+            <w:tcW w:w="4793" w:type="dxa"/>
+            <w:tcBorders>
+              <w:top w:val="single" w:sz="5" w:space="0" w:color="000000"/>
+              <w:left w:val="single" w:sz="14" w:space="0" w:color="000000"/>
+              <w:bottom w:val="single" w:sz="5" w:space="0" w:color="000000"/>
+              <w:right w:val="single" w:sz="5" w:space="0" w:color="000000"/>
+            </w:tcBorders>
+            <w:vAlign w:val="center"/>
+          </w:tcPr>
+          <w:p>
+            <w:pPr>
+              <w:spacing w:line="276" w:lineRule="auto"/>
+              <w:rPr>
+                <w:szCs w:val="26"/>
+              </w:rPr>
+            </w:pPr>
+            <w:r>
+              <w:rPr>
+                <w:szCs w:val="26"/>
+              </w:rPr>
+              <w:t>2. Tiếp nhận yêu cầu</w:t>
+            </w:r>
+          </w:p>
+        </w:tc>
+        <w:tc>
+          <w:tcPr>
+            <w:tcW w:w="2270" w:type="dxa"/>
+            <w:tcBorders>
+              <w:top w:val="single" w:sz="5" w:space="0" w:color="000000"/>
+              <w:left w:val="single" w:sz="5" w:space="0" w:color="000000"/>
+              <w:bottom w:val="single" w:sz="5" w:space="0" w:color="000000"/>
+              <w:right w:val="single" w:sz="5" w:space="0" w:color="000000"/>
+            </w:tcBorders>
+            <w:vAlign w:val="center"/>
+          </w:tcPr>
+          <w:p>
+            <w:pPr>
+              <w:spacing w:line="276" w:lineRule="auto"/>
+              <w:jc w:val="center"/>
+              <w:rPr>
+                <w:szCs w:val="26"/>
+              </w:rPr>
+            </w:pPr>
+            <w:r>
+              <w:rPr>
+                <w:szCs w:val="26"/>
+              </w:rPr>
+              <w:t>Điều phối viên</w:t>
+            </w:r>
+          </w:p>
+        </w:tc>
+        <w:tc>
+          <w:tcPr>
+            <w:tcW w:w="1898" w:type="dxa"/>
+            <w:tcBorders>
+              <w:top w:val="single" w:sz="5" w:space="0" w:color="000000"/>
+              <w:left w:val="single" w:sz="5" w:space="0" w:color="000000"/>
+              <w:bottom w:val="single" w:sz="5" w:space="0" w:color="000000"/>
+              <w:right w:val="single" w:sz="14" w:space="0" w:color="000000"/>
+            </w:tcBorders>
+            <w:vAlign w:val="center"/>
+          </w:tcPr>
+          <w:p>
+            <w:pPr>
+              <w:spacing w:line="276" w:lineRule="auto"/>
+              <w:jc w:val="center"/>
+              <w:rPr>
+                <w:szCs w:val="26"/>
+              </w:rPr>
+            </w:pPr>
+            <w:r>
+              <w:rPr>
+                <w:szCs w:val="26"/>
+              </w:rPr>
+              <w:t xml:space="preserve">BVA </w:t>
+            </w:r>
+          </w:p>
+        </w:tc>
+      </w:tr>
+      <w:tr>
+        <w:trPr>
+          <w:trHeight w:val="516"/>
+        </w:trPr>
+        <w:tc>
+          <w:tcPr>
+            <w:tcW w:w="4793" w:type="dxa"/>
+            <w:tcBorders>
+              <w:top w:val="single" w:sz="5" w:space="0" w:color="000000"/>
+              <w:left w:val="single" w:sz="14" w:space="0" w:color="000000"/>
+              <w:bottom w:val="single" w:sz="5" w:space="0" w:color="000000"/>
+              <w:right w:val="single" w:sz="5" w:space="0" w:color="000000"/>
+            </w:tcBorders>
+            <w:vAlign w:val="center"/>
+          </w:tcPr>
+          <w:p>
+            <w:pPr>
+              <w:spacing w:line="276" w:lineRule="auto"/>
+              <w:rPr>
+                <w:szCs w:val="26"/>
+              </w:rPr>
+            </w:pPr>
+            <w:r>
+              <w:rPr>
+                <w:szCs w:val="26"/>
+              </w:rPr>
+              <w:t>3. Kiểm tra thông tin đơn hàng</w:t>
+            </w:r>
+          </w:p>
+        </w:tc>
+        <w:tc>
+          <w:tcPr>
+            <w:tcW w:w="2270" w:type="dxa"/>
+            <w:tcBorders>
+              <w:top w:val="single" w:sz="5" w:space="0" w:color="000000"/>
+              <w:left w:val="single" w:sz="5" w:space="0" w:color="000000"/>
+              <w:bottom w:val="single" w:sz="5" w:space="0" w:color="000000"/>
+              <w:right w:val="single" w:sz="5" w:space="0" w:color="000000"/>
+            </w:tcBorders>
+            <w:vAlign w:val="center"/>
+          </w:tcPr>
+          <w:p>
+            <w:pPr>
+              <w:spacing w:line="276" w:lineRule="auto"/>
+              <w:ind w:left="12"/>
+              <w:jc w:val="center"/>
+              <w:rPr>
+                <w:szCs w:val="26"/>
+              </w:rPr>
+            </w:pPr>
+            <w:r>
+              <w:rPr>
+                <w:szCs w:val="26"/>
+              </w:rPr>
+              <w:t>Điều phối viên</w:t>
+            </w:r>
+          </w:p>
+        </w:tc>
+        <w:tc>
+          <w:tcPr>
+            <w:tcW w:w="1898" w:type="dxa"/>
+            <w:tcBorders>
+              <w:top w:val="single" w:sz="5" w:space="0" w:color="000000"/>
+              <w:left w:val="single" w:sz="5" w:space="0" w:color="000000"/>
+              <w:bottom w:val="single" w:sz="5" w:space="0" w:color="000000"/>
+              <w:right w:val="single" w:sz="14" w:space="0" w:color="000000"/>
+            </w:tcBorders>
+            <w:vAlign w:val="center"/>
+          </w:tcPr>
+          <w:p>
+            <w:pPr>
+              <w:spacing w:line="276" w:lineRule="auto"/>
+              <w:jc w:val="center"/>
+              <w:rPr>
+                <w:szCs w:val="26"/>
+              </w:rPr>
+            </w:pPr>
+            <w:r>
+              <w:rPr>
+                <w:szCs w:val="26"/>
+              </w:rPr>
+              <w:t>BVA</w:t>
+            </w:r>
+          </w:p>
+        </w:tc>
+      </w:tr>
+      <w:tr>
+        <w:trPr>
+          <w:trHeight w:val="517"/>
+        </w:trPr>
+        <w:tc>
+          <w:tcPr>
+            <w:tcW w:w="4793" w:type="dxa"/>
+            <w:tcBorders>
+              <w:top w:val="single" w:sz="5" w:space="0" w:color="000000"/>
+              <w:left w:val="single" w:sz="14" w:space="0" w:color="000000"/>
+              <w:bottom w:val="single" w:sz="5" w:space="0" w:color="000000"/>
+              <w:right w:val="single" w:sz="5" w:space="0" w:color="000000"/>
+            </w:tcBorders>
+            <w:vAlign w:val="center"/>
+          </w:tcPr>
+          <w:p>
+            <w:pPr>
+              <w:spacing w:line="276" w:lineRule="auto"/>
+              <w:rPr>
+                <w:szCs w:val="26"/>
+              </w:rPr>
+            </w:pPr>
+            <w:r>
+              <w:rPr>
+                <w:szCs w:val="26"/>
+              </w:rPr>
+              <w:t>4. Điều phối shipper lấy hàng</w:t>
+            </w:r>
+          </w:p>
+        </w:tc>
+        <w:tc>
+          <w:tcPr>
+            <w:tcW w:w="2270" w:type="dxa"/>
+            <w:tcBorders>
+              <w:top w:val="single" w:sz="5" w:space="0" w:color="000000"/>
+              <w:left w:val="single" w:sz="5" w:space="0" w:color="000000"/>
+              <w:bottom w:val="single" w:sz="5" w:space="0" w:color="000000"/>
+              <w:right w:val="single" w:sz="5" w:space="0" w:color="000000"/>
+            </w:tcBorders>
+            <w:vAlign w:val="center"/>
+          </w:tcPr>
+          <w:p>
+            <w:pPr>
+              <w:spacing w:line="276" w:lineRule="auto"/>
+              <w:ind w:left="12"/>
+              <w:jc w:val="center"/>
+              <w:rPr>
+                <w:szCs w:val="26"/>
+              </w:rPr>
+            </w:pPr>
+            <w:r>
+              <w:rPr>
+                <w:szCs w:val="26"/>
+              </w:rPr>
+              <w:t>Điều phối viên</w:t>
+            </w:r>
+          </w:p>
+        </w:tc>
+        <w:tc>
+          <w:tcPr>
+            <w:tcW w:w="1898" w:type="dxa"/>
+            <w:tcBorders>
+              <w:top w:val="single" w:sz="5" w:space="0" w:color="000000"/>
+              <w:left w:val="single" w:sz="5" w:space="0" w:color="000000"/>
+              <w:bottom w:val="single" w:sz="5" w:space="0" w:color="000000"/>
+              <w:right w:val="single" w:sz="14" w:space="0" w:color="000000"/>
+            </w:tcBorders>
+            <w:vAlign w:val="center"/>
+          </w:tcPr>
+          <w:p>
+            <w:pPr>
+              <w:spacing w:line="276" w:lineRule="auto"/>
+              <w:jc w:val="center"/>
+              <w:rPr>
+                <w:szCs w:val="26"/>
+              </w:rPr>
+            </w:pPr>
+            <w:r>
+              <w:rPr>
+                <w:szCs w:val="26"/>
+              </w:rPr>
+              <w:t>BVA</w:t>
+            </w:r>
+          </w:p>
+        </w:tc>
+      </w:tr>
+      <w:tr>
+        <w:trPr>
+          <w:trHeight w:val="517"/>
+        </w:trPr>
+        <w:tc>
+          <w:tcPr>
+            <w:tcW w:w="4793" w:type="dxa"/>
+            <w:tcBorders>
+              <w:top w:val="single" w:sz="5" w:space="0" w:color="000000"/>
+              <w:left w:val="single" w:sz="14" w:space="0" w:color="000000"/>
+              <w:bottom w:val="single" w:sz="5" w:space="0" w:color="000000"/>
+              <w:right w:val="single" w:sz="5" w:space="0" w:color="000000"/>
+            </w:tcBorders>
+            <w:vAlign w:val="center"/>
+          </w:tcPr>
+          <w:p>
+            <w:pPr>
+              <w:spacing w:line="276" w:lineRule="auto"/>
+              <w:rPr>
+                <w:szCs w:val="26"/>
+              </w:rPr>
+            </w:pPr>
+            <w:r>
+              <w:rPr>
+                <w:szCs w:val="26"/>
+              </w:rPr>
+              <w:t>5. Nhận nhiệm vụ lấy hàng</w:t>
+            </w:r>
+          </w:p>
+        </w:tc>
+        <w:tc>
+          <w:tcPr>
+            <w:tcW w:w="2270" w:type="dxa"/>
+            <w:tcBorders>
+              <w:top w:val="single" w:sz="5" w:space="0" w:color="000000"/>
+              <w:left w:val="single" w:sz="5" w:space="0" w:color="000000"/>
+              <w:bottom w:val="single" w:sz="5" w:space="0" w:color="000000"/>
+              <w:right w:val="single" w:sz="5" w:space="0" w:color="000000"/>
+            </w:tcBorders>
+            <w:vAlign w:val="center"/>
+          </w:tcPr>
+          <w:p>
+            <w:pPr>
+              <w:spacing w:line="276" w:lineRule="auto"/>
+              <w:jc w:val="center"/>
+              <w:rPr>
+                <w:szCs w:val="26"/>
+              </w:rPr>
+            </w:pPr>
+            <w:r>
+              <w:rPr>
+                <w:szCs w:val="26"/>
+              </w:rPr>
+              <w:t>Shipper</w:t>
+            </w:r>
+          </w:p>
+        </w:tc>
+        <w:tc>
+          <w:tcPr>
+            <w:tcW w:w="1898" w:type="dxa"/>
+            <w:tcBorders>
+              <w:top w:val="single" w:sz="5" w:space="0" w:color="000000"/>
+              <w:left w:val="single" w:sz="5" w:space="0" w:color="000000"/>
+              <w:bottom w:val="single" w:sz="5" w:space="0" w:color="000000"/>
+              <w:right w:val="single" w:sz="14" w:space="0" w:color="000000"/>
+            </w:tcBorders>
+            <w:vAlign w:val="center"/>
+          </w:tcPr>
+          <w:p>
+            <w:pPr>
+              <w:spacing w:line="276" w:lineRule="auto"/>
+              <w:jc w:val="center"/>
+              <w:rPr>
+                <w:szCs w:val="26"/>
+              </w:rPr>
+            </w:pPr>
+            <w:r>
+              <w:rPr>
+                <w:szCs w:val="26"/>
+              </w:rPr>
+              <w:t>BVA</w:t>
+            </w:r>
+          </w:p>
+        </w:tc>
+      </w:tr>
+      <w:tr>
+        <w:trPr>
+          <w:trHeight w:val="516"/>
+        </w:trPr>
+        <w:tc>
+          <w:tcPr>
+            <w:tcW w:w="4793" w:type="dxa"/>
+            <w:tcBorders>
+              <w:top w:val="single" w:sz="5" w:space="0" w:color="000000"/>
+              <w:left w:val="single" w:sz="14" w:space="0" w:color="000000"/>
+              <w:bottom w:val="single" w:sz="5" w:space="0" w:color="000000"/>
+              <w:right w:val="single" w:sz="5" w:space="0" w:color="000000"/>
+            </w:tcBorders>
+            <w:vAlign w:val="center"/>
+          </w:tcPr>
+          <w:p>
+            <w:pPr>
+              <w:spacing w:line="276" w:lineRule="auto"/>
+              <w:rPr>
+                <w:szCs w:val="26"/>
+              </w:rPr>
+            </w:pPr>
+            <w:r>
+              <w:rPr>
+                <w:szCs w:val="26"/>
+              </w:rPr>
+              <w:t>6. Đến địa điểm gửi</w:t>
+            </w:r>
+          </w:p>
+        </w:tc>
+        <w:tc>
+          <w:tcPr>
+            <w:tcW w:w="2270" w:type="dxa"/>
+            <w:tcBorders>
+              <w:top w:val="single" w:sz="5" w:space="0" w:color="000000"/>
+              <w:left w:val="single" w:sz="5" w:space="0" w:color="000000"/>
+              <w:bottom w:val="single" w:sz="5" w:space="0" w:color="000000"/>
+              <w:right w:val="single" w:sz="5" w:space="0" w:color="000000"/>
+            </w:tcBorders>
+            <w:vAlign w:val="center"/>
+          </w:tcPr>
+          <w:p>
+            <w:pPr>
+              <w:spacing w:line="276" w:lineRule="auto"/>
+              <w:jc w:val="center"/>
+              <w:rPr>
+                <w:szCs w:val="26"/>
+              </w:rPr>
+            </w:pPr>
+            <w:r>
+              <w:rPr>
+                <w:szCs w:val="26"/>
+              </w:rPr>
+              <w:t>Shipper</w:t>
+            </w:r>
+          </w:p>
+        </w:tc>
+        <w:tc>
+          <w:tcPr>
+            <w:tcW w:w="1898" w:type="dxa"/>
+            <w:tcBorders>
+              <w:top w:val="single" w:sz="5" w:space="0" w:color="000000"/>
+              <w:left w:val="single" w:sz="5" w:space="0" w:color="000000"/>
+              <w:bottom w:val="single" w:sz="5" w:space="0" w:color="000000"/>
+              <w:right w:val="single" w:sz="14" w:space="0" w:color="000000"/>
+            </w:tcBorders>
+            <w:vAlign w:val="center"/>
+          </w:tcPr>
+          <w:p>
+            <w:pPr>
+              <w:spacing w:line="276" w:lineRule="auto"/>
+              <w:jc w:val="center"/>
+              <w:rPr>
+                <w:szCs w:val="26"/>
+              </w:rPr>
+            </w:pPr>
+            <w:r>
+              <w:rPr>
+                <w:szCs w:val="26"/>
+              </w:rPr>
+              <w:t>VA</w:t>
+            </w:r>
+          </w:p>
+        </w:tc>
+      </w:tr>
+      <w:tr>
+        <w:trPr>
+          <w:trHeight w:val="504"/>
+        </w:trPr>
+        <w:tc>
+          <w:tcPr>
+            <w:tcW w:w="4793" w:type="dxa"/>
+            <w:tcBorders>
+              <w:top w:val="single" w:sz="5" w:space="0" w:color="000000"/>
+              <w:left w:val="single" w:sz="14" w:space="0" w:color="000000"/>
+              <w:bottom w:val="single" w:sz="5" w:space="0" w:color="000000"/>
+              <w:right w:val="single" w:sz="5" w:space="0" w:color="000000"/>
+            </w:tcBorders>
+            <w:vAlign w:val="center"/>
+          </w:tcPr>
+          <w:p>
+            <w:pPr>
+              <w:spacing w:line="276" w:lineRule="auto"/>
+              <w:rPr>
+                <w:szCs w:val="26"/>
+              </w:rPr>
+            </w:pPr>
+            <w:r>
+              <w:rPr>
+                <w:szCs w:val="26"/>
+              </w:rPr>
+              <w:t>7. Kiểm tra ngoại quan, cân sơ bộ</w:t>
+            </w:r>
+          </w:p>
+        </w:tc>
+        <w:tc>
+          <w:tcPr>
+            <w:tcW w:w="2270" w:type="dxa"/>
+            <w:tcBorders>
+              <w:top w:val="single" w:sz="5" w:space="0" w:color="000000"/>
+              <w:left w:val="single" w:sz="5" w:space="0" w:color="000000"/>
+              <w:bottom w:val="single" w:sz="5" w:space="0" w:color="000000"/>
+              <w:right w:val="single" w:sz="5" w:space="0" w:color="000000"/>
+            </w:tcBorders>
+            <w:vAlign w:val="center"/>
+          </w:tcPr>
+          <w:p>
+            <w:pPr>
+              <w:spacing w:line="276" w:lineRule="auto"/>
+              <w:jc w:val="center"/>
+              <w:rPr>
+                <w:szCs w:val="26"/>
+              </w:rPr>
+            </w:pPr>
+            <w:r>
+              <w:rPr>
+                <w:szCs w:val="26"/>
+              </w:rPr>
+              <w:t>Shipper</w:t>
+            </w:r>
+          </w:p>
+        </w:tc>
+        <w:tc>
+          <w:tcPr>
+            <w:tcW w:w="1898" w:type="dxa"/>
+            <w:tcBorders>
+              <w:top w:val="single" w:sz="5" w:space="0" w:color="000000"/>
+              <w:left w:val="single" w:sz="5" w:space="0" w:color="000000"/>
+              <w:bottom w:val="single" w:sz="5" w:space="0" w:color="000000"/>
+              <w:right w:val="single" w:sz="14" w:space="0" w:color="000000"/>
+            </w:tcBorders>
+            <w:vAlign w:val="center"/>
+          </w:tcPr>
+          <w:p>
+            <w:pPr>
+              <w:spacing w:line="276" w:lineRule="auto"/>
+              <w:jc w:val="center"/>
+              <w:rPr>
+                <w:szCs w:val="26"/>
+              </w:rPr>
+            </w:pPr>
+            <w:r>
+              <w:rPr>
+                <w:szCs w:val="26"/>
+              </w:rPr>
+              <w:t>VA</w:t>
+            </w:r>
+          </w:p>
+        </w:tc>
+      </w:tr>
+      <w:tr>
+        <w:trPr>
+          <w:trHeight w:val="504"/>
+        </w:trPr>
+        <w:tc>
+          <w:tcPr>
+            <w:tcW w:w="4793" w:type="dxa"/>
+            <w:tcBorders>
+              <w:top w:val="single" w:sz="5" w:space="0" w:color="000000"/>
+              <w:left w:val="single" w:sz="14" w:space="0" w:color="000000"/>
+              <w:bottom w:val="single" w:sz="5" w:space="0" w:color="000000"/>
+              <w:right w:val="single" w:sz="5" w:space="0" w:color="000000"/>
+            </w:tcBorders>
+            <w:vAlign w:val="center"/>
+          </w:tcPr>
+          <w:p>
+            <w:pPr>
+              <w:spacing w:line="276" w:lineRule="auto"/>
+              <w:rPr>
+                <w:szCs w:val="26"/>
+              </w:rPr>
+            </w:pPr>
+            <w:r>
+              <w:rPr>
+                <w:szCs w:val="26"/>
+              </w:rPr>
+              <w:t>8. Cân hàng, in và dán tem</w:t>
+            </w:r>
+          </w:p>
+        </w:tc>
+        <w:tc>
+          <w:tcPr>
+            <w:tcW w:w="2270" w:type="dxa"/>
+            <w:tcBorders>
+              <w:top w:val="single" w:sz="5" w:space="0" w:color="000000"/>
+              <w:left w:val="single" w:sz="5" w:space="0" w:color="000000"/>
+              <w:bottom w:val="single" w:sz="5" w:space="0" w:color="000000"/>
+              <w:right w:val="single" w:sz="5" w:space="0" w:color="000000"/>
+            </w:tcBorders>
+            <w:vAlign w:val="center"/>
+          </w:tcPr>
+          <w:p>
+            <w:pPr>
+              <w:spacing w:line="276" w:lineRule="auto"/>
+              <w:jc w:val="center"/>
+              <w:rPr>
+                <w:szCs w:val="26"/>
+              </w:rPr>
+            </w:pPr>
+            <w:r>
+              <w:rPr>
+                <w:szCs w:val="26"/>
+              </w:rPr>
+              <w:t>Shipper</w:t>
+            </w:r>
+          </w:p>
+        </w:tc>
+        <w:tc>
+          <w:tcPr>
+            <w:tcW w:w="1898" w:type="dxa"/>
+            <w:tcBorders>
+              <w:top w:val="single" w:sz="5" w:space="0" w:color="000000"/>
+              <w:left w:val="single" w:sz="5" w:space="0" w:color="000000"/>
+              <w:bottom w:val="single" w:sz="5" w:space="0" w:color="000000"/>
+              <w:right w:val="single" w:sz="14" w:space="0" w:color="000000"/>
+            </w:tcBorders>
+            <w:vAlign w:val="center"/>
+          </w:tcPr>
+          <w:p>
+            <w:pPr>
+              <w:spacing w:line="276" w:lineRule="auto"/>
+              <w:jc w:val="center"/>
+              <w:rPr>
+                <w:szCs w:val="26"/>
+              </w:rPr>
+            </w:pPr>
+            <w:r>
+              <w:rPr>
+                <w:szCs w:val="26"/>
+              </w:rPr>
+              <w:t>VA</w:t>
+            </w:r>
+          </w:p>
+        </w:tc>
+      </w:tr>
+      <w:tr>
+        <w:trPr>
+          <w:trHeight w:val="504"/>
+        </w:trPr>
+        <w:tc>
+          <w:tcPr>
+            <w:tcW w:w="4793" w:type="dxa"/>
+            <w:tcBorders>
+              <w:top w:val="single" w:sz="5" w:space="0" w:color="000000"/>
+              <w:left w:val="single" w:sz="14" w:space="0" w:color="000000"/>
+              <w:bottom w:val="single" w:sz="5" w:space="0" w:color="000000"/>
+              <w:right w:val="single" w:sz="5" w:space="0" w:color="000000"/>
+            </w:tcBorders>
+            <w:vAlign w:val="center"/>
+          </w:tcPr>
+          <w:p>
+            <w:pPr>
+              <w:spacing w:line="276" w:lineRule="auto"/>
+              <w:rPr>
+                <w:szCs w:val="26"/>
+              </w:rPr>
+            </w:pPr>
+            <w:r>
+              <w:rPr>
+                <w:szCs w:val="26"/>
+              </w:rPr>
+              <w:lastRenderedPageBreak/>
+              <w:t>9. Cập nhật trạng thái "Đã lấy hàng"</w:t>
+            </w:r>
+          </w:p>
+        </w:tc>
+        <w:tc>
+          <w:tcPr>
+            <w:tcW w:w="2270" w:type="dxa"/>
+            <w:tcBorders>
+              <w:top w:val="single" w:sz="5" w:space="0" w:color="000000"/>
+              <w:left w:val="single" w:sz="5" w:space="0" w:color="000000"/>
+              <w:bottom w:val="single" w:sz="5" w:space="0" w:color="000000"/>
+              <w:right w:val="single" w:sz="5" w:space="0" w:color="000000"/>
+            </w:tcBorders>
+            <w:vAlign w:val="center"/>
+          </w:tcPr>
+          <w:p>
+            <w:pPr>
+              <w:spacing w:line="276" w:lineRule="auto"/>
+              <w:jc w:val="center"/>
+              <w:rPr>
+                <w:szCs w:val="26"/>
+              </w:rPr>
+            </w:pPr>
+            <w:r>
+              <w:rPr>
+                <w:szCs w:val="26"/>
+              </w:rPr>
+              <w:t>Shipper</w:t>
+            </w:r>
+          </w:p>
+        </w:tc>
+        <w:tc>
+          <w:tcPr>
+            <w:tcW w:w="1898" w:type="dxa"/>
+            <w:tcBorders>
+              <w:top w:val="single" w:sz="5" w:space="0" w:color="000000"/>
+              <w:left w:val="single" w:sz="5" w:space="0" w:color="000000"/>
+              <w:bottom w:val="single" w:sz="5" w:space="0" w:color="000000"/>
+              <w:right w:val="single" w:sz="14" w:space="0" w:color="000000"/>
+            </w:tcBorders>
+            <w:vAlign w:val="center"/>
+          </w:tcPr>
+          <w:p>
+            <w:pPr>
+              <w:spacing w:line="276" w:lineRule="auto"/>
+              <w:jc w:val="center"/>
+              <w:rPr>
+                <w:szCs w:val="26"/>
+              </w:rPr>
+            </w:pPr>
+            <w:r>
+              <w:rPr>
+                <w:szCs w:val="26"/>
+              </w:rPr>
+              <w:t>BVA</w:t>
+            </w:r>
+          </w:p>
+        </w:tc>
+      </w:tr>
+      <w:tr>
+        <w:trPr>
+          <w:trHeight w:val="504"/>
+        </w:trPr>
+        <w:tc>
+          <w:tcPr>
+            <w:tcW w:w="4793" w:type="dxa"/>
+            <w:tcBorders>
+              <w:top w:val="single" w:sz="5" w:space="0" w:color="000000"/>
+              <w:left w:val="single" w:sz="14" w:space="0" w:color="000000"/>
+              <w:bottom w:val="single" w:sz="5" w:space="0" w:color="000000"/>
+              <w:right w:val="single" w:sz="5" w:space="0" w:color="000000"/>
+            </w:tcBorders>
+            <w:vAlign w:val="center"/>
+          </w:tcPr>
+          <w:p>
+            <w:pPr>
+              <w:spacing w:line="276" w:lineRule="auto"/>
+              <w:rPr>
+                <w:szCs w:val="26"/>
+              </w:rPr>
+            </w:pPr>
+            <w:r>
+              <w:rPr>
+                <w:szCs w:val="26"/>
+              </w:rPr>
+              <w:t>10. Chở hàng về bưu cục</w:t>
+            </w:r>
+          </w:p>
+        </w:tc>
+        <w:tc>
+          <w:tcPr>
+            <w:tcW w:w="2270" w:type="dxa"/>
+            <w:tcBorders>
+              <w:top w:val="single" w:sz="5" w:space="0" w:color="000000"/>
+              <w:left w:val="single" w:sz="5" w:space="0" w:color="000000"/>
+              <w:bottom w:val="single" w:sz="5" w:space="0" w:color="000000"/>
+              <w:right w:val="single" w:sz="5" w:space="0" w:color="000000"/>
+            </w:tcBorders>
+            <w:vAlign w:val="center"/>
+          </w:tcPr>
+          <w:p>
+            <w:pPr>
+              <w:spacing w:line="276" w:lineRule="auto"/>
+              <w:jc w:val="center"/>
+              <w:rPr>
+                <w:szCs w:val="26"/>
+              </w:rPr>
+            </w:pPr>
+            <w:r>
+              <w:rPr>
+                <w:szCs w:val="26"/>
+              </w:rPr>
+              <w:t>Shipper</w:t>
+            </w:r>
+          </w:p>
+        </w:tc>
+        <w:tc>
+          <w:tcPr>
+            <w:tcW w:w="1898" w:type="dxa"/>
+            <w:tcBorders>
+              <w:top w:val="single" w:sz="5" w:space="0" w:color="000000"/>
+              <w:left w:val="single" w:sz="5" w:space="0" w:color="000000"/>
+              <w:bottom w:val="single" w:sz="5" w:space="0" w:color="000000"/>
+              <w:right w:val="single" w:sz="14" w:space="0" w:color="000000"/>
+            </w:tcBorders>
+            <w:vAlign w:val="center"/>
+          </w:tcPr>
+          <w:p>
+            <w:pPr>
+              <w:spacing w:line="276" w:lineRule="auto"/>
+              <w:jc w:val="center"/>
+              <w:rPr>
+                <w:szCs w:val="26"/>
+              </w:rPr>
+            </w:pPr>
+            <w:r>
+              <w:rPr>
+                <w:szCs w:val="26"/>
+              </w:rPr>
+              <w:t>VA</w:t>
+            </w:r>
+          </w:p>
+        </w:tc>
+      </w:tr>
+      <w:tr>
+        <w:trPr>
+          <w:trHeight w:val="504"/>
+        </w:trPr>
+        <w:tc>
+          <w:tcPr>
+            <w:tcW w:w="4793" w:type="dxa"/>
+            <w:tcBorders>
+              <w:top w:val="single" w:sz="5" w:space="0" w:color="000000"/>
+              <w:left w:val="single" w:sz="14" w:space="0" w:color="000000"/>
+              <w:bottom w:val="single" w:sz="5" w:space="0" w:color="000000"/>
+              <w:right w:val="single" w:sz="5" w:space="0" w:color="000000"/>
+            </w:tcBorders>
+            <w:vAlign w:val="center"/>
+          </w:tcPr>
+          <w:p>
+            <w:pPr>
+              <w:spacing w:line="276" w:lineRule="auto"/>
+              <w:rPr>
+                <w:szCs w:val="26"/>
+              </w:rPr>
+            </w:pPr>
+            <w:r>
+              <w:rPr>
+                <w:szCs w:val="26"/>
+              </w:rPr>
+              <w:t>11. Tiếp nhận hàng tại bưu cục</w:t>
+            </w:r>
+          </w:p>
+        </w:tc>
+        <w:tc>
+          <w:tcPr>
+            <w:tcW w:w="2270" w:type="dxa"/>
+            <w:tcBorders>
+              <w:top w:val="single" w:sz="5" w:space="0" w:color="000000"/>
+              <w:left w:val="single" w:sz="5" w:space="0" w:color="000000"/>
+              <w:bottom w:val="single" w:sz="5" w:space="0" w:color="000000"/>
+              <w:right w:val="single" w:sz="5" w:space="0" w:color="000000"/>
+            </w:tcBorders>
+            <w:vAlign w:val="center"/>
+          </w:tcPr>
+          <w:p>
+            <w:pPr>
+              <w:spacing w:line="276" w:lineRule="auto"/>
+              <w:jc w:val="center"/>
+              <w:rPr>
+                <w:szCs w:val="26"/>
+              </w:rPr>
+            </w:pPr>
+            <w:r>
+              <w:rPr>
+                <w:szCs w:val="26"/>
+              </w:rPr>
+              <w:t>Nhân viên khai thác</w:t>
+            </w:r>
+          </w:p>
+        </w:tc>
+        <w:tc>
+          <w:tcPr>
+            <w:tcW w:w="1898" w:type="dxa"/>
+            <w:tcBorders>
+              <w:top w:val="single" w:sz="5" w:space="0" w:color="000000"/>
+              <w:left w:val="single" w:sz="5" w:space="0" w:color="000000"/>
+              <w:bottom w:val="single" w:sz="5" w:space="0" w:color="000000"/>
+              <w:right w:val="single" w:sz="14" w:space="0" w:color="000000"/>
+            </w:tcBorders>
+            <w:vAlign w:val="center"/>
+          </w:tcPr>
+          <w:p>
+            <w:pPr>
+              <w:spacing w:line="276" w:lineRule="auto"/>
+              <w:jc w:val="center"/>
+              <w:rPr>
+                <w:szCs w:val="26"/>
+              </w:rPr>
+            </w:pPr>
+            <w:r>
+              <w:rPr>
+                <w:szCs w:val="26"/>
+              </w:rPr>
+              <w:t>VA</w:t>
+            </w:r>
+          </w:p>
+        </w:tc>
+      </w:tr>
+      <w:tr>
+        <w:trPr>
+          <w:trHeight w:val="504"/>
+        </w:trPr>
+        <w:tc>
+          <w:tcPr>
+            <w:tcW w:w="4793" w:type="dxa"/>
+            <w:tcBorders>
+              <w:top w:val="single" w:sz="5" w:space="0" w:color="000000"/>
+              <w:left w:val="single" w:sz="14" w:space="0" w:color="000000"/>
+              <w:bottom w:val="single" w:sz="5" w:space="0" w:color="000000"/>
+              <w:right w:val="single" w:sz="5" w:space="0" w:color="000000"/>
+            </w:tcBorders>
+            <w:vAlign w:val="center"/>
+          </w:tcPr>
+          <w:p>
+            <w:pPr>
+              <w:spacing w:line="276" w:lineRule="auto"/>
+              <w:rPr>
+                <w:szCs w:val="26"/>
+              </w:rPr>
+            </w:pPr>
+            <w:r>
+              <w:rPr>
+                <w:szCs w:val="26"/>
+              </w:rPr>
+              <w:t>12. Quét mã vận đơn</w:t>
+            </w:r>
+          </w:p>
+        </w:tc>
+        <w:tc>
+          <w:tcPr>
+            <w:tcW w:w="2270" w:type="dxa"/>
+            <w:tcBorders>
+              <w:top w:val="single" w:sz="5" w:space="0" w:color="000000"/>
+              <w:left w:val="single" w:sz="5" w:space="0" w:color="000000"/>
+              <w:bottom w:val="single" w:sz="5" w:space="0" w:color="000000"/>
+              <w:right w:val="single" w:sz="5" w:space="0" w:color="000000"/>
+            </w:tcBorders>
+            <w:vAlign w:val="center"/>
+          </w:tcPr>
+          <w:p>
+            <w:pPr>
+              <w:spacing w:line="276" w:lineRule="auto"/>
+              <w:jc w:val="center"/>
+              <w:rPr>
+                <w:szCs w:val="26"/>
+              </w:rPr>
+            </w:pPr>
+            <w:r>
+              <w:rPr>
+                <w:szCs w:val="26"/>
+              </w:rPr>
+              <w:t>Nhân viên khai thác</w:t>
+            </w:r>
+          </w:p>
+        </w:tc>
+        <w:tc>
+          <w:tcPr>
+            <w:tcW w:w="1898" w:type="dxa"/>
+            <w:tcBorders>
+              <w:top w:val="single" w:sz="5" w:space="0" w:color="000000"/>
+              <w:left w:val="single" w:sz="5" w:space="0" w:color="000000"/>
+              <w:bottom w:val="single" w:sz="5" w:space="0" w:color="000000"/>
+              <w:right w:val="single" w:sz="14" w:space="0" w:color="000000"/>
+            </w:tcBorders>
+            <w:vAlign w:val="center"/>
+          </w:tcPr>
+          <w:p>
+            <w:pPr>
+              <w:spacing w:line="276" w:lineRule="auto"/>
+              <w:jc w:val="center"/>
+              <w:rPr>
+                <w:szCs w:val="26"/>
+              </w:rPr>
+            </w:pPr>
+            <w:r>
+              <w:rPr>
+                <w:szCs w:val="26"/>
+              </w:rPr>
+              <w:t>BVA</w:t>
+            </w:r>
+          </w:p>
+        </w:tc>
+      </w:tr>
+      <w:tr>
+        <w:trPr>
+          <w:trHeight w:val="504"/>
+        </w:trPr>
+        <w:tc>
+          <w:tcPr>
+            <w:tcW w:w="4793" w:type="dxa"/>
+            <w:tcBorders>
+              <w:top w:val="single" w:sz="5" w:space="0" w:color="000000"/>
+              <w:left w:val="single" w:sz="14" w:space="0" w:color="000000"/>
+              <w:bottom w:val="single" w:sz="5" w:space="0" w:color="000000"/>
+              <w:right w:val="single" w:sz="5" w:space="0" w:color="000000"/>
+            </w:tcBorders>
+            <w:vAlign w:val="center"/>
+          </w:tcPr>
+          <w:p>
+            <w:pPr>
+              <w:spacing w:line="276" w:lineRule="auto"/>
+              <w:rPr>
+                <w:szCs w:val="26"/>
+              </w:rPr>
+            </w:pPr>
+            <w:r>
+              <w:rPr>
+                <w:szCs w:val="26"/>
+              </w:rPr>
+              <w:t>13. Cân trọng lượng chính xác</w:t>
+            </w:r>
+          </w:p>
+        </w:tc>
+        <w:tc>
+          <w:tcPr>
+            <w:tcW w:w="2270" w:type="dxa"/>
+            <w:tcBorders>
+              <w:top w:val="single" w:sz="5" w:space="0" w:color="000000"/>
+              <w:left w:val="single" w:sz="5" w:space="0" w:color="000000"/>
+              <w:bottom w:val="single" w:sz="5" w:space="0" w:color="000000"/>
+              <w:right w:val="single" w:sz="5" w:space="0" w:color="000000"/>
+            </w:tcBorders>
+            <w:vAlign w:val="center"/>
+          </w:tcPr>
+          <w:p>
+            <w:pPr>
+              <w:spacing w:line="276" w:lineRule="auto"/>
+              <w:jc w:val="center"/>
+              <w:rPr>
+                <w:szCs w:val="26"/>
+              </w:rPr>
+            </w:pPr>
+            <w:r>
+              <w:rPr>
+                <w:szCs w:val="26"/>
+              </w:rPr>
+              <w:t>Nhân viên khai thác</w:t>
+            </w:r>
+          </w:p>
+        </w:tc>
+        <w:tc>
+          <w:tcPr>
+            <w:tcW w:w="1898" w:type="dxa"/>
+            <w:tcBorders>
+              <w:top w:val="single" w:sz="5" w:space="0" w:color="000000"/>
+              <w:left w:val="single" w:sz="5" w:space="0" w:color="000000"/>
+              <w:bottom w:val="single" w:sz="5" w:space="0" w:color="000000"/>
+              <w:right w:val="single" w:sz="14" w:space="0" w:color="000000"/>
+            </w:tcBorders>
+            <w:vAlign w:val="center"/>
+          </w:tcPr>
+          <w:p>
+            <w:pPr>
+              <w:spacing w:line="276" w:lineRule="auto"/>
+              <w:jc w:val="center"/>
+              <w:rPr>
+                <w:szCs w:val="26"/>
+              </w:rPr>
+            </w:pPr>
+            <w:r>
+              <w:rPr>
+                <w:szCs w:val="26"/>
+              </w:rPr>
+              <w:t>VA</w:t>
+            </w:r>
+          </w:p>
+        </w:tc>
+      </w:tr>
+      <w:tr>
+        <w:trPr>
+          <w:trHeight w:val="504"/>
+        </w:trPr>
+        <w:tc>
+          <w:tcPr>
+            <w:tcW w:w="4793" w:type="dxa"/>
+            <w:tcBorders>
+              <w:top w:val="single" w:sz="5" w:space="0" w:color="000000"/>
+              <w:left w:val="single" w:sz="14" w:space="0" w:color="000000"/>
+              <w:bottom w:val="single" w:sz="5" w:space="0" w:color="000000"/>
+              <w:right w:val="single" w:sz="5" w:space="0" w:color="000000"/>
+            </w:tcBorders>
+            <w:vAlign w:val="center"/>
+          </w:tcPr>
+          <w:p>
+            <w:pPr>
+              <w:spacing w:line="276" w:lineRule="auto"/>
+              <w:rPr>
+                <w:szCs w:val="26"/>
+              </w:rPr>
+            </w:pPr>
+            <w:r>
+              <w:rPr>
+                <w:szCs w:val="26"/>
+              </w:rPr>
+              <w:t>14. Đối chiếu thông tin với hệ thống</w:t>
+            </w:r>
+          </w:p>
+        </w:tc>
+        <w:tc>
+          <w:tcPr>
+            <w:tcW w:w="2270" w:type="dxa"/>
+            <w:tcBorders>
+              <w:top w:val="single" w:sz="5" w:space="0" w:color="000000"/>
+              <w:left w:val="single" w:sz="5" w:space="0" w:color="000000"/>
+              <w:bottom w:val="single" w:sz="5" w:space="0" w:color="000000"/>
+              <w:right w:val="single" w:sz="5" w:space="0" w:color="000000"/>
+            </w:tcBorders>
+            <w:vAlign w:val="center"/>
+          </w:tcPr>
+          <w:p>
+            <w:pPr>
+              <w:spacing w:line="276" w:lineRule="auto"/>
+              <w:jc w:val="center"/>
+              <w:rPr>
+                <w:szCs w:val="26"/>
+              </w:rPr>
+            </w:pPr>
+            <w:r>
+              <w:rPr>
+                <w:szCs w:val="26"/>
+              </w:rPr>
+              <w:t>Nhân viên khai thác</w:t>
+            </w:r>
+          </w:p>
+        </w:tc>
+        <w:tc>
+          <w:tcPr>
+            <w:tcW w:w="1898" w:type="dxa"/>
+            <w:tcBorders>
+              <w:top w:val="single" w:sz="5" w:space="0" w:color="000000"/>
+              <w:left w:val="single" w:sz="5" w:space="0" w:color="000000"/>
+              <w:bottom w:val="single" w:sz="5" w:space="0" w:color="000000"/>
+              <w:right w:val="single" w:sz="14" w:space="0" w:color="000000"/>
+            </w:tcBorders>
+            <w:vAlign w:val="center"/>
+          </w:tcPr>
+          <w:p>
+            <w:pPr>
+              <w:spacing w:line="276" w:lineRule="auto"/>
+              <w:jc w:val="center"/>
+              <w:rPr>
+                <w:szCs w:val="26"/>
+              </w:rPr>
+            </w:pPr>
+            <w:r>
+              <w:rPr>
+                <w:szCs w:val="26"/>
+              </w:rPr>
+              <w:t>BVA</w:t>
+            </w:r>
+          </w:p>
+        </w:tc>
+      </w:tr>
+      <w:tr>
+        <w:trPr>
+          <w:trHeight w:val="504"/>
+        </w:trPr>
+        <w:tc>
+          <w:tcPr>
+            <w:tcW w:w="4793" w:type="dxa"/>
+            <w:tcBorders>
+              <w:top w:val="single" w:sz="5" w:space="0" w:color="000000"/>
+              <w:left w:val="single" w:sz="14" w:space="0" w:color="000000"/>
+              <w:bottom w:val="single" w:sz="5" w:space="0" w:color="000000"/>
+              <w:right w:val="single" w:sz="5" w:space="0" w:color="000000"/>
+            </w:tcBorders>
+            <w:vAlign w:val="center"/>
+          </w:tcPr>
+          <w:p>
+            <w:pPr>
+              <w:spacing w:line="276" w:lineRule="auto"/>
+              <w:rPr>
+                <w:szCs w:val="26"/>
+              </w:rPr>
+            </w:pPr>
+            <w:r>
+              <w:rPr>
+                <w:szCs w:val="26"/>
+              </w:rPr>
+              <w:t>15. Phân loại sơ bộ theo tuyến</w:t>
+            </w:r>
+          </w:p>
+        </w:tc>
+        <w:tc>
+          <w:tcPr>
+            <w:tcW w:w="2270" w:type="dxa"/>
+            <w:tcBorders>
+              <w:top w:val="single" w:sz="5" w:space="0" w:color="000000"/>
+              <w:left w:val="single" w:sz="5" w:space="0" w:color="000000"/>
+              <w:bottom w:val="single" w:sz="5" w:space="0" w:color="000000"/>
+              <w:right w:val="single" w:sz="5" w:space="0" w:color="000000"/>
+            </w:tcBorders>
+            <w:vAlign w:val="center"/>
+          </w:tcPr>
+          <w:p>
+            <w:pPr>
+              <w:spacing w:line="276" w:lineRule="auto"/>
+              <w:jc w:val="center"/>
+              <w:rPr>
+                <w:szCs w:val="26"/>
+              </w:rPr>
+            </w:pPr>
+            <w:r>
+              <w:rPr>
+                <w:szCs w:val="26"/>
+              </w:rPr>
+              <w:t>Nhân viên khai thác</w:t>
+            </w:r>
+          </w:p>
+        </w:tc>
+        <w:tc>
+          <w:tcPr>
+            <w:tcW w:w="1898" w:type="dxa"/>
+            <w:tcBorders>
+              <w:top w:val="single" w:sz="5" w:space="0" w:color="000000"/>
+              <w:left w:val="single" w:sz="5" w:space="0" w:color="000000"/>
+              <w:bottom w:val="single" w:sz="5" w:space="0" w:color="000000"/>
+              <w:right w:val="single" w:sz="14" w:space="0" w:color="000000"/>
+            </w:tcBorders>
+            <w:vAlign w:val="center"/>
+          </w:tcPr>
+          <w:p>
+            <w:pPr>
+              <w:spacing w:line="276" w:lineRule="auto"/>
+              <w:jc w:val="center"/>
+              <w:rPr>
+                <w:szCs w:val="26"/>
+              </w:rPr>
+            </w:pPr>
+            <w:r>
+              <w:rPr>
+                <w:szCs w:val="26"/>
+              </w:rPr>
+              <w:t>VA</w:t>
+            </w:r>
+          </w:p>
+        </w:tc>
+      </w:tr>
+      <w:tr>
+        <w:trPr>
+          <w:trHeight w:val="504"/>
+        </w:trPr>
+        <w:tc>
+          <w:tcPr>
+            <w:tcW w:w="4793" w:type="dxa"/>
+            <w:tcBorders>
+              <w:top w:val="single" w:sz="5" w:space="0" w:color="000000"/>
+              <w:left w:val="single" w:sz="14" w:space="0" w:color="000000"/>
+              <w:bottom w:val="single" w:sz="5" w:space="0" w:color="000000"/>
+              <w:right w:val="single" w:sz="5" w:space="0" w:color="000000"/>
+            </w:tcBorders>
+            <w:vAlign w:val="center"/>
+          </w:tcPr>
+          <w:p>
+            <w:pPr>
+              <w:spacing w:line="276" w:lineRule="auto"/>
+              <w:rPr>
+                <w:szCs w:val="26"/>
+              </w:rPr>
+            </w:pPr>
+            <w:r>
+              <w:rPr>
+                <w:szCs w:val="26"/>
+              </w:rPr>
+              <w:t>16. Sắp xếp chờ chuyển trung tâm khai thác</w:t>
+            </w:r>
+          </w:p>
+        </w:tc>
+        <w:tc>
+          <w:tcPr>
+            <w:tcW w:w="2270" w:type="dxa"/>
+            <w:tcBorders>
+              <w:top w:val="single" w:sz="5" w:space="0" w:color="000000"/>
+              <w:left w:val="single" w:sz="5" w:space="0" w:color="000000"/>
+              <w:bottom w:val="single" w:sz="5" w:space="0" w:color="000000"/>
+              <w:right w:val="single" w:sz="5" w:space="0" w:color="000000"/>
+            </w:tcBorders>
+            <w:vAlign w:val="center"/>
+          </w:tcPr>
+          <w:p>
+            <w:pPr>
+              <w:spacing w:line="276" w:lineRule="auto"/>
+              <w:jc w:val="center"/>
+              <w:rPr>
+                <w:szCs w:val="26"/>
+              </w:rPr>
+            </w:pPr>
+            <w:r>
+              <w:rPr>
+                <w:szCs w:val="26"/>
+              </w:rPr>
+              <w:t>Nhân viên khai thác</w:t>
+            </w:r>
+          </w:p>
+        </w:tc>
+        <w:tc>
+          <w:tcPr>
+            <w:tcW w:w="1898" w:type="dxa"/>
+            <w:tcBorders>
+              <w:top w:val="single" w:sz="5" w:space="0" w:color="000000"/>
+              <w:left w:val="single" w:sz="5" w:space="0" w:color="000000"/>
+              <w:bottom w:val="single" w:sz="5" w:space="0" w:color="000000"/>
+              <w:right w:val="single" w:sz="14" w:space="0" w:color="000000"/>
+            </w:tcBorders>
+            <w:vAlign w:val="center"/>
+          </w:tcPr>
+          <w:p>
+            <w:pPr>
+              <w:spacing w:line="276" w:lineRule="auto"/>
+              <w:jc w:val="center"/>
+              <w:rPr>
+                <w:szCs w:val="26"/>
+              </w:rPr>
+            </w:pPr>
+            <w:r>
+              <w:rPr>
+                <w:szCs w:val="26"/>
+              </w:rPr>
+              <w:t>BVA</w:t>
+            </w:r>
+          </w:p>
+        </w:tc>
+      </w:tr>
+    </w:tbl>
+    <w:p>
+      <w:pPr>
+        <w:spacing w:after="297"/>
+        <w:ind w:left="1081" w:right="375" w:firstLine="144"/>
+        <w:rPr>
+          <w:b/>
+          <w:szCs w:val="26"/>
+        </w:rPr>
+      </w:pPr>
+      <w:r>
+        <w:rPr>
+          <w:szCs w:val="26"/>
+        </w:rPr>
+        <w:t xml:space="preserve">Bảng 3. 1 Phân tích giá trị gia tăng </w:t>
+      </w:r>
+      <w:proofErr w:type="gramStart"/>
+      <w:r>
+        <w:rPr>
+          <w:szCs w:val="26"/>
+        </w:rPr>
+        <w:t>thu</w:t>
+      </w:r>
+      <w:proofErr w:type="gramEnd"/>
+      <w:r>
+        <w:rPr>
+          <w:szCs w:val="26"/>
+        </w:rPr>
+        <w:t xml:space="preserve"> gom – tập kết</w:t>
+      </w:r>
+      <w:r>
+        <w:rPr>
+          <w:b/>
+          <w:szCs w:val="26"/>
+        </w:rPr>
+        <w:t xml:space="preserve"> </w:t>
+      </w:r>
+      <w:r>
+        <w:rPr>
+          <w:b/>
+          <w:szCs w:val="26"/>
+        </w:rPr>
+        <w:tab/>
+      </w:r>
+    </w:p>
+    <w:p>
+      <w:pPr>
+        <w:pStyle w:val="Heading4"/>
+        <w:rPr>
+          <w:szCs w:val="26"/>
+        </w:rPr>
+      </w:pPr>
+      <w:r>
+        <w:rPr>
+          <w:szCs w:val="26"/>
+        </w:rPr>
+        <w:t xml:space="preserve">3.2.3.2. Phân tích lãng phí </w:t>
+      </w:r>
+    </w:p>
+    <w:tbl>
+      <w:tblPr>
+        <w:tblStyle w:val="TableGrid0"/>
+        <w:tblW w:w="8973" w:type="dxa"/>
+        <w:tblInd w:w="-114" w:type="dxa"/>
+        <w:tblCellMar>
+          <w:top w:w="63" w:type="dxa"/>
+          <w:left w:w="114" w:type="dxa"/>
+          <w:right w:w="36" w:type="dxa"/>
+        </w:tblCellMar>
+        <w:tblLook w:val="04A0" w:firstRow="1" w:lastRow="0" w:firstColumn="1" w:lastColumn="0" w:noHBand="0" w:noVBand="1"/>
+      </w:tblPr>
+      <w:tblGrid>
+        <w:gridCol w:w="1706"/>
+        <w:gridCol w:w="7267"/>
+      </w:tblGrid>
+      <w:tr>
+        <w:trPr>
+          <w:trHeight w:val="600"/>
+        </w:trPr>
+        <w:tc>
+          <w:tcPr>
+            <w:tcW w:w="1706" w:type="dxa"/>
+            <w:tcBorders>
+              <w:top w:val="single" w:sz="14" w:space="0" w:color="000000"/>
+              <w:left w:val="single" w:sz="14" w:space="0" w:color="000000"/>
+              <w:bottom w:val="single" w:sz="5" w:space="0" w:color="000000"/>
+              <w:right w:val="single" w:sz="5" w:space="0" w:color="000000"/>
+            </w:tcBorders>
+            <w:vAlign w:val="center"/>
+          </w:tcPr>
+          <w:p>
+            <w:pPr>
+              <w:spacing w:line="276" w:lineRule="auto"/>
+              <w:rPr>
+                <w:szCs w:val="26"/>
+              </w:rPr>
+            </w:pPr>
+            <w:r>
+              <w:rPr>
+                <w:b/>
+                <w:szCs w:val="26"/>
+              </w:rPr>
+              <w:t xml:space="preserve">Loại lãng phí </w:t>
+            </w:r>
+          </w:p>
+        </w:tc>
+        <w:tc>
+          <w:tcPr>
+            <w:tcW w:w="7267" w:type="dxa"/>
+            <w:tcBorders>
+              <w:top w:val="single" w:sz="14" w:space="0" w:color="000000"/>
+              <w:left w:val="single" w:sz="5" w:space="0" w:color="000000"/>
+              <w:bottom w:val="single" w:sz="5" w:space="0" w:color="000000"/>
+              <w:right w:val="single" w:sz="14" w:space="0" w:color="000000"/>
+            </w:tcBorders>
+            <w:vAlign w:val="center"/>
+          </w:tcPr>
+          <w:p>
+            <w:pPr>
+              <w:spacing w:line="276" w:lineRule="auto"/>
+              <w:jc w:val="center"/>
+              <w:rPr>
+                <w:szCs w:val="26"/>
+              </w:rPr>
+            </w:pPr>
+            <w:r>
+              <w:rPr>
+                <w:b/>
+                <w:szCs w:val="26"/>
+              </w:rPr>
+              <w:t xml:space="preserve">Ví dụ trong quy trình </w:t>
+            </w:r>
+          </w:p>
+        </w:tc>
+      </w:tr>
+      <w:tr>
+        <w:trPr>
+          <w:trHeight w:val="663"/>
+        </w:trPr>
+        <w:tc>
+          <w:tcPr>
+            <w:tcW w:w="1706" w:type="dxa"/>
+            <w:tcBorders>
+              <w:top w:val="single" w:sz="5" w:space="0" w:color="000000"/>
+              <w:left w:val="single" w:sz="14" w:space="0" w:color="000000"/>
+              <w:bottom w:val="single" w:sz="5" w:space="0" w:color="000000"/>
+              <w:right w:val="single" w:sz="5" w:space="0" w:color="000000"/>
+            </w:tcBorders>
+          </w:tcPr>
+          <w:p>
+            <w:pPr>
+              <w:spacing w:line="276" w:lineRule="auto"/>
+              <w:jc w:val="center"/>
+              <w:rPr>
+                <w:szCs w:val="26"/>
+              </w:rPr>
+            </w:pPr>
+            <w:r>
+              <w:rPr>
+                <w:b/>
+                <w:szCs w:val="26"/>
+              </w:rPr>
+              <w:t>Hold</w:t>
+            </w:r>
+            <w:r>
+              <w:rPr>
+                <w:szCs w:val="26"/>
+              </w:rPr>
+              <w:t xml:space="preserve"> </w:t>
+            </w:r>
+          </w:p>
+        </w:tc>
+        <w:tc>
+          <w:tcPr>
+            <w:tcW w:w="7267" w:type="dxa"/>
+            <w:tcBorders>
+              <w:top w:val="single" w:sz="5" w:space="0" w:color="000000"/>
+              <w:left w:val="single" w:sz="5" w:space="0" w:color="000000"/>
+              <w:bottom w:val="single" w:sz="5" w:space="0" w:color="000000"/>
+              <w:right w:val="single" w:sz="14" w:space="0" w:color="000000"/>
+            </w:tcBorders>
+          </w:tcPr>
+          <w:p>
+            <w:pPr>
+              <w:spacing w:line="276" w:lineRule="auto"/>
+              <w:rPr>
+                <w:szCs w:val="26"/>
+              </w:rPr>
+            </w:pPr>
+            <w:r>
+              <w:rPr>
+                <w:szCs w:val="26"/>
+              </w:rPr>
+              <w:t>Shipper chờ khách chuẩn bị hàng, chờ điều phối nhiệm vụ hoặc chờ tiếp nhận hàng tại bưu cục.</w:t>
+            </w:r>
+          </w:p>
+        </w:tc>
+      </w:tr>
+      <w:tr>
+        <w:trPr>
+          <w:trHeight w:val="825"/>
+        </w:trPr>
+        <w:tc>
+          <w:tcPr>
+            <w:tcW w:w="1706" w:type="dxa"/>
+            <w:tcBorders>
+              <w:top w:val="single" w:sz="5" w:space="0" w:color="000000"/>
+              <w:left w:val="single" w:sz="14" w:space="0" w:color="000000"/>
+              <w:bottom w:val="single" w:sz="5" w:space="0" w:color="000000"/>
+              <w:right w:val="single" w:sz="5" w:space="0" w:color="000000"/>
+            </w:tcBorders>
+          </w:tcPr>
+          <w:p>
+            <w:pPr>
+              <w:spacing w:line="276" w:lineRule="auto"/>
+              <w:jc w:val="center"/>
+              <w:rPr>
+                <w:szCs w:val="26"/>
+              </w:rPr>
+            </w:pPr>
+            <w:r>
+              <w:rPr>
+                <w:b/>
+                <w:szCs w:val="26"/>
+              </w:rPr>
+              <w:t>Move</w:t>
+            </w:r>
+            <w:r>
+              <w:rPr>
+                <w:szCs w:val="26"/>
+              </w:rPr>
+              <w:t xml:space="preserve"> </w:t>
+            </w:r>
+          </w:p>
+        </w:tc>
+        <w:tc>
+          <w:tcPr>
+            <w:tcW w:w="7267" w:type="dxa"/>
+            <w:tcBorders>
+              <w:top w:val="single" w:sz="5" w:space="0" w:color="000000"/>
+              <w:left w:val="single" w:sz="5" w:space="0" w:color="000000"/>
+              <w:bottom w:val="single" w:sz="5" w:space="0" w:color="000000"/>
+              <w:right w:val="single" w:sz="14" w:space="0" w:color="000000"/>
+            </w:tcBorders>
+          </w:tcPr>
+          <w:p>
+            <w:pPr>
+              <w:spacing w:line="276" w:lineRule="auto"/>
+              <w:rPr>
+                <w:szCs w:val="26"/>
+              </w:rPr>
+            </w:pPr>
+            <w:r>
+              <w:rPr>
+                <w:szCs w:val="26"/>
+              </w:rPr>
+              <w:t>Shipper phải di chuyển quãng đường xa giữa nhiều điểm lấy hàng hoặc quay đầu nhiều lần do lộ trình chưa tối ưu.</w:t>
+            </w:r>
+          </w:p>
+        </w:tc>
+      </w:tr>
+      <w:tr>
+        <w:trPr>
+          <w:trHeight w:val="825"/>
+        </w:trPr>
+        <w:tc>
+          <w:tcPr>
+            <w:tcW w:w="1706" w:type="dxa"/>
+            <w:tcBorders>
+              <w:top w:val="single" w:sz="5" w:space="0" w:color="000000"/>
+              <w:left w:val="single" w:sz="14" w:space="0" w:color="000000"/>
+              <w:bottom w:val="single" w:sz="5" w:space="0" w:color="000000"/>
+              <w:right w:val="single" w:sz="5" w:space="0" w:color="000000"/>
+            </w:tcBorders>
+          </w:tcPr>
+          <w:p>
+            <w:pPr>
+              <w:spacing w:line="276" w:lineRule="auto"/>
+              <w:jc w:val="center"/>
+              <w:rPr>
+                <w:b/>
+                <w:szCs w:val="26"/>
+              </w:rPr>
+            </w:pPr>
+            <w:r>
+              <w:rPr>
+                <w:b/>
+                <w:szCs w:val="26"/>
+              </w:rPr>
+              <w:t>Transportation</w:t>
+            </w:r>
+          </w:p>
+        </w:tc>
+        <w:tc>
+          <w:tcPr>
+            <w:tcW w:w="7267" w:type="dxa"/>
+            <w:tcBorders>
+              <w:top w:val="single" w:sz="5" w:space="0" w:color="000000"/>
+              <w:left w:val="single" w:sz="5" w:space="0" w:color="000000"/>
+              <w:bottom w:val="single" w:sz="5" w:space="0" w:color="000000"/>
+              <w:right w:val="single" w:sz="14" w:space="0" w:color="000000"/>
+            </w:tcBorders>
+          </w:tcPr>
+          <w:p>
+            <w:pPr>
+              <w:spacing w:line="276" w:lineRule="auto"/>
+              <w:rPr>
+                <w:szCs w:val="26"/>
+              </w:rPr>
+            </w:pPr>
+            <w:r>
+              <w:rPr>
+                <w:szCs w:val="26"/>
+              </w:rPr>
+              <w:t>Hàng phải chuyển qua nhiều điểm tập kết trước khi đến trung tâm khai thác.</w:t>
+            </w:r>
+          </w:p>
+        </w:tc>
+      </w:tr>
+      <w:tr>
+        <w:trPr>
+          <w:trHeight w:val="915"/>
+        </w:trPr>
+        <w:tc>
+          <w:tcPr>
+            <w:tcW w:w="1706" w:type="dxa"/>
+            <w:tcBorders>
+              <w:top w:val="single" w:sz="5" w:space="0" w:color="000000"/>
+              <w:left w:val="single" w:sz="14" w:space="0" w:color="000000"/>
+              <w:bottom w:val="single" w:sz="5" w:space="0" w:color="000000"/>
+              <w:right w:val="single" w:sz="5" w:space="0" w:color="000000"/>
+            </w:tcBorders>
+          </w:tcPr>
+          <w:p>
+            <w:pPr>
+              <w:spacing w:line="276" w:lineRule="auto"/>
+              <w:jc w:val="center"/>
+              <w:rPr>
+                <w:szCs w:val="26"/>
+              </w:rPr>
+            </w:pPr>
+            <w:r>
+              <w:rPr>
+                <w:b/>
+                <w:szCs w:val="26"/>
+              </w:rPr>
+              <w:t>Over – do</w:t>
+            </w:r>
+            <w:r>
+              <w:rPr>
+                <w:szCs w:val="26"/>
+              </w:rPr>
+              <w:t xml:space="preserve"> </w:t>
+            </w:r>
+          </w:p>
+        </w:tc>
+        <w:tc>
+          <w:tcPr>
+            <w:tcW w:w="7267" w:type="dxa"/>
+            <w:tcBorders>
+              <w:top w:val="single" w:sz="5" w:space="0" w:color="000000"/>
+              <w:left w:val="single" w:sz="5" w:space="0" w:color="000000"/>
+              <w:bottom w:val="single" w:sz="5" w:space="0" w:color="000000"/>
+              <w:right w:val="single" w:sz="14" w:space="0" w:color="000000"/>
+            </w:tcBorders>
+          </w:tcPr>
+          <w:p>
+            <w:pPr>
+              <w:spacing w:line="276" w:lineRule="auto"/>
+              <w:rPr>
+                <w:szCs w:val="26"/>
+              </w:rPr>
+            </w:pPr>
+            <w:r>
+              <w:rPr>
+                <w:szCs w:val="26"/>
+              </w:rPr>
+              <w:t>Kiểm tra, cân hoặc nhập thông tin hàng hóa nhiều lần tại điểm gửi và bưu cục.</w:t>
+            </w:r>
+          </w:p>
+        </w:tc>
+      </w:tr>
+      <w:tr>
+        <w:trPr>
+          <w:trHeight w:val="825"/>
+        </w:trPr>
+        <w:tc>
+          <w:tcPr>
+            <w:tcW w:w="1706" w:type="dxa"/>
+            <w:tcBorders>
+              <w:top w:val="single" w:sz="5" w:space="0" w:color="000000"/>
+              <w:left w:val="single" w:sz="14" w:space="0" w:color="000000"/>
+              <w:bottom w:val="single" w:sz="5" w:space="0" w:color="000000"/>
+              <w:right w:val="single" w:sz="5" w:space="0" w:color="000000"/>
+            </w:tcBorders>
+          </w:tcPr>
+          <w:p>
+            <w:pPr>
+              <w:spacing w:line="276" w:lineRule="auto"/>
+              <w:jc w:val="center"/>
+              <w:rPr>
+                <w:b/>
+                <w:szCs w:val="26"/>
+              </w:rPr>
+            </w:pPr>
+            <w:r>
+              <w:rPr>
+                <w:b/>
+                <w:szCs w:val="26"/>
+              </w:rPr>
+              <w:t>Defect</w:t>
+            </w:r>
+          </w:p>
+        </w:tc>
+        <w:tc>
+          <w:tcPr>
+            <w:tcW w:w="7267" w:type="dxa"/>
+            <w:tcBorders>
+              <w:top w:val="single" w:sz="5" w:space="0" w:color="000000"/>
+              <w:left w:val="single" w:sz="5" w:space="0" w:color="000000"/>
+              <w:bottom w:val="single" w:sz="5" w:space="0" w:color="000000"/>
+              <w:right w:val="single" w:sz="14" w:space="0" w:color="000000"/>
+            </w:tcBorders>
+          </w:tcPr>
+          <w:p>
+            <w:pPr>
+              <w:tabs>
+                <w:tab w:val="center" w:pos="3558"/>
+              </w:tabs>
+              <w:spacing w:line="276" w:lineRule="auto"/>
+              <w:rPr>
+                <w:szCs w:val="26"/>
+              </w:rPr>
+            </w:pPr>
+            <w:r>
+              <w:rPr>
+                <w:szCs w:val="26"/>
+              </w:rPr>
+              <w:t>Sai thông tin đơn hàng, sai địa chỉ, sai khối lượng hoặc dán nhầm tem vận đơn khiến phải xử lý lại.</w:t>
+            </w:r>
+          </w:p>
+        </w:tc>
+      </w:tr>
+      <w:tr>
+        <w:trPr>
+          <w:trHeight w:val="825"/>
+        </w:trPr>
+        <w:tc>
+          <w:tcPr>
+            <w:tcW w:w="1706" w:type="dxa"/>
+            <w:tcBorders>
+              <w:top w:val="single" w:sz="5" w:space="0" w:color="000000"/>
+              <w:left w:val="single" w:sz="14" w:space="0" w:color="000000"/>
+              <w:bottom w:val="single" w:sz="14" w:space="0" w:color="000000"/>
+              <w:right w:val="single" w:sz="5" w:space="0" w:color="000000"/>
+            </w:tcBorders>
+          </w:tcPr>
+          <w:p>
+            <w:pPr>
+              <w:spacing w:line="276" w:lineRule="auto"/>
+              <w:jc w:val="center"/>
+              <w:rPr>
+                <w:b/>
+                <w:szCs w:val="26"/>
+              </w:rPr>
+            </w:pPr>
+            <w:r>
+              <w:rPr>
+                <w:b/>
+                <w:szCs w:val="26"/>
+              </w:rPr>
+              <w:t>Inventory</w:t>
+            </w:r>
+          </w:p>
+        </w:tc>
+        <w:tc>
+          <w:tcPr>
+            <w:tcW w:w="7267" w:type="dxa"/>
+            <w:tcBorders>
+              <w:top w:val="single" w:sz="5" w:space="0" w:color="000000"/>
+              <w:left w:val="single" w:sz="5" w:space="0" w:color="000000"/>
+              <w:bottom w:val="single" w:sz="14" w:space="0" w:color="000000"/>
+              <w:right w:val="single" w:sz="14" w:space="0" w:color="000000"/>
+            </w:tcBorders>
+          </w:tcPr>
+          <w:p>
+            <w:pPr>
+              <w:tabs>
+                <w:tab w:val="center" w:pos="3558"/>
+              </w:tabs>
+              <w:spacing w:line="276" w:lineRule="auto"/>
+              <w:rPr>
+                <w:szCs w:val="26"/>
+              </w:rPr>
+            </w:pPr>
+            <w:r>
+              <w:rPr>
+                <w:szCs w:val="26"/>
+              </w:rPr>
+              <w:t>Hàng hóa tồn tại bưu cục do chưa đủ chuyến xe hoặc chưa đến giờ khai thác.</w:t>
+            </w:r>
+          </w:p>
+        </w:tc>
+      </w:tr>
+    </w:tbl>
+    <w:p>
+      <w:pPr>
+        <w:spacing w:line="246" w:lineRule="auto"/>
+        <w:ind w:left="10" w:right="-15"/>
+        <w:jc w:val="center"/>
+        <w:rPr>
+          <w:szCs w:val="26"/>
+        </w:rPr>
+      </w:pPr>
+      <w:r>
+        <w:rPr>
+          <w:szCs w:val="26"/>
+        </w:rPr>
+        <w:t xml:space="preserve">Bảng 3. 2 Phân tích lãng phí </w:t>
+      </w:r>
+      <w:proofErr w:type="gramStart"/>
+      <w:r>
+        <w:rPr>
+          <w:szCs w:val="26"/>
+        </w:rPr>
+        <w:t>thu</w:t>
+      </w:r>
+      <w:proofErr w:type="gramEnd"/>
+      <w:r>
+        <w:rPr>
+          <w:szCs w:val="26"/>
+        </w:rPr>
+        <w:t xml:space="preserve"> gom – tập kết</w:t>
+      </w:r>
+    </w:p>
+    <w:p>
+      <w:pPr>
+        <w:spacing w:line="246" w:lineRule="auto"/>
+        <w:ind w:left="10" w:right="-15"/>
+        <w:jc w:val="center"/>
+        <w:rPr>
+          <w:szCs w:val="26"/>
+        </w:rPr>
+      </w:pPr>
+    </w:p>
+    <w:p>
+      <w:pPr>
+        <w:pStyle w:val="Heading3"/>
+      </w:pPr>
+      <w:r>
+        <w:lastRenderedPageBreak/>
+        <w:t xml:space="preserve">3.2.4. Phân tích định lượng </w:t>
+      </w:r>
+    </w:p>
+    <w:p>
+      <w:pPr>
+        <w:pStyle w:val="Heading4"/>
+        <w:rPr>
+          <w:szCs w:val="26"/>
+        </w:rPr>
+      </w:pPr>
+      <w:r>
+        <w:rPr>
+          <w:szCs w:val="26"/>
+        </w:rPr>
+        <w:t xml:space="preserve">3.2.4.1. Thời gian </w:t>
+      </w:r>
+    </w:p>
+    <w:p>
+      <w:pPr>
+        <w:spacing w:after="225" w:line="240" w:lineRule="auto"/>
+        <w:ind w:left="3"/>
+        <w:rPr>
+          <w:szCs w:val="26"/>
+        </w:rPr>
+      </w:pPr>
+      <w:r>
+        <w:rPr>
+          <w:noProof/>
+          <w:szCs w:val="26"/>
+        </w:rPr>
+        <w:drawing>
+          <wp:inline distT="0" distB="0" distL="0" distR="0" wp14:anchorId="1A1600BC" wp14:editId="5926ED1C">
+            <wp:extent cx="5584190" cy="4233650"/>
+            <wp:effectExtent l="0" t="0" r="0" b="0"/>
+            <wp:docPr id="6" name="Picture 6" descr="C:\Users\Administrator\Downloads\Thu gom tap ket thoi gian.drawio.png"/>
+            <wp:cNvGraphicFramePr>
+              <a:graphicFrameLocks xmlns:a="http://schemas.openxmlformats.org/drawingml/2006/main" noChangeAspect="1"/>
+            </wp:cNvGraphicFramePr>
+            <a:graphic xmlns:a="http://schemas.openxmlformats.org/drawingml/2006/main">
+              <a:graphicData uri="http://schemas.openxmlformats.org/drawingml/2006/picture">
+                <pic:pic xmlns:pic="http://schemas.openxmlformats.org/drawingml/2006/picture">
+                  <pic:nvPicPr>
+                    <pic:cNvPr id="0" name="Picture 3" descr="C:\Users\Administrator\Downloads\Thu gom tap ket thoi gian.drawio.png"/>
+                    <pic:cNvPicPr>
+                      <a:picLocks noChangeAspect="1" noChangeArrowheads="1"/>
+                    </pic:cNvPicPr>
+                  </pic:nvPicPr>
+                  <pic:blipFill>
+                    <a:blip r:embed="rId15">
+                      <a:extLst>
+                        <a:ext uri="{28A0092B-C50C-407E-A947-70E740481C1C}">
+                          <a14:useLocalDpi xmlns:a14="http://schemas.microsoft.com/office/drawing/2010/main" val="0"/>
+                        </a:ext>
+                      </a:extLst>
+                    </a:blip>
+                    <a:srcRect/>
+                    <a:stretch>
+                      <a:fillRect/>
+                    </a:stretch>
+                  </pic:blipFill>
+                  <pic:spPr bwMode="auto">
+                    <a:xfrm>
+                      <a:off x="0" y="0"/>
+                      <a:ext cx="5584190" cy="4233650"/>
+                    </a:xfrm>
+                    <a:prstGeom prst="rect">
+                      <a:avLst/>
+                    </a:prstGeom>
+                    <a:noFill/>
+                    <a:ln>
+                      <a:noFill/>
+                    </a:ln>
+                  </pic:spPr>
+                </pic:pic>
+              </a:graphicData>
+            </a:graphic>
+          </wp:inline>
+        </w:drawing>
+      </w:r>
+    </w:p>
+    <w:p>
+      <w:pPr>
+        <w:spacing w:after="243" w:line="342" w:lineRule="auto"/>
+        <w:ind w:left="721" w:right="859" w:firstLine="709"/>
+        <w:rPr>
+          <w:b/>
+          <w:szCs w:val="26"/>
+        </w:rPr>
+      </w:pPr>
+      <w:r>
+        <w:rPr>
+          <w:szCs w:val="26"/>
+        </w:rPr>
+        <w:t>Hình 3. 3 Định lượng thời gian xử lý đơn hàng</w:t>
+      </w:r>
+    </w:p>
+    <w:p>
+      <w:pPr>
+        <w:spacing w:after="243" w:line="342" w:lineRule="auto"/>
+        <w:ind w:right="859"/>
+        <w:rPr>
+          <w:b/>
+          <w:szCs w:val="26"/>
+        </w:rPr>
+      </w:pPr>
+      <w:r>
+        <w:rPr>
+          <w:b/>
+          <w:szCs w:val="26"/>
+        </w:rPr>
+        <w:t xml:space="preserve">Thời gian </w:t>
+      </w:r>
+      <w:proofErr w:type="gramStart"/>
+      <w:r>
+        <w:rPr>
+          <w:b/>
+          <w:szCs w:val="26"/>
+        </w:rPr>
+        <w:t>chu</w:t>
+      </w:r>
+      <w:proofErr w:type="gramEnd"/>
+      <w:r>
+        <w:rPr>
+          <w:b/>
+          <w:szCs w:val="26"/>
+        </w:rPr>
+        <w:t xml:space="preserve"> kì của quy trình: </w:t>
+      </w:r>
+    </w:p>
+    <w:tbl>
+      <w:tblPr>
+        <w:tblStyle w:val="TableGrid"/>
+        <w:tblW w:w="0" w:type="auto"/>
+        <w:tblLayout w:type="fixed"/>
+        <w:tblLook w:val="04A0" w:firstRow="1" w:lastRow="0" w:firstColumn="1" w:lastColumn="0" w:noHBand="0" w:noVBand="1"/>
+      </w:tblPr>
+      <w:tblGrid>
+        <w:gridCol w:w="5125"/>
+        <w:gridCol w:w="1980"/>
+        <w:gridCol w:w="1679"/>
+      </w:tblGrid>
+      <w:tr>
+        <w:tc>
+          <w:tcPr>
+            <w:tcW w:w="5125" w:type="dxa"/>
+          </w:tcPr>
+          <w:p>
+            <w:pPr>
+              <w:spacing w:after="243" w:line="342" w:lineRule="auto"/>
+              <w:ind w:right="859"/>
+              <w:rPr>
+                <w:b/>
+                <w:szCs w:val="26"/>
+              </w:rPr>
+            </w:pPr>
+            <w:r>
+              <w:rPr>
+                <w:b/>
+                <w:szCs w:val="26"/>
+              </w:rPr>
+              <w:t>Hoạt động</w:t>
+            </w:r>
+          </w:p>
+        </w:tc>
+        <w:tc>
+          <w:tcPr>
+            <w:tcW w:w="1980" w:type="dxa"/>
+          </w:tcPr>
+          <w:p>
+            <w:pPr>
+              <w:spacing w:after="243" w:line="342" w:lineRule="auto"/>
+              <w:ind w:right="859"/>
+              <w:rPr>
+                <w:b/>
+                <w:szCs w:val="26"/>
+              </w:rPr>
+            </w:pPr>
+            <w:r>
+              <w:rPr>
+                <w:b/>
+                <w:szCs w:val="26"/>
+              </w:rPr>
+              <w:t>Thời gian</w:t>
+            </w:r>
+          </w:p>
+        </w:tc>
+        <w:tc>
+          <w:tcPr>
+            <w:tcW w:w="1679" w:type="dxa"/>
+          </w:tcPr>
+          <w:p>
+            <w:pPr>
+              <w:spacing w:after="243" w:line="342" w:lineRule="auto"/>
+              <w:ind w:right="859"/>
+              <w:rPr>
+                <w:b/>
+                <w:szCs w:val="26"/>
+              </w:rPr>
+            </w:pPr>
+            <w:r>
+              <w:rPr>
+                <w:b/>
+                <w:szCs w:val="26"/>
+              </w:rPr>
+              <w:t>Quy đổi(ngày)</w:t>
+            </w:r>
+          </w:p>
+        </w:tc>
+      </w:tr>
+      <w:tr>
+        <w:tc>
+          <w:tcPr>
+            <w:tcW w:w="5125" w:type="dxa"/>
+          </w:tcPr>
+          <w:p>
+            <w:pPr>
+              <w:spacing w:after="243" w:line="342" w:lineRule="auto"/>
+              <w:ind w:right="859"/>
+              <w:rPr>
+                <w:szCs w:val="26"/>
+              </w:rPr>
+            </w:pPr>
+            <w:r>
+              <w:rPr>
+                <w:szCs w:val="26"/>
+              </w:rPr>
+              <w:t>1. Tạo yêu cầu lấy hàng</w:t>
+            </w:r>
+          </w:p>
+        </w:tc>
+        <w:tc>
+          <w:tcPr>
+            <w:tcW w:w="1980" w:type="dxa"/>
+          </w:tcPr>
+          <w:p>
+            <w:pPr>
+              <w:spacing w:after="243" w:line="342" w:lineRule="auto"/>
+              <w:ind w:right="859"/>
+              <w:rPr>
+                <w:szCs w:val="26"/>
+              </w:rPr>
+            </w:pPr>
+            <w:r>
+              <w:rPr>
+                <w:szCs w:val="26"/>
+              </w:rPr>
+              <w:t>5 phút</w:t>
+            </w:r>
+          </w:p>
+        </w:tc>
+        <w:tc>
+          <w:tcPr>
+            <w:tcW w:w="1679" w:type="dxa"/>
+          </w:tcPr>
+          <w:p>
+            <w:pPr>
+              <w:spacing w:after="243" w:line="342" w:lineRule="auto"/>
+              <w:ind w:right="859"/>
+              <w:rPr>
+                <w:szCs w:val="26"/>
+              </w:rPr>
+            </w:pPr>
+            <w:r>
+              <w:rPr>
+                <w:szCs w:val="26"/>
+              </w:rPr>
+              <w:t>0.010</w:t>
+            </w:r>
+          </w:p>
+        </w:tc>
+      </w:tr>
+      <w:tr>
+        <w:tc>
+          <w:tcPr>
+            <w:tcW w:w="5125" w:type="dxa"/>
+          </w:tcPr>
+          <w:p>
+            <w:pPr>
+              <w:spacing w:after="243" w:line="342" w:lineRule="auto"/>
+              <w:ind w:right="859"/>
+              <w:rPr>
+                <w:szCs w:val="26"/>
+              </w:rPr>
+            </w:pPr>
+            <w:r>
+              <w:rPr>
+                <w:szCs w:val="26"/>
+              </w:rPr>
+              <w:t>2. Tiếp nhận yêu cầu</w:t>
+            </w:r>
+          </w:p>
+        </w:tc>
+        <w:tc>
+          <w:tcPr>
+            <w:tcW w:w="1980" w:type="dxa"/>
+          </w:tcPr>
+          <w:p>
+            <w:pPr>
+              <w:spacing w:after="243" w:line="342" w:lineRule="auto"/>
+              <w:ind w:right="859"/>
+              <w:rPr>
+                <w:szCs w:val="26"/>
+              </w:rPr>
+            </w:pPr>
+            <w:r>
+              <w:rPr>
+                <w:szCs w:val="26"/>
+              </w:rPr>
+              <w:t>3 phút</w:t>
+            </w:r>
+          </w:p>
+        </w:tc>
+        <w:tc>
+          <w:tcPr>
+            <w:tcW w:w="1679" w:type="dxa"/>
+          </w:tcPr>
+          <w:p>
+            <w:pPr>
+              <w:spacing w:after="243" w:line="342" w:lineRule="auto"/>
+              <w:ind w:right="859"/>
+              <w:rPr>
+                <w:szCs w:val="26"/>
+              </w:rPr>
+            </w:pPr>
+            <w:r>
+              <w:rPr>
+                <w:szCs w:val="26"/>
+              </w:rPr>
+              <w:t>0.006</w:t>
+            </w:r>
+          </w:p>
+        </w:tc>
+      </w:tr>
+      <w:tr>
+        <w:tc>
+          <w:tcPr>
+            <w:tcW w:w="5125" w:type="dxa"/>
+          </w:tcPr>
+          <w:p>
+            <w:pPr>
+              <w:spacing w:after="243" w:line="342" w:lineRule="auto"/>
+              <w:ind w:right="859"/>
+              <w:rPr>
+                <w:szCs w:val="26"/>
+              </w:rPr>
+            </w:pPr>
+            <w:r>
+              <w:rPr>
+                <w:szCs w:val="26"/>
+              </w:rPr>
+              <w:t>3. Kiểm tra thông tin đơn hàng</w:t>
+            </w:r>
+          </w:p>
+        </w:tc>
+        <w:tc>
+          <w:tcPr>
+            <w:tcW w:w="1980" w:type="dxa"/>
+          </w:tcPr>
+          <w:p>
+            <w:pPr>
+              <w:spacing w:after="243" w:line="342" w:lineRule="auto"/>
+              <w:ind w:right="859"/>
+              <w:rPr>
+                <w:szCs w:val="26"/>
+              </w:rPr>
+            </w:pPr>
+            <w:r>
+              <w:rPr>
+                <w:szCs w:val="26"/>
+              </w:rPr>
+              <w:t>5 phút</w:t>
+            </w:r>
+          </w:p>
+        </w:tc>
+        <w:tc>
+          <w:tcPr>
+            <w:tcW w:w="1679" w:type="dxa"/>
+          </w:tcPr>
+          <w:p>
+            <w:pPr>
+              <w:spacing w:after="243" w:line="342" w:lineRule="auto"/>
+              <w:ind w:right="859"/>
+              <w:rPr>
+                <w:szCs w:val="26"/>
+              </w:rPr>
+            </w:pPr>
+            <w:r>
+              <w:rPr>
+                <w:szCs w:val="26"/>
+              </w:rPr>
+              <w:t>0.010</w:t>
+            </w:r>
+          </w:p>
+        </w:tc>
+      </w:tr>
+      <w:tr>
+        <w:tc>
+          <w:tcPr>
+            <w:tcW w:w="5125" w:type="dxa"/>
+          </w:tcPr>
+          <w:p>
+            <w:pPr>
+              <w:spacing w:after="243" w:line="342" w:lineRule="auto"/>
+              <w:ind w:right="859"/>
+              <w:rPr>
+                <w:szCs w:val="26"/>
+              </w:rPr>
+            </w:pPr>
+            <w:r>
+              <w:rPr>
+                <w:szCs w:val="26"/>
+              </w:rPr>
+              <w:t>4. Điều phối shipper lấy hàng</w:t>
+            </w:r>
+          </w:p>
+        </w:tc>
+        <w:tc>
+          <w:tcPr>
+            <w:tcW w:w="1980" w:type="dxa"/>
+          </w:tcPr>
+          <w:p>
+            <w:pPr>
+              <w:spacing w:after="243" w:line="342" w:lineRule="auto"/>
+              <w:ind w:right="859"/>
+              <w:rPr>
+                <w:szCs w:val="26"/>
+              </w:rPr>
+            </w:pPr>
+            <w:r>
+              <w:rPr>
+                <w:szCs w:val="26"/>
+              </w:rPr>
+              <w:t>5 phút</w:t>
+            </w:r>
+          </w:p>
+        </w:tc>
+        <w:tc>
+          <w:tcPr>
+            <w:tcW w:w="1679" w:type="dxa"/>
+          </w:tcPr>
+          <w:p>
+            <w:pPr>
+              <w:spacing w:after="243" w:line="342" w:lineRule="auto"/>
+              <w:ind w:right="859"/>
+              <w:rPr>
+                <w:szCs w:val="26"/>
+              </w:rPr>
+            </w:pPr>
+            <w:r>
+              <w:rPr>
+                <w:szCs w:val="26"/>
+              </w:rPr>
+              <w:t>0.010</w:t>
+            </w:r>
+          </w:p>
+        </w:tc>
+      </w:tr>
+      <w:tr>
+        <w:tc>
+          <w:tcPr>
+            <w:tcW w:w="5125" w:type="dxa"/>
+          </w:tcPr>
+          <w:p>
+            <w:pPr>
+              <w:spacing w:after="243" w:line="342" w:lineRule="auto"/>
+              <w:ind w:right="859"/>
+              <w:rPr>
+                <w:szCs w:val="26"/>
+              </w:rPr>
+            </w:pPr>
+            <w:r>
+              <w:rPr>
+                <w:szCs w:val="26"/>
+              </w:rPr>
+              <w:t>5. Nhận nhiệm vụ lấy hàng</w:t>
+            </w:r>
+          </w:p>
+        </w:tc>
+        <w:tc>
+          <w:tcPr>
+            <w:tcW w:w="1980" w:type="dxa"/>
+          </w:tcPr>
+          <w:p>
+            <w:pPr>
+              <w:spacing w:after="243" w:line="342" w:lineRule="auto"/>
+              <w:ind w:right="859"/>
+              <w:rPr>
+                <w:szCs w:val="26"/>
+              </w:rPr>
+            </w:pPr>
+            <w:r>
+              <w:rPr>
+                <w:szCs w:val="26"/>
+              </w:rPr>
+              <w:t>2 phút</w:t>
+            </w:r>
+          </w:p>
+        </w:tc>
+        <w:tc>
+          <w:tcPr>
+            <w:tcW w:w="1679" w:type="dxa"/>
+          </w:tcPr>
+          <w:p>
+            <w:pPr>
+              <w:spacing w:after="243" w:line="342" w:lineRule="auto"/>
+              <w:ind w:right="859"/>
+              <w:rPr>
+                <w:szCs w:val="26"/>
+              </w:rPr>
+            </w:pPr>
+            <w:r>
+              <w:rPr>
+                <w:szCs w:val="26"/>
+              </w:rPr>
+              <w:t>0.004</w:t>
+            </w:r>
+          </w:p>
+        </w:tc>
+      </w:tr>
+      <w:tr>
+        <w:tc>
+          <w:tcPr>
+            <w:tcW w:w="5125" w:type="dxa"/>
+          </w:tcPr>
+          <w:p>
+            <w:pPr>
+              <w:spacing w:after="243" w:line="342" w:lineRule="auto"/>
+              <w:ind w:right="859"/>
+              <w:rPr>
+                <w:szCs w:val="26"/>
+              </w:rPr>
+            </w:pPr>
+            <w:r>
+              <w:rPr>
+                <w:szCs w:val="26"/>
+              </w:rPr>
+              <w:lastRenderedPageBreak/>
+              <w:t>6. Đến địa điểm gửi</w:t>
+            </w:r>
+          </w:p>
+        </w:tc>
+        <w:tc>
+          <w:tcPr>
+            <w:tcW w:w="1980" w:type="dxa"/>
+          </w:tcPr>
+          <w:p>
+            <w:pPr>
+              <w:spacing w:after="243" w:line="342" w:lineRule="auto"/>
+              <w:ind w:right="859"/>
+              <w:rPr>
+                <w:szCs w:val="26"/>
+              </w:rPr>
+            </w:pPr>
+            <w:r>
+              <w:rPr>
+                <w:szCs w:val="26"/>
+              </w:rPr>
+              <w:t>20 phút</w:t>
+            </w:r>
+          </w:p>
+        </w:tc>
+        <w:tc>
+          <w:tcPr>
+            <w:tcW w:w="1679" w:type="dxa"/>
+          </w:tcPr>
+          <w:p>
+            <w:pPr>
+              <w:spacing w:after="243" w:line="342" w:lineRule="auto"/>
+              <w:ind w:right="859"/>
+              <w:rPr>
+                <w:szCs w:val="26"/>
+              </w:rPr>
+            </w:pPr>
+            <w:r>
+              <w:rPr>
+                <w:szCs w:val="26"/>
+              </w:rPr>
+              <w:t>0.042</w:t>
+            </w:r>
+          </w:p>
+        </w:tc>
+      </w:tr>
+      <w:tr>
+        <w:tc>
+          <w:tcPr>
+            <w:tcW w:w="5125" w:type="dxa"/>
+          </w:tcPr>
+          <w:p>
+            <w:pPr>
+              <w:spacing w:after="243" w:line="342" w:lineRule="auto"/>
+              <w:ind w:right="859"/>
+              <w:rPr>
+                <w:szCs w:val="26"/>
+              </w:rPr>
+            </w:pPr>
+            <w:r>
+              <w:rPr>
+                <w:szCs w:val="26"/>
+              </w:rPr>
+              <w:t>7. Kiểm tra hàng hóa, cân sơ bộ</w:t>
+            </w:r>
+          </w:p>
+        </w:tc>
+        <w:tc>
+          <w:tcPr>
+            <w:tcW w:w="1980" w:type="dxa"/>
+          </w:tcPr>
+          <w:p>
+            <w:pPr>
+              <w:spacing w:after="243" w:line="342" w:lineRule="auto"/>
+              <w:ind w:right="859"/>
+              <w:rPr>
+                <w:szCs w:val="26"/>
+              </w:rPr>
+            </w:pPr>
+            <w:r>
+              <w:rPr>
+                <w:szCs w:val="26"/>
+              </w:rPr>
+              <w:t>5 phút</w:t>
+            </w:r>
+          </w:p>
+        </w:tc>
+        <w:tc>
+          <w:tcPr>
+            <w:tcW w:w="1679" w:type="dxa"/>
+          </w:tcPr>
+          <w:p>
+            <w:pPr>
+              <w:spacing w:after="243" w:line="342" w:lineRule="auto"/>
+              <w:ind w:right="859"/>
+              <w:rPr>
+                <w:szCs w:val="26"/>
+              </w:rPr>
+            </w:pPr>
+            <w:r>
+              <w:rPr>
+                <w:szCs w:val="26"/>
+              </w:rPr>
+              <w:t>0.010</w:t>
+            </w:r>
+          </w:p>
+        </w:tc>
+      </w:tr>
+      <w:tr>
+        <w:tc>
+          <w:tcPr>
+            <w:tcW w:w="5125" w:type="dxa"/>
+          </w:tcPr>
+          <w:p>
+            <w:pPr>
+              <w:spacing w:after="243" w:line="342" w:lineRule="auto"/>
+              <w:ind w:right="859"/>
+              <w:rPr>
+                <w:szCs w:val="26"/>
+              </w:rPr>
+            </w:pPr>
+            <w:r>
+              <w:rPr>
+                <w:szCs w:val="26"/>
+              </w:rPr>
+              <w:t>8. Cân hàng - In tem (nếu cần)</w:t>
+            </w:r>
+          </w:p>
+        </w:tc>
+        <w:tc>
+          <w:tcPr>
+            <w:tcW w:w="1980" w:type="dxa"/>
+          </w:tcPr>
+          <w:p>
+            <w:pPr>
+              <w:spacing w:after="243" w:line="342" w:lineRule="auto"/>
+              <w:ind w:right="859"/>
+              <w:rPr>
+                <w:szCs w:val="26"/>
+              </w:rPr>
+            </w:pPr>
+            <w:r>
+              <w:rPr>
+                <w:szCs w:val="26"/>
+              </w:rPr>
+              <w:t>5 giờ</w:t>
+            </w:r>
+          </w:p>
+        </w:tc>
+        <w:tc>
+          <w:tcPr>
+            <w:tcW w:w="1679" w:type="dxa"/>
+          </w:tcPr>
+          <w:p>
+            <w:pPr>
+              <w:spacing w:after="243" w:line="342" w:lineRule="auto"/>
+              <w:ind w:right="859"/>
+              <w:rPr>
+                <w:szCs w:val="26"/>
+              </w:rPr>
+            </w:pPr>
+            <w:r>
+              <w:rPr>
+                <w:szCs w:val="26"/>
+              </w:rPr>
+              <w:t>0.010</w:t>
+            </w:r>
+          </w:p>
+        </w:tc>
+      </w:tr>
+      <w:tr>
+        <w:tc>
+          <w:tcPr>
+            <w:tcW w:w="5125" w:type="dxa"/>
+          </w:tcPr>
+          <w:p>
+            <w:pPr>
+              <w:spacing w:after="243" w:line="342" w:lineRule="auto"/>
+              <w:ind w:right="859"/>
+              <w:rPr>
+                <w:szCs w:val="26"/>
+              </w:rPr>
+            </w:pPr>
+            <w:r>
+              <w:rPr>
+                <w:szCs w:val="26"/>
+              </w:rPr>
+              <w:t>9. Cập nhật trạng thái "Đã lấy hàng"</w:t>
+            </w:r>
+          </w:p>
+        </w:tc>
+        <w:tc>
+          <w:tcPr>
+            <w:tcW w:w="1980" w:type="dxa"/>
+          </w:tcPr>
+          <w:p>
+            <w:pPr>
+              <w:spacing w:after="243" w:line="342" w:lineRule="auto"/>
+              <w:ind w:right="859"/>
+              <w:rPr>
+                <w:szCs w:val="26"/>
+              </w:rPr>
+            </w:pPr>
+            <w:r>
+              <w:rPr>
+                <w:szCs w:val="26"/>
+              </w:rPr>
+              <w:t>2 phút</w:t>
+            </w:r>
+          </w:p>
+        </w:tc>
+        <w:tc>
+          <w:tcPr>
+            <w:tcW w:w="1679" w:type="dxa"/>
+          </w:tcPr>
+          <w:p>
+            <w:pPr>
+              <w:spacing w:after="243" w:line="342" w:lineRule="auto"/>
+              <w:ind w:right="859"/>
+              <w:rPr>
+                <w:szCs w:val="26"/>
+              </w:rPr>
+            </w:pPr>
+            <w:r>
+              <w:rPr>
+                <w:szCs w:val="26"/>
+              </w:rPr>
+              <w:t>0.004</w:t>
+            </w:r>
+          </w:p>
+        </w:tc>
+      </w:tr>
+      <w:tr>
+        <w:tc>
+          <w:tcPr>
+            <w:tcW w:w="5125" w:type="dxa"/>
+          </w:tcPr>
+          <w:p>
+            <w:pPr>
+              <w:spacing w:after="243" w:line="342" w:lineRule="auto"/>
+              <w:ind w:right="859"/>
+              <w:rPr>
+                <w:szCs w:val="26"/>
+              </w:rPr>
+            </w:pPr>
+            <w:r>
+              <w:rPr>
+                <w:szCs w:val="26"/>
+              </w:rPr>
+              <w:t>10. Chở hàng về bưu cục</w:t>
+            </w:r>
+          </w:p>
+        </w:tc>
+        <w:tc>
+          <w:tcPr>
+            <w:tcW w:w="1980" w:type="dxa"/>
+          </w:tcPr>
+          <w:p>
+            <w:pPr>
+              <w:spacing w:after="243" w:line="342" w:lineRule="auto"/>
+              <w:ind w:right="859"/>
+              <w:rPr>
+                <w:szCs w:val="26"/>
+              </w:rPr>
+            </w:pPr>
+            <w:r>
+              <w:rPr>
+                <w:szCs w:val="26"/>
+              </w:rPr>
+              <w:t>20 phút</w:t>
+            </w:r>
+          </w:p>
+        </w:tc>
+        <w:tc>
+          <w:tcPr>
+            <w:tcW w:w="1679" w:type="dxa"/>
+          </w:tcPr>
+          <w:p>
+            <w:pPr>
+              <w:spacing w:after="243" w:line="342" w:lineRule="auto"/>
+              <w:ind w:right="859"/>
+              <w:rPr>
+                <w:szCs w:val="26"/>
+              </w:rPr>
+            </w:pPr>
+            <w:r>
+              <w:rPr>
+                <w:szCs w:val="26"/>
+              </w:rPr>
+              <w:t>0.042</w:t>
+            </w:r>
+          </w:p>
+        </w:tc>
+      </w:tr>
+      <w:tr>
+        <w:tc>
+          <w:tcPr>
+            <w:tcW w:w="5125" w:type="dxa"/>
+          </w:tcPr>
+          <w:p>
+            <w:pPr>
+              <w:spacing w:after="243" w:line="342" w:lineRule="auto"/>
+              <w:ind w:right="859"/>
+              <w:rPr>
+                <w:szCs w:val="26"/>
+              </w:rPr>
+            </w:pPr>
+            <w:r>
+              <w:rPr>
+                <w:szCs w:val="26"/>
+              </w:rPr>
+              <w:t>11. Tiếp nhận hàng tại bưu cục</w:t>
+            </w:r>
+          </w:p>
+        </w:tc>
+        <w:tc>
+          <w:tcPr>
+            <w:tcW w:w="1980" w:type="dxa"/>
+          </w:tcPr>
+          <w:p>
+            <w:pPr>
+              <w:spacing w:after="243" w:line="342" w:lineRule="auto"/>
+              <w:ind w:right="859"/>
+              <w:rPr>
+                <w:szCs w:val="26"/>
+              </w:rPr>
+            </w:pPr>
+            <w:r>
+              <w:rPr>
+                <w:szCs w:val="26"/>
+              </w:rPr>
+              <w:t>3 phút</w:t>
+            </w:r>
+          </w:p>
+        </w:tc>
+        <w:tc>
+          <w:tcPr>
+            <w:tcW w:w="1679" w:type="dxa"/>
+          </w:tcPr>
+          <w:p>
+            <w:pPr>
+              <w:spacing w:after="243" w:line="342" w:lineRule="auto"/>
+              <w:ind w:right="859"/>
+              <w:rPr>
+                <w:szCs w:val="26"/>
+              </w:rPr>
+            </w:pPr>
+            <w:r>
+              <w:rPr>
+                <w:szCs w:val="26"/>
+              </w:rPr>
+              <w:t>0.006</w:t>
+            </w:r>
+          </w:p>
+        </w:tc>
+      </w:tr>
+      <w:tr>
+        <w:tc>
+          <w:tcPr>
+            <w:tcW w:w="5125" w:type="dxa"/>
+          </w:tcPr>
+          <w:p>
+            <w:pPr>
+              <w:spacing w:after="243" w:line="342" w:lineRule="auto"/>
+              <w:ind w:right="859"/>
+              <w:rPr>
+                <w:szCs w:val="26"/>
+              </w:rPr>
+            </w:pPr>
+            <w:r>
+              <w:rPr>
+                <w:szCs w:val="26"/>
+              </w:rPr>
+              <w:t>12. Quét mã vận đơn</w:t>
+            </w:r>
+          </w:p>
+        </w:tc>
+        <w:tc>
+          <w:tcPr>
+            <w:tcW w:w="1980" w:type="dxa"/>
+          </w:tcPr>
+          <w:p>
+            <w:pPr>
+              <w:spacing w:after="243" w:line="342" w:lineRule="auto"/>
+              <w:ind w:right="859"/>
+              <w:rPr>
+                <w:szCs w:val="26"/>
+              </w:rPr>
+            </w:pPr>
+            <w:r>
+              <w:rPr>
+                <w:szCs w:val="26"/>
+              </w:rPr>
+              <w:t>3 phút</w:t>
+            </w:r>
+          </w:p>
+        </w:tc>
+        <w:tc>
+          <w:tcPr>
+            <w:tcW w:w="1679" w:type="dxa"/>
+          </w:tcPr>
+          <w:p>
+            <w:pPr>
+              <w:spacing w:after="243" w:line="342" w:lineRule="auto"/>
+              <w:ind w:right="859"/>
+              <w:rPr>
+                <w:szCs w:val="26"/>
+              </w:rPr>
+            </w:pPr>
+            <w:r>
+              <w:rPr>
+                <w:szCs w:val="26"/>
+              </w:rPr>
+              <w:t>0.006</w:t>
+            </w:r>
+          </w:p>
+        </w:tc>
+      </w:tr>
+      <w:tr>
+        <w:tc>
+          <w:tcPr>
+            <w:tcW w:w="5125" w:type="dxa"/>
+          </w:tcPr>
+          <w:p>
+            <w:pPr>
+              <w:spacing w:after="243" w:line="342" w:lineRule="auto"/>
+              <w:ind w:right="859"/>
+              <w:rPr>
+                <w:szCs w:val="26"/>
+              </w:rPr>
+            </w:pPr>
+            <w:r>
+              <w:rPr>
+                <w:szCs w:val="26"/>
+              </w:rPr>
+              <w:t>13. Cân trọng lượng chính xác</w:t>
+            </w:r>
+          </w:p>
+        </w:tc>
+        <w:tc>
+          <w:tcPr>
+            <w:tcW w:w="1980" w:type="dxa"/>
+          </w:tcPr>
+          <w:p>
+            <w:pPr>
+              <w:spacing w:after="243" w:line="342" w:lineRule="auto"/>
+              <w:ind w:right="859"/>
+              <w:rPr>
+                <w:szCs w:val="26"/>
+              </w:rPr>
+            </w:pPr>
+            <w:r>
+              <w:rPr>
+                <w:szCs w:val="26"/>
+              </w:rPr>
+              <w:t>3 phút</w:t>
+            </w:r>
+          </w:p>
+        </w:tc>
+        <w:tc>
+          <w:tcPr>
+            <w:tcW w:w="1679" w:type="dxa"/>
+          </w:tcPr>
+          <w:p>
+            <w:pPr>
+              <w:spacing w:after="243" w:line="342" w:lineRule="auto"/>
+              <w:ind w:right="859"/>
+              <w:rPr>
+                <w:szCs w:val="26"/>
+              </w:rPr>
+            </w:pPr>
+            <w:r>
+              <w:rPr>
+                <w:szCs w:val="26"/>
+              </w:rPr>
+              <w:t>0.006</w:t>
+            </w:r>
+          </w:p>
+        </w:tc>
+      </w:tr>
+      <w:tr>
+        <w:tc>
+          <w:tcPr>
+            <w:tcW w:w="5125" w:type="dxa"/>
+          </w:tcPr>
+          <w:p>
+            <w:pPr>
+              <w:spacing w:after="243" w:line="342" w:lineRule="auto"/>
+              <w:ind w:right="859"/>
+              <w:rPr>
+                <w:szCs w:val="26"/>
+              </w:rPr>
+            </w:pPr>
+            <w:r>
+              <w:rPr>
+                <w:szCs w:val="26"/>
+              </w:rPr>
+              <w:t>14. Đối chiếu thông tin với hệ thống</w:t>
+            </w:r>
+          </w:p>
+        </w:tc>
+        <w:tc>
+          <w:tcPr>
+            <w:tcW w:w="1980" w:type="dxa"/>
+          </w:tcPr>
+          <w:p>
+            <w:pPr>
+              <w:spacing w:after="243" w:line="342" w:lineRule="auto"/>
+              <w:ind w:right="859"/>
+              <w:rPr>
+                <w:szCs w:val="26"/>
+              </w:rPr>
+            </w:pPr>
+            <w:r>
+              <w:rPr>
+                <w:szCs w:val="26"/>
+              </w:rPr>
+              <w:t>3 phút</w:t>
+            </w:r>
+          </w:p>
+        </w:tc>
+        <w:tc>
+          <w:tcPr>
+            <w:tcW w:w="1679" w:type="dxa"/>
+          </w:tcPr>
+          <w:p>
+            <w:pPr>
+              <w:spacing w:after="243" w:line="342" w:lineRule="auto"/>
+              <w:ind w:right="859"/>
+              <w:rPr>
+                <w:szCs w:val="26"/>
+              </w:rPr>
+            </w:pPr>
+            <w:r>
+              <w:rPr>
+                <w:szCs w:val="26"/>
+              </w:rPr>
+              <w:t>0.006</w:t>
+            </w:r>
+          </w:p>
+        </w:tc>
+      </w:tr>
+      <w:tr>
+        <w:tc>
+          <w:tcPr>
+            <w:tcW w:w="5125" w:type="dxa"/>
+          </w:tcPr>
+          <w:p>
+            <w:pPr>
+              <w:spacing w:after="243" w:line="342" w:lineRule="auto"/>
+              <w:ind w:right="859"/>
+              <w:rPr>
+                <w:szCs w:val="26"/>
+              </w:rPr>
+            </w:pPr>
+            <w:r>
+              <w:rPr>
+                <w:szCs w:val="26"/>
+              </w:rPr>
+              <w:t>15. Phân loại sơ bộ theo tuyến</w:t>
+            </w:r>
+          </w:p>
+        </w:tc>
+        <w:tc>
+          <w:tcPr>
+            <w:tcW w:w="1980" w:type="dxa"/>
+          </w:tcPr>
+          <w:p>
+            <w:pPr>
+              <w:spacing w:after="243" w:line="342" w:lineRule="auto"/>
+              <w:ind w:right="859"/>
+              <w:rPr>
+                <w:szCs w:val="26"/>
+              </w:rPr>
+            </w:pPr>
+            <w:r>
+              <w:rPr>
+                <w:szCs w:val="26"/>
+              </w:rPr>
+              <w:t>10 phút</w:t>
+            </w:r>
+          </w:p>
+        </w:tc>
+        <w:tc>
+          <w:tcPr>
+            <w:tcW w:w="1679" w:type="dxa"/>
+          </w:tcPr>
+          <w:p>
+            <w:pPr>
+              <w:rPr>
+                <w:szCs w:val="26"/>
+              </w:rPr>
+            </w:pPr>
+            <w:r>
+              <w:rPr>
+                <w:szCs w:val="26"/>
+              </w:rPr>
+              <w:t>0.021</w:t>
+            </w:r>
+          </w:p>
+        </w:tc>
+      </w:tr>
+      <w:tr>
+        <w:tc>
+          <w:tcPr>
+            <w:tcW w:w="5125" w:type="dxa"/>
+          </w:tcPr>
+          <w:p>
+            <w:pPr>
+              <w:spacing w:after="243" w:line="342" w:lineRule="auto"/>
+              <w:ind w:right="859"/>
+              <w:rPr>
+                <w:szCs w:val="26"/>
+              </w:rPr>
+            </w:pPr>
+            <w:r>
+              <w:rPr>
+                <w:szCs w:val="26"/>
+              </w:rPr>
+              <w:t>16. Sắp xếp chờ chuyển trung tâm khai thác</w:t>
+            </w:r>
+          </w:p>
+        </w:tc>
+        <w:tc>
+          <w:tcPr>
+            <w:tcW w:w="1980" w:type="dxa"/>
+          </w:tcPr>
+          <w:p>
+            <w:pPr>
+              <w:spacing w:after="243" w:line="342" w:lineRule="auto"/>
+              <w:ind w:right="859"/>
+              <w:rPr>
+                <w:szCs w:val="26"/>
+              </w:rPr>
+            </w:pPr>
+            <w:r>
+              <w:rPr>
+                <w:szCs w:val="26"/>
+              </w:rPr>
+              <w:t>10 phút</w:t>
+            </w:r>
+          </w:p>
+        </w:tc>
+        <w:tc>
+          <w:tcPr>
+            <w:tcW w:w="1679" w:type="dxa"/>
+          </w:tcPr>
+          <w:p>
+            <w:pPr>
+              <w:rPr>
+                <w:szCs w:val="26"/>
+              </w:rPr>
+            </w:pPr>
+            <w:r>
+              <w:rPr>
+                <w:szCs w:val="26"/>
+              </w:rPr>
+              <w:t>0.021</w:t>
+            </w:r>
+          </w:p>
+        </w:tc>
+      </w:tr>
+    </w:tbl>
+    <w:p>
+      <w:pPr>
+        <w:spacing w:after="243" w:line="342" w:lineRule="auto"/>
+        <w:ind w:right="859"/>
+        <w:rPr>
+          <w:szCs w:val="26"/>
+        </w:rPr>
+      </w:pPr>
+    </w:p>
+    <w:p>
+      <w:pPr>
+        <w:rPr>
+          <w:szCs w:val="26"/>
+        </w:rPr>
+      </w:pPr>
+      <w:r>
+        <w:rPr>
+          <w:szCs w:val="26"/>
+        </w:rPr>
+        <w:t>Theo xác suất trên sơ đồ</w:t>
+      </w:r>
+    </w:p>
+    <w:p>
+      <w:pPr>
+        <w:rPr>
+          <w:szCs w:val="26"/>
+        </w:rPr>
+      </w:pPr>
+      <w:r>
+        <w:rPr>
+          <w:szCs w:val="26"/>
+        </w:rPr>
+        <w:t xml:space="preserve">  Thông tin đầy đủ? </w:t>
+      </w:r>
+    </w:p>
+    <w:p>
+      <w:pPr>
+        <w:pStyle w:val="ListParagraph"/>
+        <w:numPr>
+          <w:ilvl w:val="0"/>
+          <w:numId w:val="4"/>
+        </w:numPr>
+        <w:spacing w:before="100" w:beforeAutospacing="1" w:after="100" w:afterAutospacing="1" w:line="240" w:lineRule="auto"/>
+        <w:rPr>
+          <w:szCs w:val="26"/>
+        </w:rPr>
+      </w:pPr>
+      <w:r>
+        <w:rPr>
+          <w:szCs w:val="26"/>
+        </w:rPr>
+        <w:t xml:space="preserve">Có = </w:t>
+      </w:r>
+      <w:r>
+        <w:rPr>
+          <w:b/>
+          <w:bCs/>
+          <w:szCs w:val="26"/>
+        </w:rPr>
+        <w:t>95%</w:t>
+      </w:r>
+      <w:r>
+        <w:rPr>
+          <w:szCs w:val="26"/>
+        </w:rPr>
+        <w:t xml:space="preserve"> </w:t>
+      </w:r>
+    </w:p>
+    <w:p>
+      <w:pPr>
+        <w:spacing w:before="100" w:beforeAutospacing="1" w:after="100" w:afterAutospacing="1" w:line="240" w:lineRule="auto"/>
+        <w:rPr>
+          <w:szCs w:val="26"/>
+        </w:rPr>
+      </w:pPr>
+      <w:r>
+        <w:rPr>
+          <w:szCs w:val="26"/>
+        </w:rPr>
+        <w:t>-</w:t>
+      </w:r>
+      <w:r>
+        <w:rPr>
+          <w:szCs w:val="26"/>
+        </w:rPr>
+        <w:tab/>
+      </w:r>
+      <w:r>
+        <w:rPr>
+          <w:szCs w:val="26"/>
+        </w:rPr>
+        <w:t xml:space="preserve">Không = </w:t>
+      </w:r>
+      <w:r>
+        <w:rPr>
+          <w:b/>
+          <w:bCs/>
+          <w:szCs w:val="26"/>
+        </w:rPr>
+        <w:t>5%</w:t>
+      </w:r>
+      <w:r>
+        <w:rPr>
+          <w:szCs w:val="26"/>
+        </w:rPr>
+        <w:t xml:space="preserve"> </w:t>
+      </w:r>
+    </w:p>
+    <w:p>
+      <w:pPr>
+        <w:pStyle w:val="ListParagraph"/>
+        <w:pBdr>
+          <w:top w:val="single" w:sz="14" w:space="0" w:color="000000"/>
+          <w:left w:val="single" w:sz="14" w:space="0" w:color="000000"/>
+          <w:bottom w:val="single" w:sz="14" w:space="0" w:color="000000"/>
+          <w:right w:val="single" w:sz="14" w:space="0" w:color="000000"/>
+        </w:pBdr>
+        <w:spacing w:after="321" w:line="246" w:lineRule="auto"/>
+        <w:ind w:left="-90"/>
+        <w:jc w:val="center"/>
+        <w:rPr>
+          <w:szCs w:val="26"/>
+        </w:rPr>
+      </w:pPr>
+      <w:r>
+        <w:rPr>
+          <w:b/>
+          <w:szCs w:val="26"/>
+        </w:rPr>
+        <w:t xml:space="preserve">0.006 +0.010 +0.95×0.010 = </w:t>
+      </w:r>
+      <w:r>
+        <w:rPr>
+          <w:b/>
+          <w:color w:val="1F1F1F"/>
+          <w:szCs w:val="26"/>
+          <w:shd w:val="clear" w:color="auto" w:fill="FFFFFF"/>
+        </w:rPr>
+        <w:t>0.0255</w:t>
+      </w:r>
+    </w:p>
+    <w:p>
+      <w:pPr>
+        <w:spacing w:before="100" w:beforeAutospacing="1" w:after="100" w:afterAutospacing="1" w:line="240" w:lineRule="auto"/>
+        <w:rPr>
+          <w:szCs w:val="26"/>
+        </w:rPr>
+      </w:pPr>
+    </w:p>
+    <w:p>
+      <w:pPr>
+        <w:spacing w:line="240" w:lineRule="auto"/>
+        <w:rPr>
+          <w:szCs w:val="26"/>
+        </w:rPr>
+      </w:pPr>
+      <w:r>
+        <w:rPr>
+          <w:szCs w:val="26"/>
+        </w:rPr>
+        <w:t xml:space="preserve"> </w:t>
+      </w:r>
+      <w:r>
+        <w:rPr>
+          <w:b/>
+          <w:bCs/>
+          <w:szCs w:val="26"/>
+        </w:rPr>
+        <w:t>Hàng đạt yêu cầu?</w:t>
+      </w:r>
+      <w:r>
+        <w:rPr>
+          <w:szCs w:val="26"/>
+        </w:rPr>
+        <w:t xml:space="preserve"> </w:t>
+      </w:r>
+    </w:p>
+    <w:p>
+      <w:pPr>
+        <w:pStyle w:val="ListParagraph"/>
+        <w:numPr>
+          <w:ilvl w:val="0"/>
+          <w:numId w:val="4"/>
+        </w:numPr>
+        <w:spacing w:before="100" w:beforeAutospacing="1" w:after="100" w:afterAutospacing="1" w:line="240" w:lineRule="auto"/>
+        <w:rPr>
+          <w:szCs w:val="26"/>
+        </w:rPr>
+      </w:pPr>
+      <w:r>
+        <w:rPr>
+          <w:szCs w:val="26"/>
+        </w:rPr>
+        <w:t xml:space="preserve">Có = </w:t>
+      </w:r>
+      <w:r>
+        <w:rPr>
+          <w:b/>
+          <w:bCs/>
+          <w:szCs w:val="26"/>
+        </w:rPr>
+        <w:t>98%</w:t>
+      </w:r>
+      <w:r>
+        <w:rPr>
+          <w:szCs w:val="26"/>
+        </w:rPr>
+        <w:t xml:space="preserve"> </w:t>
+      </w:r>
+    </w:p>
+    <w:p>
+      <w:pPr>
+        <w:pStyle w:val="ListParagraph"/>
+        <w:numPr>
+          <w:ilvl w:val="0"/>
+          <w:numId w:val="4"/>
+        </w:numPr>
+        <w:spacing w:before="100" w:beforeAutospacing="1" w:after="100" w:afterAutospacing="1" w:line="240" w:lineRule="auto"/>
+        <w:rPr>
+          <w:szCs w:val="26"/>
+        </w:rPr>
+      </w:pPr>
+      <w:r>
+        <w:rPr>
+          <w:szCs w:val="26"/>
+        </w:rPr>
+        <w:t xml:space="preserve">Không = </w:t>
+      </w:r>
+      <w:r>
+        <w:rPr>
+          <w:b/>
+          <w:bCs/>
+          <w:szCs w:val="26"/>
+        </w:rPr>
+        <w:t>2%</w:t>
+      </w:r>
+    </w:p>
+    <w:p>
+      <w:pPr>
+        <w:pStyle w:val="ListParagraph"/>
+        <w:pBdr>
+          <w:top w:val="single" w:sz="14" w:space="0" w:color="000000"/>
+          <w:left w:val="single" w:sz="14" w:space="0" w:color="000000"/>
+          <w:bottom w:val="single" w:sz="14" w:space="0" w:color="000000"/>
+          <w:right w:val="single" w:sz="14" w:space="0" w:color="000000"/>
+        </w:pBdr>
+        <w:spacing w:after="321" w:line="246" w:lineRule="auto"/>
+        <w:ind w:left="0"/>
+        <w:jc w:val="center"/>
+        <w:rPr>
+          <w:b/>
+          <w:szCs w:val="26"/>
+        </w:rPr>
+      </w:pPr>
+      <w:r>
+        <w:rPr>
+          <w:b/>
+          <w:szCs w:val="26"/>
+        </w:rPr>
+        <w:t>+0.004 +0.042 +0.010 +0.98</w:t>
+      </w:r>
+      <w:proofErr w:type="gramStart"/>
+      <w:r>
+        <w:rPr>
+          <w:b/>
+          <w:szCs w:val="26"/>
+        </w:rPr>
+        <w:t>×(</w:t>
+      </w:r>
+      <w:proofErr w:type="gramEnd"/>
+      <w:r>
+        <w:rPr>
+          <w:b/>
+          <w:szCs w:val="26"/>
+        </w:rPr>
+        <w:t xml:space="preserve"> 0.010 +0.004 +0.042 +0.006 +0.006 +0.006 +0.006 +0.021 +0.021 ) = 0.17556</w:t>
+      </w:r>
+    </w:p>
+    <w:p>
+      <w:pPr>
+        <w:spacing w:before="100" w:beforeAutospacing="1" w:after="100" w:afterAutospacing="1" w:line="240" w:lineRule="auto"/>
+        <w:rPr>
+          <w:szCs w:val="26"/>
+        </w:rPr>
+      </w:pPr>
+    </w:p>
+    <w:p>
+      <w:pPr>
+        <w:spacing w:after="243" w:line="342" w:lineRule="auto"/>
+        <w:ind w:right="859"/>
+        <w:rPr>
+          <w:b/>
+          <w:szCs w:val="26"/>
+        </w:rPr>
+      </w:pPr>
+      <w:r>
+        <w:rPr>
+          <w:b/>
+          <w:szCs w:val="26"/>
+        </w:rPr>
+        <w:t xml:space="preserve">Thời gian </w:t>
+      </w:r>
+      <w:proofErr w:type="gramStart"/>
+      <w:r>
+        <w:rPr>
+          <w:b/>
+          <w:szCs w:val="26"/>
+        </w:rPr>
+        <w:t>chu</w:t>
+      </w:r>
+      <w:proofErr w:type="gramEnd"/>
+      <w:r>
+        <w:rPr>
+          <w:b/>
+          <w:szCs w:val="26"/>
+        </w:rPr>
+        <w:t xml:space="preserve"> kỳ (Cycle Time)</w:t>
+      </w:r>
+      <w:r>
+        <w:rPr>
+          <w:b/>
+          <w:szCs w:val="26"/>
+        </w:rPr>
+        <w:t>:</w:t>
+      </w:r>
+    </w:p>
+    <w:p>
+      <w:pPr>
+        <w:pBdr>
+          <w:top w:val="single" w:sz="14" w:space="0" w:color="000000"/>
+          <w:left w:val="single" w:sz="14" w:space="0" w:color="000000"/>
+          <w:bottom w:val="single" w:sz="14" w:space="0" w:color="000000"/>
+          <w:right w:val="single" w:sz="14" w:space="0" w:color="000000"/>
+        </w:pBdr>
+        <w:spacing w:after="321" w:line="246" w:lineRule="auto"/>
+        <w:ind w:left="-5"/>
+        <w:jc w:val="center"/>
+        <w:rPr>
+          <w:b/>
+          <w:szCs w:val="26"/>
+        </w:rPr>
+      </w:pPr>
+      <w:r>
+        <w:rPr>
+          <w:rStyle w:val="mord"/>
+          <w:szCs w:val="26"/>
+        </w:rPr>
+        <w:lastRenderedPageBreak/>
+        <w:t xml:space="preserve">0.214 </w:t>
+      </w:r>
+      <w:r>
+        <w:rPr>
+          <w:rStyle w:val="mbin"/>
+          <w:b/>
+          <w:szCs w:val="26"/>
+        </w:rPr>
+        <w:t xml:space="preserve">+ </w:t>
+      </w:r>
+      <w:r>
+        <w:rPr>
+          <w:rStyle w:val="mord"/>
+          <w:szCs w:val="26"/>
+        </w:rPr>
+        <w:t xml:space="preserve">0.05 </w:t>
+      </w:r>
+      <w:r>
+        <w:rPr>
+          <w:rStyle w:val="mbin"/>
+          <w:b/>
+          <w:szCs w:val="26"/>
+        </w:rPr>
+        <w:t xml:space="preserve">× </w:t>
+      </w:r>
+      <w:r>
+        <w:rPr>
+          <w:rStyle w:val="mord"/>
+          <w:szCs w:val="26"/>
+        </w:rPr>
+        <w:t xml:space="preserve">0.010 </w:t>
+      </w:r>
+      <w:r>
+        <w:rPr>
+          <w:rStyle w:val="mbin"/>
+          <w:b/>
+          <w:szCs w:val="26"/>
+        </w:rPr>
+        <w:t xml:space="preserve">+ </w:t>
+      </w:r>
+      <w:r>
+        <w:rPr>
+          <w:rStyle w:val="mord"/>
+          <w:szCs w:val="26"/>
+        </w:rPr>
+        <w:t xml:space="preserve">0.02 </w:t>
+      </w:r>
+      <w:r>
+        <w:rPr>
+          <w:rStyle w:val="mbin"/>
+          <w:b/>
+          <w:szCs w:val="26"/>
+        </w:rPr>
+        <w:t xml:space="preserve">× </w:t>
+      </w:r>
+      <w:r>
+        <w:rPr>
+          <w:rStyle w:val="mord"/>
+          <w:szCs w:val="26"/>
+        </w:rPr>
+        <w:t>0.004</w:t>
+      </w:r>
+      <w:r>
+        <w:rPr>
+          <w:b/>
+          <w:szCs w:val="26"/>
+        </w:rPr>
+        <w:t xml:space="preserve"> </w:t>
+      </w:r>
+      <w:r>
+        <w:rPr>
+          <w:rStyle w:val="katex-mathml"/>
+          <w:b/>
+          <w:szCs w:val="26"/>
+        </w:rPr>
+        <w:t xml:space="preserve">= 0.214 + 0.0005 + 0.00008= 0.21458 = 0.214 + 0.0005 + 0.00008 = 0.21458 </w:t>
+      </w:r>
+      <w:r>
+        <w:rPr>
+          <w:rStyle w:val="mrel"/>
+          <w:b/>
+          <w:szCs w:val="26"/>
+        </w:rPr>
+        <w:t xml:space="preserve">= </w:t>
+      </w:r>
+      <w:r>
+        <w:rPr>
+          <w:rStyle w:val="mord"/>
+          <w:szCs w:val="26"/>
+        </w:rPr>
+        <w:t xml:space="preserve">0.214 </w:t>
+      </w:r>
+      <w:r>
+        <w:rPr>
+          <w:rStyle w:val="mbin"/>
+          <w:b/>
+          <w:szCs w:val="26"/>
+        </w:rPr>
+        <w:t xml:space="preserve">+ </w:t>
+      </w:r>
+      <w:r>
+        <w:rPr>
+          <w:rStyle w:val="mord"/>
+          <w:szCs w:val="26"/>
+        </w:rPr>
+        <w:t xml:space="preserve">0.0005 </w:t>
+      </w:r>
+      <w:r>
+        <w:rPr>
+          <w:rStyle w:val="mbin"/>
+          <w:b/>
+          <w:szCs w:val="26"/>
+        </w:rPr>
+        <w:t xml:space="preserve">+ </w:t>
+      </w:r>
+      <w:r>
+        <w:rPr>
+          <w:rStyle w:val="mord"/>
+          <w:szCs w:val="26"/>
+        </w:rPr>
+        <w:t xml:space="preserve">0.00008 </w:t>
+      </w:r>
+      <w:r>
+        <w:rPr>
+          <w:rStyle w:val="mrel"/>
+          <w:b/>
+          <w:szCs w:val="26"/>
+        </w:rPr>
+        <w:t xml:space="preserve">= </w:t>
+      </w:r>
+      <w:r>
+        <w:rPr>
+          <w:rStyle w:val="mord"/>
+          <w:szCs w:val="26"/>
+        </w:rPr>
+        <w:t>0.21458</w:t>
+      </w:r>
+    </w:p>
+    <w:p>
+      <w:pPr>
+        <w:spacing w:after="260"/>
+        <w:rPr>
+          <w:b/>
+          <w:szCs w:val="26"/>
+        </w:rPr>
+      </w:pPr>
+      <w:r>
+        <w:rPr>
+          <w:b/>
+          <w:szCs w:val="26"/>
+        </w:rPr>
+        <w:t xml:space="preserve">Thời gian xử lý của quy trình là:  </w:t>
+      </w:r>
+    </w:p>
+    <w:p>
+      <w:pPr>
+        <w:pBdr>
+          <w:top w:val="single" w:sz="14" w:space="0" w:color="000000"/>
+          <w:left w:val="single" w:sz="14" w:space="0" w:color="000000"/>
+          <w:bottom w:val="single" w:sz="14" w:space="0" w:color="000000"/>
+          <w:right w:val="single" w:sz="14" w:space="0" w:color="000000"/>
+        </w:pBdr>
+        <w:spacing w:after="321" w:line="246" w:lineRule="auto"/>
+        <w:jc w:val="center"/>
+        <w:rPr>
+          <w:b/>
+          <w:szCs w:val="26"/>
+        </w:rPr>
+      </w:pPr>
+      <w:r>
+        <w:rPr>
+          <w:b/>
+          <w:szCs w:val="26"/>
+        </w:rPr>
+        <w:t>0.010 + 0.006 + 0.010 + 0.010 + 0.004 + 0.042 + 0.010 + 0.010 + 0.004 + 0.042 +0.006 + 0.006 + 0.006 + 0.006 + 0.021 + 0.021 = 0.214</w:t>
+      </w:r>
+    </w:p>
+    <w:p>
+      <w:pPr>
+        <w:spacing w:after="248"/>
+        <w:rPr>
+          <w:szCs w:val="26"/>
+        </w:rPr>
+      </w:pPr>
+      <w:r>
+        <w:rPr>
+          <w:b/>
+          <w:szCs w:val="26"/>
+        </w:rPr>
+        <w:t xml:space="preserve">Hiệu suất thời gian:  </w:t>
+      </w:r>
+    </w:p>
+    <w:p>
+      <w:pPr>
+        <w:pBdr>
+          <w:top w:val="single" w:sz="14" w:space="0" w:color="000000"/>
+          <w:left w:val="single" w:sz="14" w:space="0" w:color="000000"/>
+          <w:bottom w:val="single" w:sz="14" w:space="0" w:color="000000"/>
+          <w:right w:val="single" w:sz="14" w:space="0" w:color="000000"/>
+        </w:pBdr>
+        <w:spacing w:after="321" w:line="246" w:lineRule="auto"/>
+        <w:jc w:val="center"/>
+        <w:rPr>
+          <w:b/>
+          <w:szCs w:val="26"/>
+        </w:rPr>
+      </w:pPr>
+      <w:r>
+        <w:rPr>
+          <w:b/>
+          <w:szCs w:val="26"/>
+        </w:rPr>
+        <w:t>0.214 / 0.215 x 100% = 99.53%</w:t>
+      </w:r>
+    </w:p>
+    <w:p>
+      <w:pPr>
+        <w:rPr>
+          <w:szCs w:val="26"/>
+        </w:rPr>
+      </w:pPr>
+    </w:p>
+    <w:p>
+      <w:pPr>
+        <w:pStyle w:val="Heading4"/>
+        <w:rPr>
+          <w:szCs w:val="26"/>
+        </w:rPr>
+      </w:pPr>
+      <w:r>
+        <w:rPr>
+          <w:szCs w:val="26"/>
+        </w:rPr>
+        <w:t xml:space="preserve">  3.1.4.2. Chi phí </w:t>
+      </w:r>
+    </w:p>
+    <w:p>
+      <w:pPr>
+        <w:spacing w:after="96" w:line="240" w:lineRule="auto"/>
+        <w:rPr>
+          <w:szCs w:val="26"/>
+        </w:rPr>
+      </w:pPr>
+      <w:r>
+        <w:rPr>
+          <w:szCs w:val="26"/>
+        </w:rPr>
+        <w:t>Với 01 điều phối viên, 01 shipper và 01 nhân viên khai thác tham gia quy trình Thu gom – Tập kết.</w:t>
+      </w:r>
+    </w:p>
+    <w:tbl>
+      <w:tblPr>
+        <w:tblStyle w:val="TableGrid"/>
+        <w:tblW w:w="0" w:type="auto"/>
+        <w:tblLook w:val="04A0" w:firstRow="1" w:lastRow="0" w:firstColumn="1" w:lastColumn="0" w:noHBand="0" w:noVBand="1"/>
+      </w:tblPr>
+      <w:tblGrid>
+        <w:gridCol w:w="4392"/>
+        <w:gridCol w:w="4392"/>
+      </w:tblGrid>
+      <w:tr>
+        <w:tc>
+          <w:tcPr>
+            <w:tcW w:w="4392" w:type="dxa"/>
+          </w:tcPr>
+          <w:p>
+            <w:pPr>
+              <w:spacing w:after="96"/>
+              <w:jc w:val="center"/>
+              <w:rPr>
+                <w:b/>
+                <w:szCs w:val="26"/>
+              </w:rPr>
+            </w:pPr>
+            <w:r>
+              <w:rPr>
+                <w:b/>
+                <w:szCs w:val="26"/>
+              </w:rPr>
+              <w:t>Nhân sự</w:t>
+            </w:r>
+          </w:p>
+        </w:tc>
+        <w:tc>
+          <w:tcPr>
+            <w:tcW w:w="4392" w:type="dxa"/>
+          </w:tcPr>
+          <w:p>
+            <w:pPr>
+              <w:spacing w:after="96"/>
+              <w:jc w:val="center"/>
+              <w:rPr>
+                <w:b/>
+                <w:szCs w:val="26"/>
+              </w:rPr>
+            </w:pPr>
+            <w:r>
+              <w:rPr>
+                <w:b/>
+                <w:szCs w:val="26"/>
+              </w:rPr>
+              <w:t>Chi phí</w:t>
+            </w:r>
+          </w:p>
+        </w:tc>
+      </w:tr>
+      <w:tr>
+        <w:tc>
+          <w:tcPr>
+            <w:tcW w:w="4392" w:type="dxa"/>
+          </w:tcPr>
+          <w:p>
+            <w:pPr>
+              <w:spacing w:after="96"/>
+              <w:jc w:val="center"/>
+              <w:rPr>
+                <w:szCs w:val="26"/>
+              </w:rPr>
+            </w:pPr>
+            <w:r>
+              <w:rPr>
+                <w:szCs w:val="26"/>
+              </w:rPr>
+              <w:t>Điều phối thu gom</w:t>
+            </w:r>
+          </w:p>
+        </w:tc>
+        <w:tc>
+          <w:tcPr>
+            <w:tcW w:w="4392" w:type="dxa"/>
+          </w:tcPr>
+          <w:p>
+            <w:pPr>
+              <w:spacing w:after="96"/>
+              <w:jc w:val="center"/>
+              <w:rPr>
+                <w:szCs w:val="26"/>
+              </w:rPr>
+            </w:pPr>
+            <w:r>
+              <w:rPr>
+                <w:szCs w:val="26"/>
+              </w:rPr>
+              <w:t>500.000 VNĐ/ngày</w:t>
+            </w:r>
+          </w:p>
+        </w:tc>
+      </w:tr>
+      <w:tr>
+        <w:tc>
+          <w:tcPr>
+            <w:tcW w:w="4392" w:type="dxa"/>
+          </w:tcPr>
+          <w:p>
+            <w:pPr>
+              <w:spacing w:after="96"/>
+              <w:jc w:val="center"/>
+              <w:rPr>
+                <w:szCs w:val="26"/>
+              </w:rPr>
+            </w:pPr>
+            <w:r>
+              <w:rPr>
+                <w:szCs w:val="26"/>
+              </w:rPr>
+              <w:t>Shipper</w:t>
+            </w:r>
+          </w:p>
+        </w:tc>
+        <w:tc>
+          <w:tcPr>
+            <w:tcW w:w="4392" w:type="dxa"/>
+          </w:tcPr>
+          <w:p>
+            <w:pPr>
+              <w:spacing w:after="96"/>
+              <w:jc w:val="center"/>
+              <w:rPr>
+                <w:szCs w:val="26"/>
+              </w:rPr>
+            </w:pPr>
+            <w:r>
+              <w:rPr>
+                <w:szCs w:val="26"/>
+              </w:rPr>
+              <w:t>350.000 VNĐ/ngày</w:t>
+            </w:r>
+          </w:p>
+        </w:tc>
+      </w:tr>
+      <w:tr>
+        <w:tc>
+          <w:tcPr>
+            <w:tcW w:w="4392" w:type="dxa"/>
+          </w:tcPr>
+          <w:p>
+            <w:pPr>
+              <w:spacing w:after="96"/>
+              <w:jc w:val="center"/>
+              <w:rPr>
+                <w:szCs w:val="26"/>
+              </w:rPr>
+            </w:pPr>
+            <w:r>
+              <w:rPr>
+                <w:szCs w:val="26"/>
+              </w:rPr>
+              <w:t>Nhân viên khai thác</w:t>
+            </w:r>
+          </w:p>
+        </w:tc>
+        <w:tc>
+          <w:tcPr>
+            <w:tcW w:w="4392" w:type="dxa"/>
+          </w:tcPr>
+          <w:p>
+            <w:pPr>
+              <w:spacing w:after="96"/>
+              <w:jc w:val="center"/>
+              <w:rPr>
+                <w:szCs w:val="26"/>
+              </w:rPr>
+            </w:pPr>
+            <w:r>
+              <w:rPr>
+                <w:szCs w:val="26"/>
+              </w:rPr>
+              <w:t>400.000 VNĐ/ngày</w:t>
+            </w:r>
+          </w:p>
+        </w:tc>
+      </w:tr>
+    </w:tbl>
+    <w:p>
+      <w:pPr>
+        <w:spacing w:after="96" w:line="240" w:lineRule="auto"/>
+        <w:rPr>
+          <w:szCs w:val="26"/>
+        </w:rPr>
+      </w:pPr>
+    </w:p>
+    <w:p>
+      <w:pPr>
+        <w:spacing w:after="96" w:line="240" w:lineRule="auto"/>
+        <w:rPr>
+          <w:szCs w:val="26"/>
+        </w:rPr>
+      </w:pPr>
+    </w:p>
+    <w:p>
+      <w:pPr>
+        <w:spacing w:after="96" w:line="240" w:lineRule="auto"/>
+        <w:rPr>
+          <w:szCs w:val="26"/>
+        </w:rPr>
+      </w:pPr>
+      <w:r>
+        <w:rPr>
+          <w:noProof/>
+          <w:szCs w:val="26"/>
+        </w:rPr>
+        <w:drawing>
+          <wp:inline distT="0" distB="0" distL="0" distR="0" wp14:anchorId="45633515" wp14:editId="09F849FD">
+            <wp:extent cx="5584190" cy="4233650"/>
+            <wp:effectExtent l="0" t="0" r="0" b="0"/>
+            <wp:docPr id="8" name="Picture 8" descr="C:\Users\Administrator\Downloads\Thu gom tap ket chi phi.drawio.png"/>
+            <wp:cNvGraphicFramePr>
+              <a:graphicFrameLocks xmlns:a="http://schemas.openxmlformats.org/drawingml/2006/main" noChangeAspect="1"/>
+            </wp:cNvGraphicFramePr>
+            <a:graphic xmlns:a="http://schemas.openxmlformats.org/drawingml/2006/main">
+              <a:graphicData uri="http://schemas.openxmlformats.org/drawingml/2006/picture">
+                <pic:pic xmlns:pic="http://schemas.openxmlformats.org/drawingml/2006/picture">
+                  <pic:nvPicPr>
+                    <pic:cNvPr id="0" name="Picture 5" descr="C:\Users\Administrator\Downloads\Thu gom tap ket chi phi.drawio.png"/>
+                    <pic:cNvPicPr>
+                      <a:picLocks noChangeAspect="1" noChangeArrowheads="1"/>
+                    </pic:cNvPicPr>
+                  </pic:nvPicPr>
+                  <pic:blipFill>
+                    <a:blip r:embed="rId16">
+                      <a:extLst>
+                        <a:ext uri="{28A0092B-C50C-407E-A947-70E740481C1C}">
+                          <a14:useLocalDpi xmlns:a14="http://schemas.microsoft.com/office/drawing/2010/main" val="0"/>
+                        </a:ext>
+                      </a:extLst>
+                    </a:blip>
+                    <a:srcRect/>
+                    <a:stretch>
+                      <a:fillRect/>
+                    </a:stretch>
+                  </pic:blipFill>
+                  <pic:spPr bwMode="auto">
+                    <a:xfrm>
+                      <a:off x="0" y="0"/>
+                      <a:ext cx="5584190" cy="4233650"/>
+                    </a:xfrm>
+                    <a:prstGeom prst="rect">
+                      <a:avLst/>
+                    </a:prstGeom>
+                    <a:noFill/>
+                    <a:ln>
+                      <a:noFill/>
+                    </a:ln>
+                  </pic:spPr>
+                </pic:pic>
+              </a:graphicData>
+            </a:graphic>
+          </wp:inline>
+        </w:drawing>
+      </w:r>
+    </w:p>
+    <w:p>
+      <w:pPr>
+        <w:spacing w:after="130" w:line="246" w:lineRule="auto"/>
+        <w:ind w:left="10" w:right="-15"/>
+        <w:jc w:val="center"/>
+        <w:rPr>
+          <w:szCs w:val="26"/>
+        </w:rPr>
+      </w:pPr>
+      <w:r>
+        <w:rPr>
+          <w:szCs w:val="26"/>
+        </w:rPr>
+        <w:lastRenderedPageBreak/>
+        <w:t xml:space="preserve">Hình 3. 4 Chi phí </w:t>
+      </w:r>
+      <w:proofErr w:type="gramStart"/>
+      <w:r>
+        <w:rPr>
+          <w:szCs w:val="26"/>
+        </w:rPr>
+        <w:t>thu</w:t>
+      </w:r>
+      <w:proofErr w:type="gramEnd"/>
+      <w:r>
+        <w:rPr>
+          <w:szCs w:val="26"/>
+        </w:rPr>
+        <w:t xml:space="preserve"> gom – tập kết. </w:t>
+      </w:r>
+    </w:p>
+    <w:p>
+      <w:pPr>
+        <w:spacing w:after="248"/>
+        <w:rPr>
+          <w:b/>
+          <w:szCs w:val="26"/>
+        </w:rPr>
+      </w:pPr>
+      <w:r>
+        <w:rPr>
+          <w:b/>
+          <w:szCs w:val="26"/>
+        </w:rPr>
+        <w:t xml:space="preserve">Thời gian </w:t>
+      </w:r>
+      <w:proofErr w:type="gramStart"/>
+      <w:r>
+        <w:rPr>
+          <w:b/>
+          <w:szCs w:val="26"/>
+        </w:rPr>
+        <w:t>chu</w:t>
+      </w:r>
+      <w:proofErr w:type="gramEnd"/>
+      <w:r>
+        <w:rPr>
+          <w:b/>
+          <w:szCs w:val="26"/>
+        </w:rPr>
+        <w:t xml:space="preserve"> kỳ của Điều phối thu gom:</w:t>
+      </w:r>
+    </w:p>
+    <w:p>
+      <w:pPr>
+        <w:pBdr>
+          <w:top w:val="single" w:sz="18" w:space="1" w:color="000000"/>
+          <w:left w:val="single" w:sz="18" w:space="4" w:color="000000"/>
+          <w:bottom w:val="single" w:sz="18" w:space="1" w:color="000000"/>
+          <w:right w:val="single" w:sz="18" w:space="4" w:color="000000"/>
+        </w:pBdr>
+        <w:jc w:val="center"/>
+        <w:rPr>
+          <w:b/>
+          <w:szCs w:val="26"/>
+        </w:rPr>
+      </w:pPr>
+      <w:r>
+        <w:rPr>
+          <w:rStyle w:val="mord"/>
+          <w:szCs w:val="26"/>
+        </w:rPr>
+        <w:t>0</w:t>
+      </w:r>
+      <w:r>
+        <w:rPr>
+          <w:rStyle w:val="mpunct"/>
+          <w:b/>
+          <w:szCs w:val="26"/>
+        </w:rPr>
+        <w:t>.</w:t>
+      </w:r>
+      <w:r>
+        <w:rPr>
+          <w:rStyle w:val="mord"/>
+          <w:szCs w:val="26"/>
+        </w:rPr>
+        <w:t xml:space="preserve">006 </w:t>
+      </w:r>
+      <w:r>
+        <w:rPr>
+          <w:rStyle w:val="mbin"/>
+          <w:b/>
+          <w:szCs w:val="26"/>
+        </w:rPr>
+        <w:t xml:space="preserve">+ </w:t>
+      </w:r>
+      <w:r>
+        <w:rPr>
+          <w:rStyle w:val="mord"/>
+          <w:szCs w:val="26"/>
+        </w:rPr>
+        <w:t>0</w:t>
+      </w:r>
+      <w:r>
+        <w:rPr>
+          <w:rStyle w:val="mpunct"/>
+          <w:b/>
+          <w:szCs w:val="26"/>
+        </w:rPr>
+        <w:t>.</w:t>
+      </w:r>
+      <w:r>
+        <w:rPr>
+          <w:rStyle w:val="mord"/>
+          <w:szCs w:val="26"/>
+        </w:rPr>
+        <w:t xml:space="preserve">010 </w:t>
+      </w:r>
+      <w:r>
+        <w:rPr>
+          <w:rStyle w:val="mbin"/>
+          <w:b/>
+          <w:szCs w:val="26"/>
+        </w:rPr>
+        <w:t xml:space="preserve">+ </w:t>
+      </w:r>
+      <w:r>
+        <w:rPr>
+          <w:rStyle w:val="mord"/>
+          <w:szCs w:val="26"/>
+        </w:rPr>
+        <w:t>0</w:t>
+      </w:r>
+      <w:r>
+        <w:rPr>
+          <w:rStyle w:val="mpunct"/>
+          <w:b/>
+          <w:szCs w:val="26"/>
+        </w:rPr>
+        <w:t>.</w:t>
+      </w:r>
+      <w:r>
+        <w:rPr>
+          <w:rStyle w:val="mord"/>
+          <w:szCs w:val="26"/>
+        </w:rPr>
+        <w:t xml:space="preserve">95 </w:t>
+      </w:r>
+      <w:r>
+        <w:rPr>
+          <w:rStyle w:val="mbin"/>
+          <w:b/>
+          <w:szCs w:val="26"/>
+        </w:rPr>
+        <w:t xml:space="preserve">× </w:t>
+      </w:r>
+      <w:r>
+        <w:rPr>
+          <w:rStyle w:val="mord"/>
+          <w:szCs w:val="26"/>
+        </w:rPr>
+        <w:t>0</w:t>
+      </w:r>
+      <w:r>
+        <w:rPr>
+          <w:rStyle w:val="mpunct"/>
+          <w:b/>
+          <w:szCs w:val="26"/>
+        </w:rPr>
+        <w:t>.</w:t>
+      </w:r>
+      <w:r>
+        <w:rPr>
+          <w:rStyle w:val="mord"/>
+          <w:szCs w:val="26"/>
+        </w:rPr>
+        <w:t xml:space="preserve">010 </w:t>
+      </w:r>
+      <w:r>
+        <w:rPr>
+          <w:rStyle w:val="mrel"/>
+          <w:b/>
+          <w:szCs w:val="26"/>
+        </w:rPr>
+        <w:t xml:space="preserve">= </w:t>
+      </w:r>
+      <w:r>
+        <w:rPr>
+          <w:rStyle w:val="mord"/>
+          <w:szCs w:val="26"/>
+        </w:rPr>
+        <w:t>0</w:t>
+      </w:r>
+      <w:r>
+        <w:rPr>
+          <w:rStyle w:val="mpunct"/>
+          <w:b/>
+          <w:szCs w:val="26"/>
+        </w:rPr>
+        <w:t>.</w:t>
+      </w:r>
+      <w:r>
+        <w:rPr>
+          <w:rStyle w:val="mord"/>
+          <w:szCs w:val="26"/>
+        </w:rPr>
+        <w:t>0255 ngày</w:t>
+      </w:r>
+    </w:p>
+    <w:p>
+      <w:pPr>
+        <w:spacing w:after="248"/>
+        <w:rPr>
+          <w:b/>
+          <w:szCs w:val="26"/>
+        </w:rPr>
+      </w:pPr>
+      <w:r>
+        <w:rPr>
+          <w:b/>
+          <w:szCs w:val="26"/>
+        </w:rPr>
+        <w:t xml:space="preserve">Thời gian </w:t>
+      </w:r>
+      <w:proofErr w:type="gramStart"/>
+      <w:r>
+        <w:rPr>
+          <w:b/>
+          <w:szCs w:val="26"/>
+        </w:rPr>
+        <w:t>chu</w:t>
+      </w:r>
+      <w:proofErr w:type="gramEnd"/>
+      <w:r>
+        <w:rPr>
+          <w:b/>
+          <w:szCs w:val="26"/>
+        </w:rPr>
+        <w:t xml:space="preserve"> kỳ của Shipper:</w:t>
+      </w:r>
+    </w:p>
+    <w:p>
+      <w:pPr>
+        <w:pBdr>
+          <w:top w:val="single" w:sz="18" w:space="1" w:color="000000"/>
+          <w:left w:val="single" w:sz="18" w:space="4" w:color="000000"/>
+          <w:bottom w:val="single" w:sz="18" w:space="1" w:color="000000"/>
+          <w:right w:val="single" w:sz="18" w:space="4" w:color="000000"/>
+        </w:pBdr>
+        <w:jc w:val="center"/>
+        <w:rPr>
+          <w:b/>
+          <w:szCs w:val="26"/>
+        </w:rPr>
+      </w:pPr>
+      <w:r>
+        <w:rPr>
+          <w:rStyle w:val="mord"/>
+          <w:szCs w:val="26"/>
+        </w:rPr>
+        <w:t>0</w:t>
+      </w:r>
+      <w:r>
+        <w:rPr>
+          <w:rStyle w:val="mpunct"/>
+          <w:b/>
+          <w:szCs w:val="26"/>
+        </w:rPr>
+        <w:t>.</w:t>
+      </w:r>
+      <w:r>
+        <w:rPr>
+          <w:rStyle w:val="mord"/>
+          <w:szCs w:val="26"/>
+        </w:rPr>
+        <w:t xml:space="preserve">004 </w:t>
+      </w:r>
+      <w:r>
+        <w:rPr>
+          <w:rStyle w:val="mbin"/>
+          <w:b/>
+          <w:szCs w:val="26"/>
+        </w:rPr>
+        <w:t xml:space="preserve">+ </w:t>
+      </w:r>
+      <w:r>
+        <w:rPr>
+          <w:rStyle w:val="mord"/>
+          <w:szCs w:val="26"/>
+        </w:rPr>
+        <w:t>0</w:t>
+      </w:r>
+      <w:r>
+        <w:rPr>
+          <w:rStyle w:val="mpunct"/>
+          <w:b/>
+          <w:szCs w:val="26"/>
+        </w:rPr>
+        <w:t>.</w:t>
+      </w:r>
+      <w:r>
+        <w:rPr>
+          <w:rStyle w:val="mord"/>
+          <w:szCs w:val="26"/>
+        </w:rPr>
+        <w:t xml:space="preserve">042 </w:t>
+      </w:r>
+      <w:r>
+        <w:rPr>
+          <w:rStyle w:val="mbin"/>
+          <w:b/>
+          <w:szCs w:val="26"/>
+        </w:rPr>
+        <w:t xml:space="preserve">+ </w:t>
+      </w:r>
+      <w:r>
+        <w:rPr>
+          <w:rStyle w:val="mord"/>
+          <w:szCs w:val="26"/>
+        </w:rPr>
+        <w:t>0</w:t>
+      </w:r>
+      <w:r>
+        <w:rPr>
+          <w:rStyle w:val="mpunct"/>
+          <w:b/>
+          <w:szCs w:val="26"/>
+        </w:rPr>
+        <w:t>.</w:t>
+      </w:r>
+      <w:r>
+        <w:rPr>
+          <w:rStyle w:val="mord"/>
+          <w:szCs w:val="26"/>
+        </w:rPr>
+        <w:t xml:space="preserve">010 </w:t>
+      </w:r>
+      <w:r>
+        <w:rPr>
+          <w:rStyle w:val="mbin"/>
+          <w:b/>
+          <w:szCs w:val="26"/>
+        </w:rPr>
+        <w:t xml:space="preserve">+ </w:t>
+      </w:r>
+      <w:r>
+        <w:rPr>
+          <w:rStyle w:val="mord"/>
+          <w:szCs w:val="26"/>
+        </w:rPr>
+        <w:t>0</w:t>
+      </w:r>
+      <w:r>
+        <w:rPr>
+          <w:rStyle w:val="mpunct"/>
+          <w:b/>
+          <w:szCs w:val="26"/>
+        </w:rPr>
+        <w:t>.</w:t>
+      </w:r>
+      <w:r>
+        <w:rPr>
+          <w:rStyle w:val="mord"/>
+          <w:szCs w:val="26"/>
+        </w:rPr>
+        <w:t xml:space="preserve">98 </w:t>
+      </w:r>
+      <w:r>
+        <w:rPr>
+          <w:rStyle w:val="mbin"/>
+          <w:b/>
+          <w:szCs w:val="26"/>
+        </w:rPr>
+        <w:t xml:space="preserve">× </w:t>
+      </w:r>
+      <w:r>
+        <w:rPr>
+          <w:rStyle w:val="mopen"/>
+          <w:b/>
+          <w:szCs w:val="26"/>
+        </w:rPr>
+        <w:t>(</w:t>
+      </w:r>
+      <w:r>
+        <w:rPr>
+          <w:rStyle w:val="mord"/>
+          <w:szCs w:val="26"/>
+        </w:rPr>
+        <w:t>0</w:t>
+      </w:r>
+      <w:r>
+        <w:rPr>
+          <w:rStyle w:val="mpunct"/>
+          <w:b/>
+          <w:szCs w:val="26"/>
+        </w:rPr>
+        <w:t>.</w:t>
+      </w:r>
+      <w:r>
+        <w:rPr>
+          <w:rStyle w:val="mord"/>
+          <w:szCs w:val="26"/>
+        </w:rPr>
+        <w:t xml:space="preserve">010 </w:t>
+      </w:r>
+      <w:r>
+        <w:rPr>
+          <w:rStyle w:val="mbin"/>
+          <w:b/>
+          <w:szCs w:val="26"/>
+        </w:rPr>
+        <w:t xml:space="preserve">+ </w:t>
+      </w:r>
+      <w:r>
+        <w:rPr>
+          <w:rStyle w:val="mord"/>
+          <w:szCs w:val="26"/>
+        </w:rPr>
+        <w:t>0</w:t>
+      </w:r>
+      <w:r>
+        <w:rPr>
+          <w:rStyle w:val="mpunct"/>
+          <w:b/>
+          <w:szCs w:val="26"/>
+        </w:rPr>
+        <w:t>.</w:t>
+      </w:r>
+      <w:r>
+        <w:rPr>
+          <w:rStyle w:val="mord"/>
+          <w:szCs w:val="26"/>
+        </w:rPr>
+        <w:t xml:space="preserve">004 </w:t>
+      </w:r>
+      <w:r>
+        <w:rPr>
+          <w:rStyle w:val="mbin"/>
+          <w:b/>
+          <w:szCs w:val="26"/>
+        </w:rPr>
+        <w:t xml:space="preserve">+ </w:t>
+      </w:r>
+      <w:r>
+        <w:rPr>
+          <w:rStyle w:val="mord"/>
+          <w:szCs w:val="26"/>
+        </w:rPr>
+        <w:t>0</w:t>
+      </w:r>
+      <w:r>
+        <w:rPr>
+          <w:rStyle w:val="mpunct"/>
+          <w:b/>
+          <w:szCs w:val="26"/>
+        </w:rPr>
+        <w:t>.</w:t>
+      </w:r>
+      <w:r>
+        <w:rPr>
+          <w:rStyle w:val="mord"/>
+          <w:szCs w:val="26"/>
+        </w:rPr>
+        <w:t>042</w:t>
+      </w:r>
+      <w:r>
+        <w:rPr>
+          <w:rStyle w:val="mclose"/>
+          <w:b/>
+          <w:szCs w:val="26"/>
+        </w:rPr>
+        <w:t xml:space="preserve">) </w:t>
+      </w:r>
+      <w:r>
+        <w:rPr>
+          <w:rStyle w:val="mrel"/>
+          <w:b/>
+          <w:szCs w:val="26"/>
+        </w:rPr>
+        <w:t xml:space="preserve">= </w:t>
+      </w:r>
+      <w:r>
+        <w:rPr>
+          <w:rStyle w:val="mord"/>
+          <w:szCs w:val="26"/>
+        </w:rPr>
+        <w:t>0</w:t>
+      </w:r>
+      <w:r>
+        <w:rPr>
+          <w:rStyle w:val="mpunct"/>
+          <w:b/>
+          <w:szCs w:val="26"/>
+        </w:rPr>
+        <w:t>.</w:t>
+      </w:r>
+      <w:r>
+        <w:rPr>
+          <w:rStyle w:val="mord"/>
+          <w:szCs w:val="26"/>
+        </w:rPr>
+        <w:t>11088</w:t>
+      </w:r>
+      <w:r>
+        <w:rPr>
+          <w:b/>
+          <w:szCs w:val="26"/>
+        </w:rPr>
+        <w:t xml:space="preserve"> ngày</w:t>
+      </w:r>
+    </w:p>
+    <w:p>
+      <w:pPr>
+        <w:spacing w:after="248"/>
+        <w:rPr>
+          <w:szCs w:val="26"/>
+        </w:rPr>
+      </w:pPr>
+      <w:r>
+        <w:rPr>
+          <w:b/>
+          <w:szCs w:val="26"/>
+        </w:rPr>
+        <w:t xml:space="preserve">Thời gian </w:t>
+      </w:r>
+      <w:proofErr w:type="gramStart"/>
+      <w:r>
+        <w:rPr>
+          <w:b/>
+          <w:szCs w:val="26"/>
+        </w:rPr>
+        <w:t>chu</w:t>
+      </w:r>
+      <w:proofErr w:type="gramEnd"/>
+      <w:r>
+        <w:rPr>
+          <w:b/>
+          <w:szCs w:val="26"/>
+        </w:rPr>
+        <w:t xml:space="preserve"> kỳ của Nhân viên điểm tập kết</w:t>
+      </w:r>
+      <w:r>
+        <w:rPr>
+          <w:szCs w:val="26"/>
+        </w:rPr>
+        <w:t xml:space="preserve">: </w:t>
+      </w:r>
+    </w:p>
+    <w:p>
+      <w:pPr>
+        <w:pBdr>
+          <w:top w:val="single" w:sz="18" w:space="1" w:color="000000"/>
+          <w:left w:val="single" w:sz="18" w:space="4" w:color="000000"/>
+          <w:bottom w:val="single" w:sz="18" w:space="1" w:color="000000"/>
+          <w:right w:val="single" w:sz="18" w:space="4" w:color="000000"/>
+        </w:pBdr>
+        <w:jc w:val="center"/>
+        <w:rPr>
+          <w:b/>
+          <w:szCs w:val="26"/>
+        </w:rPr>
+      </w:pPr>
+      <w:r>
+        <w:rPr>
+          <w:rStyle w:val="mord"/>
+          <w:szCs w:val="26"/>
+        </w:rPr>
+        <w:t>0</w:t>
+      </w:r>
+      <w:r>
+        <w:rPr>
+          <w:rStyle w:val="mpunct"/>
+          <w:b/>
+          <w:szCs w:val="26"/>
+        </w:rPr>
+        <w:t>.</w:t>
+      </w:r>
+      <w:r>
+        <w:rPr>
+          <w:rStyle w:val="mord"/>
+          <w:szCs w:val="26"/>
+        </w:rPr>
+        <w:t xml:space="preserve">006 </w:t>
+      </w:r>
+      <w:r>
+        <w:rPr>
+          <w:rStyle w:val="mbin"/>
+          <w:b/>
+          <w:szCs w:val="26"/>
+        </w:rPr>
+        <w:t xml:space="preserve">+ </w:t>
+      </w:r>
+      <w:r>
+        <w:rPr>
+          <w:rStyle w:val="mord"/>
+          <w:szCs w:val="26"/>
+        </w:rPr>
+        <w:t>0</w:t>
+      </w:r>
+      <w:r>
+        <w:rPr>
+          <w:rStyle w:val="mpunct"/>
+          <w:b/>
+          <w:szCs w:val="26"/>
+        </w:rPr>
+        <w:t>.</w:t>
+      </w:r>
+      <w:r>
+        <w:rPr>
+          <w:rStyle w:val="mord"/>
+          <w:szCs w:val="26"/>
+        </w:rPr>
+        <w:t xml:space="preserve">006 </w:t>
+      </w:r>
+      <w:r>
+        <w:rPr>
+          <w:rStyle w:val="mbin"/>
+          <w:b/>
+          <w:szCs w:val="26"/>
+        </w:rPr>
+        <w:t xml:space="preserve">+ </w:t>
+      </w:r>
+      <w:r>
+        <w:rPr>
+          <w:rStyle w:val="mord"/>
+          <w:szCs w:val="26"/>
+        </w:rPr>
+        <w:t>0</w:t>
+      </w:r>
+      <w:r>
+        <w:rPr>
+          <w:rStyle w:val="mpunct"/>
+          <w:b/>
+          <w:szCs w:val="26"/>
+        </w:rPr>
+        <w:t>.</w:t>
+      </w:r>
+      <w:r>
+        <w:rPr>
+          <w:rStyle w:val="mord"/>
+          <w:szCs w:val="26"/>
+        </w:rPr>
+        <w:t xml:space="preserve">006 </w:t>
+      </w:r>
+      <w:r>
+        <w:rPr>
+          <w:rStyle w:val="mbin"/>
+          <w:b/>
+          <w:szCs w:val="26"/>
+        </w:rPr>
+        <w:t xml:space="preserve">+ </w:t>
+      </w:r>
+      <w:r>
+        <w:rPr>
+          <w:rStyle w:val="mord"/>
+          <w:szCs w:val="26"/>
+        </w:rPr>
+        <w:t>0</w:t>
+      </w:r>
+      <w:r>
+        <w:rPr>
+          <w:rStyle w:val="mpunct"/>
+          <w:b/>
+          <w:szCs w:val="26"/>
+        </w:rPr>
+        <w:t>.</w:t>
+      </w:r>
+      <w:r>
+        <w:rPr>
+          <w:rStyle w:val="mord"/>
+          <w:szCs w:val="26"/>
+        </w:rPr>
+        <w:t xml:space="preserve">006 </w:t>
+      </w:r>
+      <w:r>
+        <w:rPr>
+          <w:rStyle w:val="mbin"/>
+          <w:b/>
+          <w:szCs w:val="26"/>
+        </w:rPr>
+        <w:t xml:space="preserve">+ </w:t>
+      </w:r>
+      <w:r>
+        <w:rPr>
+          <w:rStyle w:val="mord"/>
+          <w:szCs w:val="26"/>
+        </w:rPr>
+        <w:t>0</w:t>
+      </w:r>
+      <w:r>
+        <w:rPr>
+          <w:rStyle w:val="mpunct"/>
+          <w:b/>
+          <w:szCs w:val="26"/>
+        </w:rPr>
+        <w:t>.</w:t>
+      </w:r>
+      <w:r>
+        <w:rPr>
+          <w:rStyle w:val="mord"/>
+          <w:szCs w:val="26"/>
+        </w:rPr>
+        <w:t xml:space="preserve">021 </w:t>
+      </w:r>
+      <w:r>
+        <w:rPr>
+          <w:rStyle w:val="mbin"/>
+          <w:b/>
+          <w:szCs w:val="26"/>
+        </w:rPr>
+        <w:t xml:space="preserve">+ </w:t>
+      </w:r>
+      <w:r>
+        <w:rPr>
+          <w:rStyle w:val="mord"/>
+          <w:szCs w:val="26"/>
+        </w:rPr>
+        <w:t>0</w:t>
+      </w:r>
+      <w:r>
+        <w:rPr>
+          <w:rStyle w:val="mpunct"/>
+          <w:b/>
+          <w:szCs w:val="26"/>
+        </w:rPr>
+        <w:t>.</w:t>
+      </w:r>
+      <w:r>
+        <w:rPr>
+          <w:rStyle w:val="mord"/>
+          <w:szCs w:val="26"/>
+        </w:rPr>
+        <w:t xml:space="preserve">021 </w:t>
+      </w:r>
+      <w:r>
+        <w:rPr>
+          <w:rStyle w:val="mrel"/>
+          <w:b/>
+          <w:szCs w:val="26"/>
+        </w:rPr>
+        <w:t xml:space="preserve">= </w:t>
+      </w:r>
+      <w:r>
+        <w:rPr>
+          <w:rStyle w:val="mord"/>
+          <w:szCs w:val="26"/>
+        </w:rPr>
+        <w:t>0</w:t>
+      </w:r>
+      <w:r>
+        <w:rPr>
+          <w:rStyle w:val="mpunct"/>
+          <w:b/>
+          <w:szCs w:val="26"/>
+        </w:rPr>
+        <w:t>.</w:t>
+      </w:r>
+      <w:r>
+        <w:rPr>
+          <w:rStyle w:val="mord"/>
+          <w:szCs w:val="26"/>
+        </w:rPr>
+        <w:t xml:space="preserve">066 </w:t>
+      </w:r>
+      <w:r>
+        <w:rPr>
+          <w:b/>
+          <w:szCs w:val="26"/>
+        </w:rPr>
+        <w:t>ngày</w:t>
+      </w:r>
+    </w:p>
+    <w:p>
+      <w:pPr>
+        <w:spacing w:after="253"/>
+        <w:rPr>
+          <w:b/>
+          <w:szCs w:val="26"/>
+        </w:rPr>
+      </w:pPr>
+      <w:r>
+        <w:rPr>
+          <w:b/>
+          <w:szCs w:val="26"/>
+        </w:rPr>
+        <w:t xml:space="preserve">Chi phí cho một </w:t>
+      </w:r>
+      <w:proofErr w:type="gramStart"/>
+      <w:r>
+        <w:rPr>
+          <w:b/>
+          <w:szCs w:val="26"/>
+        </w:rPr>
+        <w:t>chu</w:t>
+      </w:r>
+      <w:proofErr w:type="gramEnd"/>
+      <w:r>
+        <w:rPr>
+          <w:b/>
+          <w:szCs w:val="26"/>
+        </w:rPr>
+        <w:t xml:space="preserve"> kỳ Thu gom – Tập kết: </w:t>
+      </w:r>
+    </w:p>
+    <w:p>
+      <w:pPr>
+        <w:spacing w:after="253"/>
+        <w:rPr>
+          <w:b/>
+          <w:szCs w:val="26"/>
+        </w:rPr>
+      </w:pPr>
+      <w:r>
+        <w:rPr>
+          <w:b/>
+          <w:szCs w:val="26"/>
+        </w:rPr>
+        <w:tab/>
+        <w:t>Điều phối viên:</w:t>
+      </w:r>
+    </w:p>
+    <w:p>
+      <w:pPr>
+        <w:pBdr>
+          <w:top w:val="single" w:sz="18" w:space="1" w:color="000000"/>
+          <w:left w:val="single" w:sz="18" w:space="4" w:color="000000"/>
+          <w:bottom w:val="single" w:sz="18" w:space="1" w:color="000000"/>
+          <w:right w:val="single" w:sz="18" w:space="4" w:color="000000"/>
+        </w:pBdr>
+        <w:spacing w:after="321" w:line="246" w:lineRule="auto"/>
+        <w:ind w:left="360"/>
+        <w:jc w:val="center"/>
+        <w:rPr>
+          <w:b/>
+          <w:szCs w:val="26"/>
+        </w:rPr>
+      </w:pPr>
+      <w:r>
+        <w:rPr>
+          <w:rStyle w:val="mord"/>
+          <w:szCs w:val="26"/>
+        </w:rPr>
+        <w:t>0</w:t>
+      </w:r>
+      <w:r>
+        <w:rPr>
+          <w:rStyle w:val="mpunct"/>
+          <w:b/>
+          <w:szCs w:val="26"/>
+        </w:rPr>
+        <w:t>.</w:t>
+      </w:r>
+      <w:r>
+        <w:rPr>
+          <w:rStyle w:val="mord"/>
+          <w:szCs w:val="26"/>
+        </w:rPr>
+        <w:t xml:space="preserve">0255 </w:t>
+      </w:r>
+      <w:r>
+        <w:rPr>
+          <w:rStyle w:val="mbin"/>
+          <w:b/>
+          <w:szCs w:val="26"/>
+        </w:rPr>
+        <w:t xml:space="preserve">× </w:t>
+      </w:r>
+      <w:r>
+        <w:rPr>
+          <w:rStyle w:val="mord"/>
+          <w:szCs w:val="26"/>
+        </w:rPr>
+        <w:t xml:space="preserve">500.000 </w:t>
+      </w:r>
+      <w:r>
+        <w:rPr>
+          <w:rStyle w:val="mrel"/>
+          <w:b/>
+          <w:szCs w:val="26"/>
+        </w:rPr>
+        <w:t xml:space="preserve">= </w:t>
+      </w:r>
+      <w:r>
+        <w:rPr>
+          <w:rStyle w:val="mord"/>
+          <w:szCs w:val="26"/>
+        </w:rPr>
+        <w:t>12.750 VNĐ</w:t>
+      </w:r>
+    </w:p>
+    <w:p>
+      <w:pPr>
+        <w:spacing w:after="248"/>
+        <w:ind w:left="731"/>
+        <w:rPr>
+          <w:szCs w:val="26"/>
+        </w:rPr>
+      </w:pPr>
+      <w:r>
+        <w:rPr>
+          <w:b/>
+          <w:szCs w:val="26"/>
+        </w:rPr>
+        <w:t>Shipper</w:t>
+      </w:r>
+      <w:r>
+        <w:rPr>
+          <w:szCs w:val="26"/>
+        </w:rPr>
+        <w:t xml:space="preserve">: </w:t>
+      </w:r>
+    </w:p>
+    <w:p>
+      <w:pPr>
+        <w:pBdr>
+          <w:top w:val="single" w:sz="18" w:space="1" w:color="000000"/>
+          <w:left w:val="single" w:sz="18" w:space="4" w:color="000000"/>
+          <w:bottom w:val="single" w:sz="18" w:space="1" w:color="000000"/>
+          <w:right w:val="single" w:sz="18" w:space="4" w:color="000000"/>
+        </w:pBdr>
+        <w:jc w:val="center"/>
+        <w:rPr>
+          <w:b/>
+          <w:szCs w:val="26"/>
+        </w:rPr>
+      </w:pPr>
+      <w:r>
+        <w:rPr>
+          <w:rStyle w:val="mord"/>
+          <w:szCs w:val="26"/>
+        </w:rPr>
+        <w:t>0</w:t>
+      </w:r>
+      <w:r>
+        <w:rPr>
+          <w:rStyle w:val="mpunct"/>
+          <w:b/>
+          <w:szCs w:val="26"/>
+        </w:rPr>
+        <w:t>.</w:t>
+      </w:r>
+      <w:r>
+        <w:rPr>
+          <w:rStyle w:val="mord"/>
+          <w:szCs w:val="26"/>
+        </w:rPr>
+        <w:t xml:space="preserve">11088 </w:t>
+      </w:r>
+      <w:r>
+        <w:rPr>
+          <w:rStyle w:val="mbin"/>
+          <w:b/>
+          <w:szCs w:val="26"/>
+        </w:rPr>
+        <w:t xml:space="preserve">× </w:t>
+      </w:r>
+      <w:r>
+        <w:rPr>
+          <w:rStyle w:val="mord"/>
+          <w:szCs w:val="26"/>
+        </w:rPr>
+        <w:t xml:space="preserve">350.000 </w:t>
+      </w:r>
+      <w:r>
+        <w:rPr>
+          <w:rStyle w:val="mrel"/>
+          <w:b/>
+          <w:szCs w:val="26"/>
+        </w:rPr>
+        <w:t xml:space="preserve">= </w:t>
+      </w:r>
+      <w:r>
+        <w:rPr>
+          <w:rStyle w:val="mord"/>
+          <w:szCs w:val="26"/>
+        </w:rPr>
+        <w:t>38.808 VNĐ</w:t>
+      </w:r>
+    </w:p>
+    <w:p>
+      <w:pPr>
+        <w:spacing w:after="260"/>
+        <w:ind w:left="731"/>
+        <w:rPr>
+          <w:szCs w:val="26"/>
+        </w:rPr>
+      </w:pPr>
+      <w:r>
+        <w:rPr>
+          <w:b/>
+          <w:szCs w:val="26"/>
+        </w:rPr>
+        <w:t>Nhân viên điểm tập kết</w:t>
+      </w:r>
+      <w:r>
+        <w:rPr>
+          <w:szCs w:val="26"/>
+        </w:rPr>
+        <w:t xml:space="preserve">: </w:t>
+      </w:r>
+    </w:p>
+    <w:p>
+      <w:pPr>
+        <w:pBdr>
+          <w:top w:val="single" w:sz="18" w:space="1" w:color="000000"/>
+          <w:left w:val="single" w:sz="18" w:space="4" w:color="000000"/>
+          <w:bottom w:val="single" w:sz="18" w:space="1" w:color="000000"/>
+          <w:right w:val="single" w:sz="18" w:space="4" w:color="000000"/>
+        </w:pBdr>
+        <w:jc w:val="center"/>
+        <w:rPr>
+          <w:rStyle w:val="mord"/>
+          <w:b/>
+          <w:szCs w:val="26"/>
+        </w:rPr>
+      </w:pPr>
+      <w:r>
+        <w:rPr>
+          <w:rStyle w:val="mord"/>
+          <w:szCs w:val="26"/>
+        </w:rPr>
+        <w:t>0</w:t>
+      </w:r>
+      <w:r>
+        <w:rPr>
+          <w:rStyle w:val="mpunct"/>
+          <w:b/>
+          <w:szCs w:val="26"/>
+        </w:rPr>
+        <w:t>.</w:t>
+      </w:r>
+      <w:r>
+        <w:rPr>
+          <w:rStyle w:val="mord"/>
+          <w:szCs w:val="26"/>
+        </w:rPr>
+        <w:t xml:space="preserve">066 </w:t>
+      </w:r>
+      <w:r>
+        <w:rPr>
+          <w:rStyle w:val="mbin"/>
+          <w:b/>
+          <w:szCs w:val="26"/>
+        </w:rPr>
+        <w:t xml:space="preserve">× </w:t>
+      </w:r>
+      <w:r>
+        <w:rPr>
+          <w:rStyle w:val="mord"/>
+          <w:szCs w:val="26"/>
+        </w:rPr>
+        <w:t xml:space="preserve">400.000 </w:t>
+      </w:r>
+      <w:r>
+        <w:rPr>
+          <w:rStyle w:val="mrel"/>
+          <w:b/>
+          <w:szCs w:val="26"/>
+        </w:rPr>
+        <w:t xml:space="preserve">= </w:t>
+      </w:r>
+      <w:r>
+        <w:rPr>
+          <w:rStyle w:val="mord"/>
+          <w:szCs w:val="26"/>
+        </w:rPr>
+        <w:t>26.400 VNĐ</w:t>
+      </w:r>
+    </w:p>
+    <w:p>
+      <w:pPr>
+        <w:rPr>
+          <w:szCs w:val="26"/>
+        </w:rPr>
+      </w:pPr>
+    </w:p>
+    <w:p>
+      <w:pPr>
+        <w:spacing w:after="248"/>
+        <w:rPr>
+          <w:szCs w:val="26"/>
+        </w:rPr>
+      </w:pPr>
+      <w:r>
+        <w:rPr>
+          <w:b/>
+          <w:szCs w:val="26"/>
+        </w:rPr>
+        <w:t>Tổng chi phí xử lý</w:t>
+      </w:r>
+      <w:r>
+        <w:rPr>
+          <w:szCs w:val="26"/>
+        </w:rPr>
+        <w:t xml:space="preserve">: </w:t>
+      </w:r>
+    </w:p>
+    <w:p>
+      <w:pPr>
+        <w:pBdr>
+          <w:top w:val="single" w:sz="18" w:space="1" w:color="000000"/>
+          <w:left w:val="single" w:sz="18" w:space="4" w:color="000000"/>
+          <w:bottom w:val="single" w:sz="18" w:space="1" w:color="000000"/>
+          <w:right w:val="single" w:sz="18" w:space="4" w:color="000000"/>
+        </w:pBdr>
+        <w:jc w:val="center"/>
+        <w:rPr>
+          <w:b/>
+          <w:szCs w:val="26"/>
+        </w:rPr>
+      </w:pPr>
+      <w:r>
+        <w:rPr>
+          <w:rStyle w:val="mord"/>
+          <w:szCs w:val="26"/>
+        </w:rPr>
+        <w:t xml:space="preserve">12.750 </w:t>
+      </w:r>
+      <w:r>
+        <w:rPr>
+          <w:rStyle w:val="mbin"/>
+          <w:b/>
+          <w:szCs w:val="26"/>
+        </w:rPr>
+        <w:t xml:space="preserve">+ </w:t>
+      </w:r>
+      <w:r>
+        <w:rPr>
+          <w:rStyle w:val="mord"/>
+          <w:szCs w:val="26"/>
+        </w:rPr>
+        <w:t xml:space="preserve">38.808 </w:t>
+      </w:r>
+      <w:r>
+        <w:rPr>
+          <w:rStyle w:val="mbin"/>
+          <w:b/>
+          <w:szCs w:val="26"/>
+        </w:rPr>
+        <w:t xml:space="preserve">+ </w:t>
+      </w:r>
+      <w:r>
+        <w:rPr>
+          <w:rStyle w:val="mord"/>
+          <w:szCs w:val="26"/>
+        </w:rPr>
+        <w:t xml:space="preserve">26.400 </w:t>
+      </w:r>
+      <w:r>
+        <w:rPr>
+          <w:rStyle w:val="mrel"/>
+          <w:b/>
+          <w:szCs w:val="26"/>
+        </w:rPr>
+        <w:t xml:space="preserve">= </w:t>
+      </w:r>
+      <w:r>
+        <w:rPr>
+          <w:rStyle w:val="mord"/>
+          <w:szCs w:val="26"/>
+        </w:rPr>
+        <w:t>77.958 VNĐ</w:t>
+      </w:r>
+    </w:p>
+    <w:p>
+      <w:pPr>
+        <w:spacing w:after="260"/>
+        <w:rPr>
+          <w:b/>
+          <w:szCs w:val="26"/>
+        </w:rPr>
+      </w:pPr>
+      <w:r>
+        <w:rPr>
+          <w:b/>
+          <w:szCs w:val="26"/>
+        </w:rPr>
+        <w:t xml:space="preserve">Hiệu suất chi phí:  </w:t>
+      </w:r>
+    </w:p>
+    <w:p>
+      <w:pPr>
+        <w:pBdr>
+          <w:top w:val="single" w:sz="18" w:space="1" w:color="000000"/>
+          <w:left w:val="single" w:sz="18" w:space="4" w:color="000000"/>
+          <w:bottom w:val="single" w:sz="18" w:space="1" w:color="000000"/>
+          <w:right w:val="single" w:sz="18" w:space="4" w:color="000000"/>
+        </w:pBdr>
+        <w:jc w:val="center"/>
+        <w:rPr>
+          <w:b/>
+          <w:szCs w:val="26"/>
+        </w:rPr>
+      </w:pPr>
+      <w:r>
+        <w:rPr>
+          <w:b/>
+          <w:szCs w:val="26"/>
+        </w:rPr>
+        <w:t>77.958 / 78.600 x 100% = 99.18%</w:t>
+      </w:r>
+    </w:p>
     <w:p/>
     <w:sectPr>
       <w:pgSz w:w="11906" w:h="16838"/>
@@ -3040,7 +9710,7 @@
 </file>
 
 <file path=word/endnotes.xml><?xml version="1.0" encoding="utf-8"?>
-<w:endnotes xmlns:wpc="http://schemas.microsoft.com/office/word/2010/wordprocessingCanvas" xmlns:cx="http://schemas.microsoft.com/office/drawing/2014/chartex" xmlns:cx1="http://schemas.microsoft.com/office/drawing/2015/9/8/chartex" xmlns:cx2="http://schemas.microsoft.com/office/drawing/2015/10/21/chartex" xmlns:cx3="http://schemas.microsoft.com/office/drawing/2016/5/9/chartex" xmlns:cx4="http://schemas.microsoft.com/office/drawing/2016/5/10/chartex" xmlns:cx5="http://schemas.microsoft.com/office/drawing/2016/5/11/chartex" xmlns:cx6="http://schemas.microsoft.com/office/drawing/2016/5/12/chartex" xmlns:cx7="http://schemas.microsoft.com/office/drawing/2016/5/13/chartex" xmlns:cx8="http://schemas.microsoft.com/office/drawing/2016/5/14/chartex" xmlns:mc="http://schemas.openxmlformats.org/markup-compatibility/2006" xmlns:aink="http://schemas.microsoft.com/office/drawing/2016/ink" xmlns:am3d="http://schemas.microsoft.com/office/drawing/2017/model3d" xmlns:o="urn:schemas-microsoft-com:office:office" xmlns:oel="http://schemas.microsoft.com/office/2019/extlst" xmlns:r="http://schemas.openxmlformats.org/officeDocument/2006/relationships" xmlns:m="http://schemas.openxmlformats.org/officeDocument/2006/math" xmlns:v="urn:schemas-microsoft-com:vml" xmlns:wp14="http://schemas.microsoft.com/office/word/2010/wordprocessingDrawing" xmlns:wp="http://schemas.openxmlformats.org/drawingml/2006/wordprocessingDrawing" xmlns:w10="urn:schemas-microsoft-com:office:word" xmlns:w="http://schemas.openxmlformats.org/wordprocessingml/2006/main" xmlns:w14="http://schemas.microsoft.com/office/word/2010/wordml" xmlns:w15="http://schemas.microsoft.com/office/word/2012/wordml" xmlns:w16cex="http://schemas.microsoft.com/office/word/2018/wordml/cex" xmlns:w16cid="http://schemas.microsoft.com/office/word/2016/wordml/cid" xmlns:w16="http://schemas.microsoft.com/office/word/2018/wordml" xmlns:w16du="http://schemas.microsoft.com/office/word/2023/wordml/word16du" xmlns:w16sdtdh="http://schemas.microsoft.com/office/word/2020/wordml/sdtdatahash" xmlns:w16sdtfl="http://schemas.microsoft.com/office/word/2024/wordml/sdtformatlock" xmlns:w16se="http://schemas.microsoft.com/office/word/2015/wordml/symex" xmlns:wpg="http://schemas.microsoft.com/office/word/2010/wordprocessingGroup" xmlns:wpi="http://schemas.microsoft.com/office/word/2010/wordprocessingInk" xmlns:wne="http://schemas.microsoft.com/office/word/2006/wordml" xmlns:wps="http://schemas.microsoft.com/office/word/2010/wordprocessingShape" mc:Ignorable="w14 w15 w16se w16cid w16 w16cex w16sdtdh w16sdtfl w16du wp14">
+<w:endnotes xmlns:wpc="http://schemas.microsoft.com/office/word/2010/wordprocessingCanvas" xmlns:mc="http://schemas.openxmlformats.org/markup-compatibility/2006" xmlns:o="urn:schemas-microsoft-com:office:office" xmlns:r="http://schemas.openxmlformats.org/officeDocument/2006/relationships" xmlns:m="http://schemas.openxmlformats.org/officeDocument/2006/math" xmlns:v="urn:schemas-microsoft-com:vml" xmlns:wp14="http://schemas.microsoft.com/office/word/2010/wordprocessingDrawing" xmlns:wp="http://schemas.openxmlformats.org/drawingml/2006/wordprocessingDrawing" xmlns:w10="urn:schemas-microsoft-com:office:word" xmlns:w="http://schemas.openxmlformats.org/wordprocessingml/2006/main" xmlns:w14="http://schemas.microsoft.com/office/word/2010/wordml" xmlns:w15="http://schemas.microsoft.com/office/word/2012/wordml" xmlns:wpg="http://schemas.microsoft.com/office/word/2010/wordprocessingGroup" xmlns:wpi="http://schemas.microsoft.com/office/word/2010/wordprocessingInk" xmlns:wne="http://schemas.microsoft.com/office/word/2006/wordml" xmlns:wps="http://schemas.microsoft.com/office/word/2010/wordprocessingShape" mc:Ignorable="w14 w15 wp14">
   <w:endnote w:type="separator" w:id="-1">
     <w:p>
       <w:pPr>
@@ -3065,13 +9735,13 @@
 </file>
 
 <file path=word/footer1.xml><?xml version="1.0" encoding="utf-8"?>
-<w:ftr xmlns:wpc="http://schemas.microsoft.com/office/word/2010/wordprocessingCanvas" xmlns:cx="http://schemas.microsoft.com/office/drawing/2014/chartex" xmlns:cx1="http://schemas.microsoft.com/office/drawing/2015/9/8/chartex" xmlns:cx2="http://schemas.microsoft.com/office/drawing/2015/10/21/chartex" xmlns:cx3="http://schemas.microsoft.com/office/drawing/2016/5/9/chartex" xmlns:cx4="http://schemas.microsoft.com/office/drawing/2016/5/10/chartex" xmlns:cx5="http://schemas.microsoft.com/office/drawing/2016/5/11/chartex" xmlns:cx6="http://schemas.microsoft.com/office/drawing/2016/5/12/chartex" xmlns:cx7="http://schemas.microsoft.com/office/drawing/2016/5/13/chartex" xmlns:cx8="http://schemas.microsoft.com/office/drawing/2016/5/14/chartex" xmlns:mc="http://schemas.openxmlformats.org/markup-compatibility/2006" xmlns:aink="http://schemas.microsoft.com/office/drawing/2016/ink" xmlns:am3d="http://schemas.microsoft.com/office/drawing/2017/model3d" xmlns:o="urn:schemas-microsoft-com:office:office" xmlns:oel="http://schemas.microsoft.com/office/2019/extlst" xmlns:r="http://schemas.openxmlformats.org/officeDocument/2006/relationships" xmlns:m="http://schemas.openxmlformats.org/officeDocument/2006/math" xmlns:v="urn:schemas-microsoft-com:vml" xmlns:wp14="http://schemas.microsoft.com/office/word/2010/wordprocessingDrawing" xmlns:wp="http://schemas.openxmlformats.org/drawingml/2006/wordprocessingDrawing" xmlns:w10="urn:schemas-microsoft-com:office:word" xmlns:w="http://schemas.openxmlformats.org/wordprocessingml/2006/main" xmlns:w14="http://schemas.microsoft.com/office/word/2010/wordml" xmlns:w15="http://schemas.microsoft.com/office/word/2012/wordml" xmlns:w16cex="http://schemas.microsoft.com/office/word/2018/wordml/cex" xmlns:w16cid="http://schemas.microsoft.com/office/word/2016/wordml/cid" xmlns:w16="http://schemas.microsoft.com/office/word/2018/wordml" xmlns:w16du="http://schemas.microsoft.com/office/word/2023/wordml/word16du" xmlns:w16sdtdh="http://schemas.microsoft.com/office/word/2020/wordml/sdtdatahash" xmlns:w16sdtfl="http://schemas.microsoft.com/office/word/2024/wordml/sdtformatlock" xmlns:w16se="http://schemas.microsoft.com/office/word/2015/wordml/symex" xmlns:wpg="http://schemas.microsoft.com/office/word/2010/wordprocessingGroup" xmlns:wpi="http://schemas.microsoft.com/office/word/2010/wordprocessingInk" xmlns:wne="http://schemas.microsoft.com/office/word/2006/wordml" xmlns:wps="http://schemas.microsoft.com/office/word/2010/wordprocessingShape" mc:Ignorable="w14 w15 w16se w16cid w16 w16cex w16sdtdh w16sdtfl w16du wp14">
+<w:ftr xmlns:wpc="http://schemas.microsoft.com/office/word/2010/wordprocessingCanvas" xmlns:mc="http://schemas.openxmlformats.org/markup-compatibility/2006" xmlns:o="urn:schemas-microsoft-com:office:office" xmlns:r="http://schemas.openxmlformats.org/officeDocument/2006/relationships" xmlns:m="http://schemas.openxmlformats.org/officeDocument/2006/math" xmlns:v="urn:schemas-microsoft-com:vml" xmlns:wp14="http://schemas.microsoft.com/office/word/2010/wordprocessingDrawing" xmlns:wp="http://schemas.openxmlformats.org/drawingml/2006/wordprocessingDrawing" xmlns:w10="urn:schemas-microsoft-com:office:word" xmlns:w="http://schemas.openxmlformats.org/wordprocessingml/2006/main" xmlns:w14="http://schemas.microsoft.com/office/word/2010/wordml" xmlns:w15="http://schemas.microsoft.com/office/word/2012/wordml" xmlns:wpg="http://schemas.microsoft.com/office/word/2010/wordprocessingGroup" xmlns:wpi="http://schemas.microsoft.com/office/word/2010/wordprocessingInk" xmlns:wne="http://schemas.microsoft.com/office/word/2006/wordml" xmlns:wps="http://schemas.microsoft.com/office/word/2010/wordprocessingShape" mc:Ignorable="w14 w15 wp14">
   <w:p/>
 </w:ftr>
 </file>
 
 <file path=word/footnotes.xml><?xml version="1.0" encoding="utf-8"?>
-<w:footnotes xmlns:wpc="http://schemas.microsoft.com/office/word/2010/wordprocessingCanvas" xmlns:cx="http://schemas.microsoft.com/office/drawing/2014/chartex" xmlns:cx1="http://schemas.microsoft.com/office/drawing/2015/9/8/chartex" xmlns:cx2="http://schemas.microsoft.com/office/drawing/2015/10/21/chartex" xmlns:cx3="http://schemas.microsoft.com/office/drawing/2016/5/9/chartex" xmlns:cx4="http://schemas.microsoft.com/office/drawing/2016/5/10/chartex" xmlns:cx5="http://schemas.microsoft.com/office/drawing/2016/5/11/chartex" xmlns:cx6="http://schemas.microsoft.com/office/drawing/2016/5/12/chartex" xmlns:cx7="http://schemas.microsoft.com/office/drawing/2016/5/13/chartex" xmlns:cx8="http://schemas.microsoft.com/office/drawing/2016/5/14/chartex" xmlns:mc="http://schemas.openxmlformats.org/markup-compatibility/2006" xmlns:aink="http://schemas.microsoft.com/office/drawing/2016/ink" xmlns:am3d="http://schemas.microsoft.com/office/drawing/2017/model3d" xmlns:o="urn:schemas-microsoft-com:office:office" xmlns:oel="http://schemas.microsoft.com/office/2019/extlst" xmlns:r="http://schemas.openxmlformats.org/officeDocument/2006/relationships" xmlns:m="http://schemas.openxmlformats.org/officeDocument/2006/math" xmlns:v="urn:schemas-microsoft-com:vml" xmlns:wp14="http://schemas.microsoft.com/office/word/2010/wordprocessingDrawing" xmlns:wp="http://schemas.openxmlformats.org/drawingml/2006/wordprocessingDrawing" xmlns:w10="urn:schemas-microsoft-com:office:word" xmlns:w="http://schemas.openxmlformats.org/wordprocessingml/2006/main" xmlns:w14="http://schemas.microsoft.com/office/word/2010/wordml" xmlns:w15="http://schemas.microsoft.com/office/word/2012/wordml" xmlns:w16cex="http://schemas.microsoft.com/office/word/2018/wordml/cex" xmlns:w16cid="http://schemas.microsoft.com/office/word/2016/wordml/cid" xmlns:w16="http://schemas.microsoft.com/office/word/2018/wordml" xmlns:w16du="http://schemas.microsoft.com/office/word/2023/wordml/word16du" xmlns:w16sdtdh="http://schemas.microsoft.com/office/word/2020/wordml/sdtdatahash" xmlns:w16sdtfl="http://schemas.microsoft.com/office/word/2024/wordml/sdtformatlock" xmlns:w16se="http://schemas.microsoft.com/office/word/2015/wordml/symex" xmlns:wpg="http://schemas.microsoft.com/office/word/2010/wordprocessingGroup" xmlns:wpi="http://schemas.microsoft.com/office/word/2010/wordprocessingInk" xmlns:wne="http://schemas.microsoft.com/office/word/2006/wordml" xmlns:wps="http://schemas.microsoft.com/office/word/2010/wordprocessingShape" mc:Ignorable="w14 w15 w16se w16cid w16 w16cex w16sdtdh w16sdtfl w16du wp14">
+<w:footnotes xmlns:wpc="http://schemas.microsoft.com/office/word/2010/wordprocessingCanvas" xmlns:mc="http://schemas.openxmlformats.org/markup-compatibility/2006" xmlns:o="urn:schemas-microsoft-com:office:office" xmlns:r="http://schemas.openxmlformats.org/officeDocument/2006/relationships" xmlns:m="http://schemas.openxmlformats.org/officeDocument/2006/math" xmlns:v="urn:schemas-microsoft-com:vml" xmlns:wp14="http://schemas.microsoft.com/office/word/2010/wordprocessingDrawing" xmlns:wp="http://schemas.openxmlformats.org/drawingml/2006/wordprocessingDrawing" xmlns:w10="urn:schemas-microsoft-com:office:word" xmlns:w="http://schemas.openxmlformats.org/wordprocessingml/2006/main" xmlns:w14="http://schemas.microsoft.com/office/word/2010/wordml" xmlns:w15="http://schemas.microsoft.com/office/word/2012/wordml" xmlns:wpg="http://schemas.microsoft.com/office/word/2010/wordprocessingGroup" xmlns:wpi="http://schemas.microsoft.com/office/word/2010/wordprocessingInk" xmlns:wne="http://schemas.microsoft.com/office/word/2006/wordml" xmlns:wps="http://schemas.microsoft.com/office/word/2010/wordprocessingShape" mc:Ignorable="w14 w15 wp14">
   <w:footnote w:type="separator" w:id="-1">
     <w:p>
       <w:pPr>
@@ -3096,7 +9766,7 @@
 </file>
 
 <file path=word/header1.xml><?xml version="1.0" encoding="utf-8"?>
-<w:hdr xmlns:wpc="http://schemas.microsoft.com/office/word/2010/wordprocessingCanvas" xmlns:cx="http://schemas.microsoft.com/office/drawing/2014/chartex" xmlns:cx1="http://schemas.microsoft.com/office/drawing/2015/9/8/chartex" xmlns:cx2="http://schemas.microsoft.com/office/drawing/2015/10/21/chartex" xmlns:cx3="http://schemas.microsoft.com/office/drawing/2016/5/9/chartex" xmlns:cx4="http://schemas.microsoft.com/office/drawing/2016/5/10/chartex" xmlns:cx5="http://schemas.microsoft.com/office/drawing/2016/5/11/chartex" xmlns:cx6="http://schemas.microsoft.com/office/drawing/2016/5/12/chartex" xmlns:cx7="http://schemas.microsoft.com/office/drawing/2016/5/13/chartex" xmlns:cx8="http://schemas.microsoft.com/office/drawing/2016/5/14/chartex" xmlns:mc="http://schemas.openxmlformats.org/markup-compatibility/2006" xmlns:aink="http://schemas.microsoft.com/office/drawing/2016/ink" xmlns:am3d="http://schemas.microsoft.com/office/drawing/2017/model3d" xmlns:o="urn:schemas-microsoft-com:office:office" xmlns:oel="http://schemas.microsoft.com/office/2019/extlst" xmlns:r="http://schemas.openxmlformats.org/officeDocument/2006/relationships" xmlns:m="http://schemas.openxmlformats.org/officeDocument/2006/math" xmlns:v="urn:schemas-microsoft-com:vml" xmlns:wp14="http://schemas.microsoft.com/office/word/2010/wordprocessingDrawing" xmlns:wp="http://schemas.openxmlformats.org/drawingml/2006/wordprocessingDrawing" xmlns:w10="urn:schemas-microsoft-com:office:word" xmlns:w="http://schemas.openxmlformats.org/wordprocessingml/2006/main" xmlns:w14="http://schemas.microsoft.com/office/word/2010/wordml" xmlns:w15="http://schemas.microsoft.com/office/word/2012/wordml" xmlns:w16cex="http://schemas.microsoft.com/office/word/2018/wordml/cex" xmlns:w16cid="http://schemas.microsoft.com/office/word/2016/wordml/cid" xmlns:w16="http://schemas.microsoft.com/office/word/2018/wordml" xmlns:w16du="http://schemas.microsoft.com/office/word/2023/wordml/word16du" xmlns:w16sdtdh="http://schemas.microsoft.com/office/word/2020/wordml/sdtdatahash" xmlns:w16sdtfl="http://schemas.microsoft.com/office/word/2024/wordml/sdtformatlock" xmlns:w16se="http://schemas.microsoft.com/office/word/2015/wordml/symex" xmlns:wpg="http://schemas.microsoft.com/office/word/2010/wordprocessingGroup" xmlns:wpi="http://schemas.microsoft.com/office/word/2010/wordprocessingInk" xmlns:wne="http://schemas.microsoft.com/office/word/2006/wordml" xmlns:wps="http://schemas.microsoft.com/office/word/2010/wordprocessingShape" mc:Ignorable="w14 w15 w16se w16cid w16 w16cex w16sdtdh w16sdtfl w16du wp14">
+<w:hdr xmlns:wpc="http://schemas.microsoft.com/office/word/2010/wordprocessingCanvas" xmlns:mc="http://schemas.openxmlformats.org/markup-compatibility/2006" xmlns:o="urn:schemas-microsoft-com:office:office" xmlns:r="http://schemas.openxmlformats.org/officeDocument/2006/relationships" xmlns:m="http://schemas.openxmlformats.org/officeDocument/2006/math" xmlns:v="urn:schemas-microsoft-com:vml" xmlns:wp14="http://schemas.microsoft.com/office/word/2010/wordprocessingDrawing" xmlns:wp="http://schemas.openxmlformats.org/drawingml/2006/wordprocessingDrawing" xmlns:w10="urn:schemas-microsoft-com:office:word" xmlns:w="http://schemas.openxmlformats.org/wordprocessingml/2006/main" xmlns:w14="http://schemas.microsoft.com/office/word/2010/wordml" xmlns:w15="http://schemas.microsoft.com/office/word/2012/wordml" xmlns:wpg="http://schemas.microsoft.com/office/word/2010/wordprocessingGroup" xmlns:wpi="http://schemas.microsoft.com/office/word/2010/wordprocessingInk" xmlns:wne="http://schemas.microsoft.com/office/word/2006/wordml" xmlns:wps="http://schemas.microsoft.com/office/word/2010/wordprocessingShape" mc:Ignorable="w14 w15 wp14">
   <w:p>
     <w:pPr>
       <w:jc w:val="center"/>
@@ -3121,11 +9791,12 @@
 </file>
 
 <file path=word/header2.xml><?xml version="1.0" encoding="utf-8"?>
-<w:hdr xmlns:wpc="http://schemas.microsoft.com/office/word/2010/wordprocessingCanvas" xmlns:cx="http://schemas.microsoft.com/office/drawing/2014/chartex" xmlns:cx1="http://schemas.microsoft.com/office/drawing/2015/9/8/chartex" xmlns:cx2="http://schemas.microsoft.com/office/drawing/2015/10/21/chartex" xmlns:cx3="http://schemas.microsoft.com/office/drawing/2016/5/9/chartex" xmlns:cx4="http://schemas.microsoft.com/office/drawing/2016/5/10/chartex" xmlns:cx5="http://schemas.microsoft.com/office/drawing/2016/5/11/chartex" xmlns:cx6="http://schemas.microsoft.com/office/drawing/2016/5/12/chartex" xmlns:cx7="http://schemas.microsoft.com/office/drawing/2016/5/13/chartex" xmlns:cx8="http://schemas.microsoft.com/office/drawing/2016/5/14/chartex" xmlns:mc="http://schemas.openxmlformats.org/markup-compatibility/2006" xmlns:aink="http://schemas.microsoft.com/office/drawing/2016/ink" xmlns:am3d="http://schemas.microsoft.com/office/drawing/2017/model3d" xmlns:o="urn:schemas-microsoft-com:office:office" xmlns:oel="http://schemas.microsoft.com/office/2019/extlst" xmlns:r="http://schemas.openxmlformats.org/officeDocument/2006/relationships" xmlns:m="http://schemas.openxmlformats.org/officeDocument/2006/math" xmlns:v="urn:schemas-microsoft-com:vml" xmlns:wp14="http://schemas.microsoft.com/office/word/2010/wordprocessingDrawing" xmlns:wp="http://schemas.openxmlformats.org/drawingml/2006/wordprocessingDrawing" xmlns:w10="urn:schemas-microsoft-com:office:word" xmlns:w="http://schemas.openxmlformats.org/wordprocessingml/2006/main" xmlns:w14="http://schemas.microsoft.com/office/word/2010/wordml" xmlns:w15="http://schemas.microsoft.com/office/word/2012/wordml" xmlns:w16cex="http://schemas.microsoft.com/office/word/2018/wordml/cex" xmlns:w16cid="http://schemas.microsoft.com/office/word/2016/wordml/cid" xmlns:w16="http://schemas.microsoft.com/office/word/2018/wordml" xmlns:w16du="http://schemas.microsoft.com/office/word/2023/wordml/word16du" xmlns:w16sdtdh="http://schemas.microsoft.com/office/word/2020/wordml/sdtdatahash" xmlns:w16sdtfl="http://schemas.microsoft.com/office/word/2024/wordml/sdtformatlock" xmlns:w16se="http://schemas.microsoft.com/office/word/2015/wordml/symex" xmlns:wpg="http://schemas.microsoft.com/office/word/2010/wordprocessingGroup" xmlns:wpi="http://schemas.microsoft.com/office/word/2010/wordprocessingInk" xmlns:wne="http://schemas.microsoft.com/office/word/2006/wordml" xmlns:wps="http://schemas.microsoft.com/office/word/2010/wordprocessingShape" mc:Ignorable="w14 w15 w16se w16cid w16 w16cex w16sdtdh w16sdtfl w16du wp14">
+<w:hdr xmlns:wpc="http://schemas.microsoft.com/office/word/2010/wordprocessingCanvas" xmlns:mc="http://schemas.openxmlformats.org/markup-compatibility/2006" xmlns:o="urn:schemas-microsoft-com:office:office" xmlns:r="http://schemas.openxmlformats.org/officeDocument/2006/relationships" xmlns:m="http://schemas.openxmlformats.org/officeDocument/2006/math" xmlns:v="urn:schemas-microsoft-com:vml" xmlns:wp14="http://schemas.microsoft.com/office/word/2010/wordprocessingDrawing" xmlns:wp="http://schemas.openxmlformats.org/drawingml/2006/wordprocessingDrawing" xmlns:w10="urn:schemas-microsoft-com:office:word" xmlns:w="http://schemas.openxmlformats.org/wordprocessingml/2006/main" xmlns:w14="http://schemas.microsoft.com/office/word/2010/wordml" xmlns:w15="http://schemas.microsoft.com/office/word/2012/wordml" xmlns:wpg="http://schemas.microsoft.com/office/word/2010/wordprocessingGroup" xmlns:wpi="http://schemas.microsoft.com/office/word/2010/wordprocessingInk" xmlns:wne="http://schemas.microsoft.com/office/word/2006/wordml" xmlns:wps="http://schemas.microsoft.com/office/word/2010/wordprocessingShape" mc:Ignorable="w14 w15 wp14">
   <w:p>
     <w:r>
       <w:rPr>
         <w:noProof/>
+        <w:lang w:val="en-US" w:eastAsia="en-US"/>
       </w:rPr>
       <mc:AlternateContent>
         <mc:Choice Requires="wpg">
@@ -3592,7 +10263,16 @@
                                         <w:color w:val="000000"/>
                                         <w:sz w:val="28"/>
                                       </w:rPr>
-                                      <w:t>TRƯỜNG ĐẠI HỌC CÔNG NGHỆ THÔNG TIN – ĐHQG TP. HCM</w:t>
+                                      <w:t xml:space="preserve">TRƯỜNG ĐẠI HỌC CÔNG NGHỆ THÔNG TIN – ĐHQG TP. </w:t>
+                                    </w:r>
+                                    <w:r>
+                                      <w:rPr>
+                                        <w:rFonts w:ascii="Times New Roman" w:eastAsia="Times New Roman" w:hAnsi="Times New Roman" w:cs="Times New Roman"/>
+                                        <w:b/>
+                                        <w:color w:val="000000"/>
+                                        <w:sz w:val="28"/>
+                                      </w:rPr>
+                                      <w:t>HCM</w:t>
                                     </w:r>
                                   </w:p>
                                 </w:txbxContent>
@@ -3653,9 +10333,9 @@
         </mc:Choice>
         <mc:Fallback>
           <w:pict>
-            <v:group w14:anchorId="18CA8BD9" id="Group 1" o:spid="_x0000_s1026" style="position:absolute;margin-left:-62.25pt;margin-top:-36pt;width:593.25pt;height:838.9pt;z-index:251658240" coordorigin="15788" coordsize="75343,75600" o:gfxdata="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">
-              <v:group id="Group 481958639" o:spid="_x0000_s1027" style="position:absolute;left:15788;width:75343;height:75600" coordorigin="15788" coordsize="75343,75600" o:gfxdata="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">
-                <v:rect id="Rectangle 2055915541" o:spid="_x0000_s1028" style="position:absolute;left:15788;width:75343;height:75600;visibility:visible;mso-wrap-style:square;v-text-anchor:middle" o:gfxdata="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" filled="f" stroked="f">
+            <v:group w14:anchorId="18CA8BD9" id="Group 1" o:spid="_x0000_s1026" style="position:absolute;margin-left:-62.25pt;margin-top:-36pt;width:593.25pt;height:838.9pt;z-index:251658240" coordorigin="15788" coordsize="75343,75600" o:gfxdata="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">
+              <v:group id="Group 481958639" o:spid="_x0000_s1027" style="position:absolute;left:15788;width:75343;height:75600" coordorigin="15788" coordsize="75343,75600" o:gfxdata="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">
+                <v:rect id="Rectangle 2055915541" o:spid="_x0000_s1028" style="position:absolute;left:15788;width:75343;height:75600;visibility:visible;mso-wrap-style:square;v-text-anchor:middle" o:gfxdata="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" filled="f" stroked="f">
                   <v:textbox inset="2.53958mm,2.53958mm,2.53958mm,2.53958mm">
                     <w:txbxContent>
                       <w:p>
@@ -3667,8 +10347,8 @@
                     </w:txbxContent>
                   </v:textbox>
                 </v:rect>
-                <v:group id="Group 1823469723" o:spid="_x0000_s1029" style="position:absolute;left:15788;width:75343;height:75600" coordorigin="15788" coordsize="75343,75600" o:gfxdata="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">
-                  <v:rect id="Rectangle 17926839" o:spid="_x0000_s1030" style="position:absolute;left:15788;width:75343;height:75600;visibility:visible;mso-wrap-style:square;v-text-anchor:middle" o:gfxdata="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" filled="f" stroked="f">
+                <v:group id="Group 1823469723" o:spid="_x0000_s1029" style="position:absolute;left:15788;width:75343;height:75600" coordorigin="15788" coordsize="75343,75600" o:gfxdata="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">
+                  <v:rect id="Rectangle 17926839" o:spid="_x0000_s1030" style="position:absolute;left:15788;width:75343;height:75600;visibility:visible;mso-wrap-style:square;v-text-anchor:middle" o:gfxdata="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" filled="f" stroked="f">
                     <v:textbox inset="2.53958mm,2.53958mm,2.53958mm,2.53958mm">
                       <w:txbxContent>
                         <w:p>
@@ -3680,8 +10360,8 @@
                       </w:txbxContent>
                     </v:textbox>
                   </v:rect>
-                  <v:group id="Group 713896742" o:spid="_x0000_s1031" style="position:absolute;left:15788;width:75343;height:75600" coordorigin="15788" coordsize="75343,75600" o:gfxdata="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">
-                    <v:rect id="Rectangle 2048273167" o:spid="_x0000_s1032" style="position:absolute;left:15788;width:75343;height:75600;visibility:visible;mso-wrap-style:square;v-text-anchor:middle" o:gfxdata="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" filled="f" stroked="f">
+                  <v:group id="Group 713896742" o:spid="_x0000_s1031" style="position:absolute;left:15788;width:75343;height:75600" coordorigin="15788" coordsize="75343,75600" o:gfxdata="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">
+                    <v:rect id="Rectangle 2048273167" o:spid="_x0000_s1032" style="position:absolute;left:15788;width:75343;height:75600;visibility:visible;mso-wrap-style:square;v-text-anchor:middle" o:gfxdata="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" filled="f" stroked="f">
                       <v:textbox inset="2.53958mm,2.53958mm,2.53958mm,2.53958mm">
                         <w:txbxContent>
                           <w:p>
@@ -3693,8 +10373,8 @@
                         </w:txbxContent>
                       </v:textbox>
                     </v:rect>
-                    <v:group id="Group 1410423812" o:spid="_x0000_s1033" style="position:absolute;left:15788;width:75343;height:75600" coordorigin="22329" coordsize="62262,75600" o:gfxdata="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">
-                      <v:rect id="Rectangle 512523102" o:spid="_x0000_s1034" style="position:absolute;left:22329;width:62262;height:75600;visibility:visible;mso-wrap-style:square;v-text-anchor:middle" o:gfxdata="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" filled="f" stroked="f">
+                    <v:group id="Group 1410423812" o:spid="_x0000_s1033" style="position:absolute;left:15788;width:75343;height:75600" coordorigin="22329" coordsize="62262,75600" o:gfxdata="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">
+                      <v:rect id="Rectangle 512523102" o:spid="_x0000_s1034" style="position:absolute;left:22329;width:62262;height:75600;visibility:visible;mso-wrap-style:square;v-text-anchor:middle" o:gfxdata="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" filled="f" stroked="f">
                         <v:textbox inset="2.53958mm,2.53958mm,2.53958mm,2.53958mm">
                           <w:txbxContent>
                             <w:p>
@@ -3706,8 +10386,8 @@
                           </w:txbxContent>
                         </v:textbox>
                       </v:rect>
-                      <v:group id="Group 1640675268" o:spid="_x0000_s1035" style="position:absolute;left:22329;width:62261;height:75600" coordorigin="1809,1048" coordsize="9121,14726" o:gfxdata="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">
-                        <v:rect id="Rectangle 1283272841" o:spid="_x0000_s1036" style="position:absolute;left:1809;top:1048;width:9100;height:14725;visibility:visible;mso-wrap-style:square;v-text-anchor:middle" o:gfxdata="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" filled="f" stroked="f">
+                      <v:group id="Group 1640675268" o:spid="_x0000_s1035" style="position:absolute;left:22329;width:62261;height:75600" coordorigin="1809,1048" coordsize="9121,14726" o:gfxdata="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">
+                        <v:rect id="Rectangle 1283272841" o:spid="_x0000_s1036" style="position:absolute;left:1809;top:1048;width:9100;height:14725;visibility:visible;mso-wrap-style:square;v-text-anchor:middle" o:gfxdata="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" filled="f" stroked="f">
                           <v:textbox inset="2.53958mm,2.53958mm,2.53958mm,2.53958mm">
                             <w:txbxContent>
                               <w:p>
@@ -3738,36 +10418,36 @@
                           <v:path o:extrusionok="f" gradientshapeok="t" o:connecttype="rect"/>
                           <o:lock v:ext="edit" aspectratio="t"/>
                         </v:shapetype>
-                        <v:shape id="Shape 12" o:spid="_x0000_s1037" type="#_x0000_t75" style="position:absolute;left:1809;top:1048;width:2154;height:2611;visibility:visible;mso-wrap-style:square" o:preferrelative="f" o:gfxdata="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">
+                        <v:shape id="Shape 12" o:spid="_x0000_s1037" type="#_x0000_t75" style="position:absolute;left:1809;top:1048;width:2154;height:2611;visibility:visible;mso-wrap-style:square" o:preferrelative="f" o:gfxdata="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">
                           <v:imagedata r:id="rId5" o:title=""/>
                         </v:shape>
-                        <v:shape id="Shape 13" o:spid="_x0000_s1038" type="#_x0000_t75" style="position:absolute;left:8775;top:1048;width:2155;height:2611;visibility:visible;mso-wrap-style:square" o:preferrelative="f" o:gfxdata="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">
+                        <v:shape id="Shape 13" o:spid="_x0000_s1038" type="#_x0000_t75" style="position:absolute;left:8775;top:1048;width:2155;height:2611;visibility:visible;mso-wrap-style:square" o:preferrelative="f" o:gfxdata="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">
                           <v:imagedata r:id="rId6" o:title=""/>
                         </v:shape>
-                        <v:shape id="Shape 14" o:spid="_x0000_s1039" type="#_x0000_t75" style="position:absolute;left:1809;top:13162;width:2154;height:2612;visibility:visible;mso-wrap-style:square" o:preferrelative="f" o:gfxdata="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">
+                        <v:shape id="Shape 14" o:spid="_x0000_s1039" type="#_x0000_t75" style="position:absolute;left:1809;top:13162;width:2154;height:2612;visibility:visible;mso-wrap-style:square" o:preferrelative="f" o:gfxdata="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">
                           <v:imagedata r:id="rId7" o:title=""/>
                         </v:shape>
-                        <v:shape id="Shape 15" o:spid="_x0000_s1040" type="#_x0000_t75" style="position:absolute;left:8775;top:13144;width:2155;height:2612;visibility:visible;mso-wrap-style:square" o:preferrelative="f" o:gfxdata="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">
+                        <v:shape id="Shape 15" o:spid="_x0000_s1040" type="#_x0000_t75" style="position:absolute;left:8775;top:13144;width:2155;height:2612;visibility:visible;mso-wrap-style:square" o:preferrelative="f" o:gfxdata="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">
                           <v:imagedata r:id="rId8" o:title=""/>
                         </v:shape>
                         <v:shapetype id="_x0000_t32" coordsize="21600,21600" o:spt="32" o:oned="t" path="m,l21600,21600e" filled="f">
                           <v:path arrowok="t" fillok="f" o:connecttype="none"/>
                           <o:lock v:ext="edit" shapetype="t"/>
                         </v:shapetype>
-                        <v:shape id="Straight Arrow Connector 888140561" o:spid="_x0000_s1041" type="#_x0000_t32" style="position:absolute;left:2079;top:3334;width:0;height:10170;visibility:visible;mso-wrap-style:square" o:connectortype="straight" o:gfxdata="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" strokeweight="7.5pt">
+                        <v:shape id="Straight Arrow Connector 888140561" o:spid="_x0000_s1041" type="#_x0000_t32" style="position:absolute;left:2079;top:3334;width:0;height:10170;visibility:visible;mso-wrap-style:square" o:connectortype="straight" o:gfxdata="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" strokeweight="7.5pt">
                           <v:stroke startarrowwidth="narrow" startarrowlength="short" endarrowwidth="narrow" endarrowlength="short" miterlimit="0" linestyle="thickThin" joinstyle="miter"/>
                         </v:shape>
-                        <v:shape id="Straight Arrow Connector 1086468593" o:spid="_x0000_s1042" type="#_x0000_t32" style="position:absolute;left:10665;top:3334;width:0;height:10170;visibility:visible;mso-wrap-style:square" o:connectortype="straight" o:gfxdata="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" strokeweight="7.5pt">
+                        <v:shape id="Straight Arrow Connector 1086468593" o:spid="_x0000_s1042" type="#_x0000_t32" style="position:absolute;left:10665;top:3334;width:0;height:10170;visibility:visible;mso-wrap-style:square" o:connectortype="straight" o:gfxdata="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" strokeweight="7.5pt">
                           <v:stroke startarrowwidth="narrow" startarrowlength="short" endarrowwidth="narrow" endarrowlength="short" miterlimit="0" linestyle="thinThick" joinstyle="miter"/>
                         </v:shape>
-                        <v:shape id="Straight Arrow Connector 1138537366" o:spid="_x0000_s1043" type="#_x0000_t32" style="position:absolute;left:3861;top:15556;width:5040;height:0;visibility:visible;mso-wrap-style:square" o:connectortype="straight" o:gfxdata="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" strokeweight="7.5pt">
+                        <v:shape id="Straight Arrow Connector 1138537366" o:spid="_x0000_s1043" type="#_x0000_t32" style="position:absolute;left:3861;top:15556;width:5040;height:0;visibility:visible;mso-wrap-style:square" o:connectortype="straight" o:gfxdata="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" strokeweight="7.5pt">
                           <v:stroke startarrowwidth="narrow" startarrowlength="short" endarrowwidth="narrow" endarrowlength="short" miterlimit="0" linestyle="thickThin" joinstyle="miter"/>
                         </v:shape>
-                        <v:shape id="Straight Arrow Connector 1768457207" o:spid="_x0000_s1044" type="#_x0000_t32" style="position:absolute;left:3861;top:1264;width:5040;height:0;visibility:visible;mso-wrap-style:square" o:connectortype="straight" o:gfxdata="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" strokeweight="7.5pt">
+                        <v:shape id="Straight Arrow Connector 1768457207" o:spid="_x0000_s1044" type="#_x0000_t32" style="position:absolute;left:3861;top:1264;width:5040;height:0;visibility:visible;mso-wrap-style:square" o:connectortype="straight" o:gfxdata="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" strokeweight="7.5pt">
                           <v:stroke startarrowwidth="narrow" startarrowlength="short" endarrowwidth="narrow" endarrowlength="short" miterlimit="0" linestyle="thinThick" joinstyle="miter"/>
                         </v:shape>
                       </v:group>
-                      <v:rect id="Rectangle 1473039878" o:spid="_x0000_s1045" style="position:absolute;left:25859;top:6165;width:58284;height:4002;visibility:visible;mso-wrap-style:square;v-text-anchor:top" o:gfxdata="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" filled="f" stroked="f">
+                      <v:rect id="Rectangle 1473039878" o:spid="_x0000_s1045" style="position:absolute;left:25859;top:6165;width:58284;height:4002;visibility:visible;mso-wrap-style:square;v-text-anchor:top" o:gfxdata="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" filled="f" stroked="f">
                         <v:textbox inset="2.53958mm,2.53958mm,2.53958mm,2.53958mm">
                           <w:txbxContent>
                             <w:p>
@@ -3783,13 +10463,22 @@
                                   <w:color w:val="000000"/>
                                   <w:sz w:val="28"/>
                                 </w:rPr>
-                                <w:t>TRƯỜNG ĐẠI HỌC CÔNG NGHỆ THÔNG TIN – ĐHQG TP. HCM</w:t>
+                                <w:t xml:space="preserve">TRƯỜNG ĐẠI HỌC CÔNG NGHỆ THÔNG TIN – ĐHQG TP. </w:t>
+                              </w:r>
+                              <w:r>
+                                <w:rPr>
+                                  <w:rFonts w:ascii="Times New Roman" w:eastAsia="Times New Roman" w:hAnsi="Times New Roman" w:cs="Times New Roman"/>
+                                  <w:b/>
+                                  <w:color w:val="000000"/>
+                                  <w:sz w:val="28"/>
+                                </w:rPr>
+                                <w:t>HCM</w:t>
                               </w:r>
                             </w:p>
                           </w:txbxContent>
                         </v:textbox>
                       </v:rect>
-                      <v:rect id="Rectangle 796220067" o:spid="_x0000_s1046" style="position:absolute;left:30407;top:8724;width:48282;height:4002;visibility:visible;mso-wrap-style:square;v-text-anchor:top" o:gfxdata="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" filled="f" stroked="f">
+                      <v:rect id="Rectangle 796220067" o:spid="_x0000_s1046" style="position:absolute;left:30407;top:8724;width:48282;height:4002;visibility:visible;mso-wrap-style:square;v-text-anchor:top" o:gfxdata="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" filled="f" stroked="f">
                         <v:textbox inset="2.53958mm,2.53958mm,2.53958mm,2.53958mm">
                           <w:txbxContent>
                             <w:p>
@@ -3825,8 +10514,121 @@
 </file>
 
 <file path=word/numbering.xml><?xml version="1.0" encoding="utf-8"?>
-<w:numbering xmlns:wpc="http://schemas.microsoft.com/office/word/2010/wordprocessingCanvas" xmlns:cx="http://schemas.microsoft.com/office/drawing/2014/chartex" xmlns:cx1="http://schemas.microsoft.com/office/drawing/2015/9/8/chartex" xmlns:cx2="http://schemas.microsoft.com/office/drawing/2015/10/21/chartex" xmlns:cx3="http://schemas.microsoft.com/office/drawing/2016/5/9/chartex" xmlns:cx4="http://schemas.microsoft.com/office/drawing/2016/5/10/chartex" xmlns:cx5="http://schemas.microsoft.com/office/drawing/2016/5/11/chartex" xmlns:cx6="http://schemas.microsoft.com/office/drawing/2016/5/12/chartex" xmlns:cx7="http://schemas.microsoft.com/office/drawing/2016/5/13/chartex" xmlns:cx8="http://schemas.microsoft.com/office/drawing/2016/5/14/chartex" xmlns:mc="http://schemas.openxmlformats.org/markup-compatibility/2006" xmlns:aink="http://schemas.microsoft.com/office/drawing/2016/ink" xmlns:am3d="http://schemas.microsoft.com/office/drawing/2017/model3d" xmlns:o="urn:schemas-microsoft-com:office:office" xmlns:oel="http://schemas.microsoft.com/office/2019/extlst" xmlns:r="http://schemas.openxmlformats.org/officeDocument/2006/relationships" xmlns:m="http://schemas.openxmlformats.org/officeDocument/2006/math" xmlns:v="urn:schemas-microsoft-com:vml" xmlns:wp14="http://schemas.microsoft.com/office/word/2010/wordprocessingDrawing" xmlns:wp="http://schemas.openxmlformats.org/drawingml/2006/wordprocessingDrawing" xmlns:w10="urn:schemas-microsoft-com:office:word" xmlns:w="http://schemas.openxmlformats.org/wordprocessingml/2006/main" xmlns:w14="http://schemas.microsoft.com/office/word/2010/wordml" xmlns:w15="http://schemas.microsoft.com/office/word/2012/wordml" xmlns:w16cex="http://schemas.microsoft.com/office/word/2018/wordml/cex" xmlns:w16cid="http://schemas.microsoft.com/office/word/2016/wordml/cid" xmlns:w16="http://schemas.microsoft.com/office/word/2018/wordml" xmlns:w16du="http://schemas.microsoft.com/office/word/2023/wordml/word16du" xmlns:w16sdtdh="http://schemas.microsoft.com/office/word/2020/wordml/sdtdatahash" xmlns:w16sdtfl="http://schemas.microsoft.com/office/word/2024/wordml/sdtformatlock" xmlns:w16se="http://schemas.microsoft.com/office/word/2015/wordml/symex" xmlns:wpg="http://schemas.microsoft.com/office/word/2010/wordprocessingGroup" xmlns:wpi="http://schemas.microsoft.com/office/word/2010/wordprocessingInk" xmlns:wne="http://schemas.microsoft.com/office/word/2006/wordml" xmlns:wps="http://schemas.microsoft.com/office/word/2010/wordprocessingShape" mc:Ignorable="w14 w15 w16se w16cid w16 w16cex w16sdtdh w16sdtfl w16du wp14">
-  <w:abstractNum w:abstractNumId="0" w15:restartNumberingAfterBreak="0">
+<w:numbering xmlns:wpc="http://schemas.microsoft.com/office/word/2010/wordprocessingCanvas" xmlns:mc="http://schemas.openxmlformats.org/markup-compatibility/2006" xmlns:o="urn:schemas-microsoft-com:office:office" xmlns:r="http://schemas.openxmlformats.org/officeDocument/2006/relationships" xmlns:m="http://schemas.openxmlformats.org/officeDocument/2006/math" xmlns:v="urn:schemas-microsoft-com:vml" xmlns:wp14="http://schemas.microsoft.com/office/word/2010/wordprocessingDrawing" xmlns:wp="http://schemas.openxmlformats.org/drawingml/2006/wordprocessingDrawing" xmlns:w10="urn:schemas-microsoft-com:office:word" xmlns:w="http://schemas.openxmlformats.org/wordprocessingml/2006/main" xmlns:w14="http://schemas.microsoft.com/office/word/2010/wordml" xmlns:w15="http://schemas.microsoft.com/office/word/2012/wordml" xmlns:wpg="http://schemas.microsoft.com/office/word/2010/wordprocessingGroup" xmlns:wpi="http://schemas.microsoft.com/office/word/2010/wordprocessingInk" xmlns:wne="http://schemas.microsoft.com/office/word/2006/wordml" xmlns:wps="http://schemas.microsoft.com/office/word/2010/wordprocessingShape" mc:Ignorable="w14 w15 wp14">
+  <w:abstractNum w:abstractNumId="0">
+    <w:nsid w:val="27900B0B"/>
+    <w:multiLevelType w:val="hybridMultilevel"/>
+    <w:tmpl w:val="6CE64E22"/>
+    <w:lvl w:ilvl="0" w:tplc="36A2519E">
+      <w:start w:val="4"/>
+      <w:numFmt w:val="bullet"/>
+      <w:lvlText w:val="-"/>
+      <w:lvlJc w:val="left"/>
+      <w:pPr>
+        <w:ind w:left="705" w:hanging="360"/>
+      </w:pPr>
+      <w:rPr>
+        <w:rFonts w:ascii="Times New Roman" w:eastAsia="Times New Roman" w:hAnsi="Times New Roman" w:cs="Times New Roman" w:hint="default"/>
+      </w:rPr>
+    </w:lvl>
+    <w:lvl w:ilvl="1" w:tplc="04090003" w:tentative="1">
+      <w:start w:val="1"/>
+      <w:numFmt w:val="bullet"/>
+      <w:lvlText w:val="o"/>
+      <w:lvlJc w:val="left"/>
+      <w:pPr>
+        <w:ind w:left="1425" w:hanging="360"/>
+      </w:pPr>
+      <w:rPr>
+        <w:rFonts w:ascii="Courier New" w:hAnsi="Courier New" w:cs="Courier New" w:hint="default"/>
+      </w:rPr>
+    </w:lvl>
+    <w:lvl w:ilvl="2" w:tplc="04090005" w:tentative="1">
+      <w:start w:val="1"/>
+      <w:numFmt w:val="bullet"/>
+      <w:lvlText w:val=""/>
+      <w:lvlJc w:val="left"/>
+      <w:pPr>
+        <w:ind w:left="2145" w:hanging="360"/>
+      </w:pPr>
+      <w:rPr>
+        <w:rFonts w:ascii="Wingdings" w:hAnsi="Wingdings" w:hint="default"/>
+      </w:rPr>
+    </w:lvl>
+    <w:lvl w:ilvl="3" w:tplc="04090001" w:tentative="1">
+      <w:start w:val="1"/>
+      <w:numFmt w:val="bullet"/>
+      <w:lvlText w:val=""/>
+      <w:lvlJc w:val="left"/>
+      <w:pPr>
+        <w:ind w:left="2865" w:hanging="360"/>
+      </w:pPr>
+      <w:rPr>
+        <w:rFonts w:ascii="Symbol" w:hAnsi="Symbol" w:hint="default"/>
+      </w:rPr>
+    </w:lvl>
+    <w:lvl w:ilvl="4" w:tplc="04090003" w:tentative="1">
+      <w:start w:val="1"/>
+      <w:numFmt w:val="bullet"/>
+      <w:lvlText w:val="o"/>
+      <w:lvlJc w:val="left"/>
+      <w:pPr>
+        <w:ind w:left="3585" w:hanging="360"/>
+      </w:pPr>
+      <w:rPr>
+        <w:rFonts w:ascii="Courier New" w:hAnsi="Courier New" w:cs="Courier New" w:hint="default"/>
+      </w:rPr>
+    </w:lvl>
+    <w:lvl w:ilvl="5" w:tplc="04090005" w:tentative="1">
+      <w:start w:val="1"/>
+      <w:numFmt w:val="bullet"/>
+      <w:lvlText w:val=""/>
+      <w:lvlJc w:val="left"/>
+      <w:pPr>
+        <w:ind w:left="4305" w:hanging="360"/>
+      </w:pPr>
+      <w:rPr>
+        <w:rFonts w:ascii="Wingdings" w:hAnsi="Wingdings" w:hint="default"/>
+      </w:rPr>
+    </w:lvl>
+    <w:lvl w:ilvl="6" w:tplc="04090001" w:tentative="1">
+      <w:start w:val="1"/>
+      <w:numFmt w:val="bullet"/>
+      <w:lvlText w:val=""/>
+      <w:lvlJc w:val="left"/>
+      <w:pPr>
+        <w:ind w:left="5025" w:hanging="360"/>
+      </w:pPr>
+      <w:rPr>
+        <w:rFonts w:ascii="Symbol" w:hAnsi="Symbol" w:hint="default"/>
+      </w:rPr>
+    </w:lvl>
+    <w:lvl w:ilvl="7" w:tplc="04090003" w:tentative="1">
+      <w:start w:val="1"/>
+      <w:numFmt w:val="bullet"/>
+      <w:lvlText w:val="o"/>
+      <w:lvlJc w:val="left"/>
+      <w:pPr>
+        <w:ind w:left="5745" w:hanging="360"/>
+      </w:pPr>
+      <w:rPr>
+        <w:rFonts w:ascii="Courier New" w:hAnsi="Courier New" w:cs="Courier New" w:hint="default"/>
+      </w:rPr>
+    </w:lvl>
+    <w:lvl w:ilvl="8" w:tplc="04090005" w:tentative="1">
+      <w:start w:val="1"/>
+      <w:numFmt w:val="bullet"/>
+      <w:lvlText w:val=""/>
+      <w:lvlJc w:val="left"/>
+      <w:pPr>
+        <w:ind w:left="6465" w:hanging="360"/>
+      </w:pPr>
+      <w:rPr>
+        <w:rFonts w:ascii="Wingdings" w:hAnsi="Wingdings" w:hint="default"/>
+      </w:rPr>
+    </w:lvl>
+  </w:abstractNum>
+  <w:abstractNum w:abstractNumId="1">
     <w:nsid w:val="45BE4CEA"/>
     <w:multiLevelType w:val="multilevel"/>
     <w:tmpl w:val="C8FC0406"/>
@@ -3947,7 +10749,7 @@
       </w:rPr>
     </w:lvl>
   </w:abstractNum>
-  <w:abstractNum w:abstractNumId="1" w15:restartNumberingAfterBreak="0">
+  <w:abstractNum w:abstractNumId="2">
     <w:nsid w:val="525B43B8"/>
     <w:multiLevelType w:val="multilevel"/>
     <w:tmpl w:val="1C7AECFE"/>
@@ -4068,7 +10870,7 @@
       </w:rPr>
     </w:lvl>
   </w:abstractNum>
-  <w:abstractNum w:abstractNumId="2" w15:restartNumberingAfterBreak="0">
+  <w:abstractNum w:abstractNumId="3">
     <w:nsid w:val="60850D30"/>
     <w:multiLevelType w:val="multilevel"/>
     <w:tmpl w:val="D9CC0B66"/>
@@ -4181,20 +10983,23 @@
       </w:rPr>
     </w:lvl>
   </w:abstractNum>
-  <w:num w:numId="1" w16cid:durableId="1488471963">
+  <w:num w:numId="1">
+    <w:abstractNumId w:val="3"/>
+  </w:num>
+  <w:num w:numId="2">
+    <w:abstractNumId w:val="1"/>
+  </w:num>
+  <w:num w:numId="3">
     <w:abstractNumId w:val="2"/>
   </w:num>
-  <w:num w:numId="2" w16cid:durableId="1564289473">
+  <w:num w:numId="4">
     <w:abstractNumId w:val="0"/>
-  </w:num>
-  <w:num w:numId="3" w16cid:durableId="1402950787">
-    <w:abstractNumId w:val="1"/>
   </w:num>
 </w:numbering>
 </file>
 
 <file path=word/styles.xml><?xml version="1.0" encoding="utf-8"?>
-<w:styles xmlns:mc="http://schemas.openxmlformats.org/markup-compatibility/2006" xmlns:r="http://schemas.openxmlformats.org/officeDocument/2006/relationships" xmlns:w="http://schemas.openxmlformats.org/wordprocessingml/2006/main" xmlns:w14="http://schemas.microsoft.com/office/word/2010/wordml" xmlns:w15="http://schemas.microsoft.com/office/word/2012/wordml" xmlns:w16cex="http://schemas.microsoft.com/office/word/2018/wordml/cex" xmlns:w16cid="http://schemas.microsoft.com/office/word/2016/wordml/cid" xmlns:w16="http://schemas.microsoft.com/office/word/2018/wordml" xmlns:w16du="http://schemas.microsoft.com/office/word/2023/wordml/word16du" xmlns:w16sdtdh="http://schemas.microsoft.com/office/word/2020/wordml/sdtdatahash" xmlns:w16sdtfl="http://schemas.microsoft.com/office/word/2024/wordml/sdtformatlock" xmlns:w16se="http://schemas.microsoft.com/office/word/2015/wordml/symex" mc:Ignorable="w14 w15 w16se w16cid w16 w16cex w16sdtdh w16sdtfl w16du">
+<w:styles xmlns:mc="http://schemas.openxmlformats.org/markup-compatibility/2006" xmlns:r="http://schemas.openxmlformats.org/officeDocument/2006/relationships" xmlns:w="http://schemas.openxmlformats.org/wordprocessingml/2006/main" xmlns:w14="http://schemas.microsoft.com/office/word/2010/wordml" xmlns:w15="http://schemas.microsoft.com/office/word/2012/wordml" mc:Ignorable="w14 w15">
   <w:docDefaults>
     <w:rPrDefault>
       <w:rPr>
@@ -4210,7 +11015,7 @@
       </w:pPr>
     </w:pPrDefault>
   </w:docDefaults>
-  <w:latentStyles w:defLockedState="0" w:defUIPriority="99" w:defSemiHidden="0" w:defUnhideWhenUsed="0" w:defQFormat="0" w:count="376">
+  <w:latentStyles w:defLockedState="0" w:defUIPriority="99" w:defSemiHidden="0" w:defUnhideWhenUsed="0" w:defQFormat="0" w:count="371">
     <w:lsdException w:name="Normal" w:uiPriority="0" w:qFormat="1"/>
     <w:lsdException w:name="heading 1" w:uiPriority="9" w:qFormat="1"/>
     <w:lsdException w:name="heading 2" w:semiHidden="1" w:uiPriority="9" w:unhideWhenUsed="1" w:qFormat="1"/>
@@ -4582,11 +11387,6 @@
     <w:lsdException w:name="List Table 5 Dark Accent 6" w:uiPriority="50"/>
     <w:lsdException w:name="List Table 6 Colorful Accent 6" w:uiPriority="51"/>
     <w:lsdException w:name="List Table 7 Colorful Accent 6" w:uiPriority="52"/>
-    <w:lsdException w:name="Mention" w:semiHidden="1" w:unhideWhenUsed="1"/>
-    <w:lsdException w:name="Smart Hyperlink" w:semiHidden="1" w:unhideWhenUsed="1"/>
-    <w:lsdException w:name="Hashtag" w:semiHidden="1" w:unhideWhenUsed="1"/>
-    <w:lsdException w:name="Unresolved Mention" w:semiHidden="1" w:unhideWhenUsed="1"/>
-    <w:lsdException w:name="Smart Link" w:semiHidden="1" w:unhideWhenUsed="1"/>
   </w:latentStyles>
   <w:style w:type="paragraph" w:default="1" w:styleId="Normal">
     <w:name w:val="Normal"/>
@@ -4709,6 +11509,7 @@
   <w:style w:type="character" w:default="1" w:styleId="DefaultParagraphFont">
     <w:name w:val="Default Paragraph Font"/>
     <w:uiPriority w:val="1"/>
+    <w:semiHidden/>
     <w:unhideWhenUsed/>
   </w:style>
   <w:style w:type="table" w:default="1" w:styleId="TableNormal">
@@ -4781,6 +11582,12 @@
     <w:tblPr>
       <w:tblStyleRowBandSize w:val="1"/>
       <w:tblStyleColBandSize w:val="1"/>
+      <w:tblCellMar>
+        <w:top w:w="100" w:type="dxa"/>
+        <w:left w:w="100" w:type="dxa"/>
+        <w:bottom w:w="100" w:type="dxa"/>
+        <w:right w:w="100" w:type="dxa"/>
+      </w:tblCellMar>
     </w:tblPr>
   </w:style>
   <w:style w:type="paragraph" w:styleId="ListParagraph">
@@ -4798,7 +11605,6 @@
     <w:name w:val="Normal (Web)"/>
     <w:basedOn w:val="Normal"/>
     <w:uiPriority w:val="99"/>
-    <w:semiHidden/>
     <w:unhideWhenUsed/>
     <w:rsid w:val="009A29EE"/>
     <w:pPr>
@@ -4820,6 +11626,7 @@
       <w:spacing w:line="240" w:lineRule="auto"/>
     </w:pPr>
     <w:tblPr>
+      <w:tblInd w:w="0" w:type="dxa"/>
       <w:tblBorders>
         <w:top w:val="single" w:sz="4" w:space="0" w:color="auto"/>
         <w:left w:val="single" w:sz="4" w:space="0" w:color="auto"/>
@@ -4828,7 +11635,78 @@
         <w:insideH w:val="single" w:sz="4" w:space="0" w:color="auto"/>
         <w:insideV w:val="single" w:sz="4" w:space="0" w:color="auto"/>
       </w:tblBorders>
+      <w:tblCellMar>
+        <w:top w:w="0" w:type="dxa"/>
+        <w:left w:w="108" w:type="dxa"/>
+        <w:bottom w:w="0" w:type="dxa"/>
+        <w:right w:w="108" w:type="dxa"/>
+      </w:tblCellMar>
     </w:tblPr>
+  </w:style>
+  <w:style w:type="table" w:customStyle="1" w:styleId="TableGrid0">
+    <w:name w:val="TableGrid"/>
+    <w:rsid w:val="00962D75"/>
+    <w:pPr>
+      <w:spacing w:line="240" w:lineRule="auto"/>
+    </w:pPr>
+    <w:rPr>
+      <w:rFonts w:asciiTheme="minorHAnsi" w:eastAsiaTheme="minorEastAsia" w:hAnsiTheme="minorHAnsi" w:cstheme="minorBidi"/>
+      <w:lang w:val="en-US" w:eastAsia="en-US"/>
+    </w:rPr>
+    <w:tblPr>
+      <w:tblCellMar>
+        <w:top w:w="0" w:type="dxa"/>
+        <w:left w:w="0" w:type="dxa"/>
+        <w:bottom w:w="0" w:type="dxa"/>
+        <w:right w:w="0" w:type="dxa"/>
+      </w:tblCellMar>
+    </w:tblPr>
+  </w:style>
+  <w:style w:type="character" w:styleId="Strong">
+    <w:name w:val="Strong"/>
+    <w:basedOn w:val="DefaultParagraphFont"/>
+    <w:uiPriority w:val="22"/>
+    <w:qFormat/>
+    <w:rsid w:val="00962D75"/>
+    <w:rPr>
+      <w:b/>
+      <w:bCs/>
+    </w:rPr>
+  </w:style>
+  <w:style w:type="character" w:customStyle="1" w:styleId="mord">
+    <w:name w:val="mord"/>
+    <w:basedOn w:val="DefaultParagraphFont"/>
+    <w:rsid w:val="00962D75"/>
+  </w:style>
+  <w:style w:type="character" w:customStyle="1" w:styleId="mbin">
+    <w:name w:val="mbin"/>
+    <w:basedOn w:val="DefaultParagraphFont"/>
+    <w:rsid w:val="00962D75"/>
+  </w:style>
+  <w:style w:type="character" w:customStyle="1" w:styleId="mopen">
+    <w:name w:val="mopen"/>
+    <w:basedOn w:val="DefaultParagraphFont"/>
+    <w:rsid w:val="00962D75"/>
+  </w:style>
+  <w:style w:type="character" w:customStyle="1" w:styleId="mclose">
+    <w:name w:val="mclose"/>
+    <w:basedOn w:val="DefaultParagraphFont"/>
+    <w:rsid w:val="00962D75"/>
+  </w:style>
+  <w:style w:type="character" w:customStyle="1" w:styleId="katex-mathml">
+    <w:name w:val="katex-mathml"/>
+    <w:basedOn w:val="DefaultParagraphFont"/>
+    <w:rsid w:val="00962D75"/>
+  </w:style>
+  <w:style w:type="character" w:customStyle="1" w:styleId="mrel">
+    <w:name w:val="mrel"/>
+    <w:basedOn w:val="DefaultParagraphFont"/>
+    <w:rsid w:val="00962D75"/>
+  </w:style>
+  <w:style w:type="character" w:customStyle="1" w:styleId="mpunct">
+    <w:name w:val="mpunct"/>
+    <w:basedOn w:val="DefaultParagraphFont"/>
+    <w:rsid w:val="00962D75"/>
   </w:style>
 </w:styles>
 </file>
